--- a/originali/Regolamento Fantacluster 2025-2026.docx
+++ b/originali/Regolamento Fantacluster 2025-2026.docx
@@ -1566,7 +1566,7 @@
                 <w:szCs w:val="20"/>
                 <w:lang w:val="it-IT"/>
               </w:rPr>
-              <w:t>TBD</w:t>
+              <w:t>Sestolans FC</w:t>
             </w:r>
           </w:p>
         </w:tc>

--- a/originali/Regolamento Fantacluster 2025-2026.docx
+++ b/originali/Regolamento Fantacluster 2025-2026.docx
@@ -5892,6 +5892,31 @@
           <w:lang w:val="it-IT"/>
         </w:rPr>
         <w:t>).</w:t>
+      </w:r>
+    </w:p>
+    <w:p>
+      <w:pPr>
+        <w:pStyle w:val="Paragrafoelenco"/>
+        <w:numPr>
+          <w:ilvl w:val="1"/>
+          <w:numId w:val="5"/>
+        </w:numPr>
+        <w:spacing w:after="0"/>
+        <w:ind w:left="851"/>
+        <w:jc w:val="both"/>
+        <w:rPr>
+          <w:sz w:val="20"/>
+          <w:szCs w:val="20"/>
+          <w:lang w:val="it-IT"/>
+        </w:rPr>
+      </w:pPr>
+      <w:r>
+        <w:rPr>
+          <w:sz w:val="20"/>
+          <w:szCs w:val="20"/>
+          <w:lang w:val="it-IT"/>
+        </w:rPr>
+        <w:t xml:space="preserve">Il limite temporale per l’inserimento e la modifica della formazione coincide con l’inizio della giornata (fischio d’inizio della prima gara del turno). Trascorso tale termine non è più consentita alcuna modifica alla formazione schierata.</w:t>
       </w:r>
     </w:p>
     <w:p>

--- a/originali/Regolamento Fantacluster 2025-2026.docx
+++ b/originali/Regolamento Fantacluster 2025-2026.docx
@@ -5586,7 +5586,7 @@
           <w:szCs w:val="20"/>
           <w:lang w:val="it-IT"/>
         </w:rPr>
-        <w:t>Composizione della panchina e cambi</w:t>
+        <w:t>Composizione panchina, cambi, e inserimento formazione</w:t>
       </w:r>
     </w:p>
     <w:p>

--- a/originali/Regolamento Fantacluster 2025-2026.docx
+++ b/originali/Regolamento Fantacluster 2025-2026.docx
@@ -2564,7 +2564,7 @@
                 <w:szCs w:val="20"/>
                 <w:lang w:val="it-IT"/>
               </w:rPr>
-              <w:t>degli artt. 10 ss.</w:t>
+              <w:t>degli artt. 11 ss.</w:t>
             </w:r>
           </w:p>
           <w:p>
@@ -2749,27 +2749,57 @@
           <w:szCs w:val="20"/>
           <w:lang w:val="it-IT"/>
         </w:rPr>
-        <w:t>Fascia di punt</w:t>
-      </w:r>
-      <w:r>
-        <w:rPr>
-          <w:b/>
-          <w:bCs/>
-          <w:sz w:val="20"/>
-          <w:szCs w:val="20"/>
-          <w:lang w:val="it-IT"/>
-        </w:rPr>
-        <w:t>eggio</w:t>
-      </w:r>
-      <w:r>
-        <w:rPr>
-          <w:b/>
-          <w:bCs/>
-          <w:sz w:val="20"/>
-          <w:szCs w:val="20"/>
-          <w:lang w:val="it-IT"/>
-        </w:rPr>
-        <w:t xml:space="preserve"> e gol assegnati</w:t>
+        <w:t>Budget</w:t>
+      </w:r>
+      <w:r>
+        <w:rPr>
+          <w:b/>
+          <w:bCs/>
+          <w:sz w:val="20"/>
+          <w:szCs w:val="20"/>
+          <w:lang w:val="it-IT"/>
+        </w:rPr>
+        <w:t xml:space="preserve">, prima </w:t>
+      </w:r>
+      <w:r>
+        <w:rPr>
+          <w:b/>
+          <w:bCs/>
+          <w:sz w:val="20"/>
+          <w:szCs w:val="20"/>
+          <w:lang w:val="it-IT"/>
+        </w:rPr>
+        <w:t>asta</w:t>
+      </w:r>
+      <w:r>
+        <w:rPr>
+          <w:b/>
+          <w:bCs/>
+          <w:sz w:val="20"/>
+          <w:szCs w:val="20"/>
+          <w:lang w:val="it-IT"/>
+        </w:rPr>
+        <w:t xml:space="preserve">, </w:t>
+      </w:r>
+      <w:r>
+        <w:rPr>
+          <w:b/>
+          <w:bCs/>
+          <w:sz w:val="20"/>
+          <w:szCs w:val="20"/>
+          <w:lang w:val="it-IT"/>
+        </w:rPr>
+        <w:t>aste di riparazione</w:t>
+      </w:r>
+      <w:r>
+        <w:rPr>
+          <w:b/>
+          <w:bCs/>
+          <w:sz w:val="20"/>
+          <w:szCs w:val="20"/>
+          <w:lang w:val="it-IT"/>
+        </w:rPr>
+        <w:t xml:space="preserve"> e “conferme”</w:t>
       </w:r>
     </w:p>
     <w:p>
@@ -2794,7 +2824,2611 @@
           <w:szCs w:val="20"/>
           <w:lang w:val="it-IT"/>
         </w:rPr>
-        <w:t>Sulla base del punteggio totalizzato ai sensi degli artt. 10 e 11</w:t>
+        <w:t xml:space="preserve">Il budget è fissato a </w:t>
+      </w:r>
+      <w:r>
+        <w:rPr>
+          <w:b/>
+          <w:bCs/>
+          <w:sz w:val="20"/>
+          <w:szCs w:val="20"/>
+          <w:lang w:val="it-IT"/>
+        </w:rPr>
+        <w:t>500</w:t>
+      </w:r>
+      <w:r>
+        <w:rPr>
+          <w:sz w:val="20"/>
+          <w:szCs w:val="20"/>
+          <w:lang w:val="it-IT"/>
+        </w:rPr>
+        <w:t xml:space="preserve"> (cinquecento) Fantamilioni (di seguito anche “FM”).</w:t>
+      </w:r>
+    </w:p>
+    <w:p>
+      <w:pPr>
+        <w:pStyle w:val="Paragrafoelenco"/>
+        <w:numPr>
+          <w:ilvl w:val="1"/>
+          <w:numId w:val="5"/>
+        </w:numPr>
+        <w:spacing w:after="0"/>
+        <w:ind w:left="851"/>
+        <w:jc w:val="both"/>
+        <w:rPr>
+          <w:sz w:val="20"/>
+          <w:szCs w:val="20"/>
+          <w:lang w:val="it-IT"/>
+        </w:rPr>
+      </w:pPr>
+      <w:r>
+        <w:rPr>
+          <w:sz w:val="20"/>
+          <w:szCs w:val="20"/>
+          <w:lang w:val="it-IT"/>
+        </w:rPr>
+        <w:t>La tipologia di asta segue la logica della “</w:t>
+      </w:r>
+      <w:r>
+        <w:rPr>
+          <w:b/>
+          <w:bCs/>
+          <w:sz w:val="20"/>
+          <w:szCs w:val="20"/>
+          <w:lang w:val="it-IT"/>
+        </w:rPr>
+        <w:t>asta classica a chiamata</w:t>
+      </w:r>
+      <w:r>
+        <w:rPr>
+          <w:sz w:val="20"/>
+          <w:szCs w:val="20"/>
+          <w:lang w:val="it-IT"/>
+        </w:rPr>
+        <w:t>”, svolta ruolo per ruolo</w:t>
+      </w:r>
+      <w:r>
+        <w:rPr>
+          <w:sz w:val="20"/>
+          <w:szCs w:val="20"/>
+          <w:lang w:val="it-IT"/>
+        </w:rPr>
+        <w:t xml:space="preserve"> a partire dai portieri, per poi procedere con </w:t>
+      </w:r>
+      <w:r>
+        <w:rPr>
+          <w:sz w:val="20"/>
+          <w:szCs w:val="20"/>
+          <w:lang w:val="it-IT"/>
+        </w:rPr>
+        <w:t>difensori, centrocampisti</w:t>
+      </w:r>
+      <w:r>
+        <w:rPr>
+          <w:sz w:val="20"/>
+          <w:szCs w:val="20"/>
+          <w:lang w:val="it-IT"/>
+        </w:rPr>
+        <w:t xml:space="preserve"> e infine </w:t>
+      </w:r>
+      <w:r>
+        <w:rPr>
+          <w:sz w:val="20"/>
+          <w:szCs w:val="20"/>
+          <w:lang w:val="it-IT"/>
+        </w:rPr>
+        <w:t xml:space="preserve">attaccanti. Il primo a chiamare il primo giocatore è il </w:t>
+      </w:r>
+      <w:r>
+        <w:rPr>
+          <w:sz w:val="20"/>
+          <w:szCs w:val="20"/>
+          <w:lang w:val="it-IT"/>
+        </w:rPr>
+        <w:t>F</w:t>
+      </w:r>
+      <w:r>
+        <w:rPr>
+          <w:sz w:val="20"/>
+          <w:szCs w:val="20"/>
+          <w:lang w:val="it-IT"/>
+        </w:rPr>
+        <w:t xml:space="preserve">antacampione dell’anno precedente. Successivamente, si procede con gli altri ruoli seguendo lo stesso ordine, con il </w:t>
+      </w:r>
+      <w:r>
+        <w:rPr>
+          <w:sz w:val="20"/>
+          <w:szCs w:val="20"/>
+          <w:lang w:val="it-IT"/>
+        </w:rPr>
+        <w:t>F</w:t>
+      </w:r>
+      <w:r>
+        <w:rPr>
+          <w:sz w:val="20"/>
+          <w:szCs w:val="20"/>
+          <w:lang w:val="it-IT"/>
+        </w:rPr>
+        <w:t>antacampione che ha la priorità di apertura per ogni ruolo.</w:t>
+      </w:r>
+    </w:p>
+    <w:p>
+      <w:pPr>
+        <w:pStyle w:val="Paragrafoelenco"/>
+        <w:numPr>
+          <w:ilvl w:val="1"/>
+          <w:numId w:val="5"/>
+        </w:numPr>
+        <w:spacing w:after="0"/>
+        <w:ind w:left="851"/>
+        <w:jc w:val="both"/>
+        <w:rPr>
+          <w:sz w:val="20"/>
+          <w:szCs w:val="20"/>
+          <w:lang w:val="it-IT"/>
+        </w:rPr>
+      </w:pPr>
+      <w:r>
+        <w:rPr>
+          <w:sz w:val="20"/>
+          <w:szCs w:val="20"/>
+          <w:lang w:val="it-IT"/>
+        </w:rPr>
+        <w:t>Qualora, durante l’asta, un Fantallenatore si aggiudicasse un portiere che rappresenti</w:t>
+      </w:r>
+      <w:r>
+        <w:rPr>
+          <w:sz w:val="20"/>
+          <w:szCs w:val="20"/>
+          <w:lang w:val="it-IT"/>
+        </w:rPr>
+        <w:t xml:space="preserve">, secondo le gerarchie di squadra, </w:t>
+      </w:r>
+      <w:r>
+        <w:rPr>
+          <w:sz w:val="20"/>
+          <w:szCs w:val="20"/>
+          <w:lang w:val="it-IT"/>
+        </w:rPr>
+        <w:t>il primo portiere della squadra di riferimento</w:t>
+      </w:r>
+      <w:r>
+        <w:rPr>
+          <w:sz w:val="20"/>
+          <w:szCs w:val="20"/>
+          <w:lang w:val="it-IT"/>
+        </w:rPr>
+        <w:t xml:space="preserve">, può decidere di </w:t>
+      </w:r>
+      <w:r>
+        <w:rPr>
+          <w:sz w:val="20"/>
+          <w:szCs w:val="20"/>
+          <w:lang w:val="it-IT"/>
+        </w:rPr>
+        <w:t xml:space="preserve">acquistare </w:t>
+      </w:r>
+      <w:r>
+        <w:rPr>
+          <w:sz w:val="20"/>
+          <w:szCs w:val="20"/>
+          <w:lang w:val="it-IT"/>
+        </w:rPr>
+        <w:t>il c.d. “</w:t>
+      </w:r>
+      <w:r>
+        <w:rPr>
+          <w:b/>
+          <w:bCs/>
+          <w:sz w:val="20"/>
+          <w:szCs w:val="20"/>
+          <w:lang w:val="it-IT"/>
+        </w:rPr>
+        <w:t>blocco</w:t>
+      </w:r>
+      <w:r>
+        <w:rPr>
+          <w:sz w:val="20"/>
+          <w:szCs w:val="20"/>
+          <w:lang w:val="it-IT"/>
+        </w:rPr>
+        <w:t xml:space="preserve">” </w:t>
+      </w:r>
+      <w:r>
+        <w:rPr>
+          <w:sz w:val="20"/>
+          <w:szCs w:val="20"/>
+          <w:lang w:val="it-IT"/>
+        </w:rPr>
+        <w:t>ottenendo</w:t>
+      </w:r>
+      <w:r>
+        <w:rPr>
+          <w:sz w:val="20"/>
+          <w:szCs w:val="20"/>
+          <w:lang w:val="it-IT"/>
+        </w:rPr>
+        <w:t>, senza asta, il secondo e il terzo portiere della medesima squadra del primo, al pre</w:t>
+      </w:r>
+      <w:r>
+        <w:rPr>
+          <w:sz w:val="20"/>
+          <w:szCs w:val="20"/>
+          <w:lang w:val="it-IT"/>
+        </w:rPr>
+        <w:t>zz</w:t>
+      </w:r>
+      <w:r>
+        <w:rPr>
+          <w:sz w:val="20"/>
+          <w:szCs w:val="20"/>
+          <w:lang w:val="it-IT"/>
+        </w:rPr>
+        <w:t xml:space="preserve">o di </w:t>
+      </w:r>
+      <w:r>
+        <w:rPr>
+          <w:b/>
+          <w:bCs/>
+          <w:sz w:val="20"/>
+          <w:szCs w:val="20"/>
+          <w:lang w:val="it-IT"/>
+        </w:rPr>
+        <w:t>1 (uno)</w:t>
+      </w:r>
+      <w:r>
+        <w:rPr>
+          <w:sz w:val="20"/>
+          <w:szCs w:val="20"/>
+          <w:lang w:val="it-IT"/>
+        </w:rPr>
+        <w:t xml:space="preserve"> </w:t>
+      </w:r>
+      <w:r>
+        <w:rPr>
+          <w:b/>
+          <w:bCs/>
+          <w:sz w:val="20"/>
+          <w:szCs w:val="20"/>
+          <w:lang w:val="it-IT"/>
+        </w:rPr>
+        <w:t>FM</w:t>
+      </w:r>
+      <w:r>
+        <w:rPr>
+          <w:b/>
+          <w:bCs/>
+          <w:sz w:val="20"/>
+          <w:szCs w:val="20"/>
+          <w:lang w:val="it-IT"/>
+        </w:rPr>
+        <w:t xml:space="preserve"> per portiere</w:t>
+      </w:r>
+      <w:r>
+        <w:rPr>
+          <w:sz w:val="20"/>
+          <w:szCs w:val="20"/>
+          <w:lang w:val="it-IT"/>
+        </w:rPr>
+        <w:t xml:space="preserve"> così </w:t>
+      </w:r>
+      <w:r>
+        <w:rPr>
+          <w:sz w:val="20"/>
+          <w:szCs w:val="20"/>
+          <w:lang w:val="it-IT"/>
+        </w:rPr>
+        <w:t>ottenuto</w:t>
+      </w:r>
+      <w:r>
+        <w:rPr>
+          <w:sz w:val="20"/>
+          <w:szCs w:val="20"/>
+          <w:lang w:val="it-IT"/>
+        </w:rPr>
+        <w:t>.</w:t>
+      </w:r>
+    </w:p>
+    <w:p>
+      <w:pPr>
+        <w:pStyle w:val="Paragrafoelenco"/>
+        <w:numPr>
+          <w:ilvl w:val="1"/>
+          <w:numId w:val="5"/>
+        </w:numPr>
+        <w:spacing w:after="0"/>
+        <w:jc w:val="both"/>
+        <w:rPr>
+          <w:sz w:val="20"/>
+          <w:szCs w:val="20"/>
+          <w:lang w:val="it-IT"/>
+        </w:rPr>
+      </w:pPr>
+      <w:r>
+        <w:rPr>
+          <w:sz w:val="20"/>
+          <w:szCs w:val="20"/>
+          <w:lang w:val="it-IT"/>
+        </w:rPr>
+        <w:t xml:space="preserve">Nel caso in cui, al termine dell’asta iniziale, dovessero rimanere dei </w:t>
+      </w:r>
+      <w:r>
+        <w:rPr>
+          <w:sz w:val="20"/>
+          <w:szCs w:val="20"/>
+          <w:lang w:val="it-IT"/>
+        </w:rPr>
+        <w:t>FM</w:t>
+      </w:r>
+      <w:r>
+        <w:rPr>
+          <w:sz w:val="20"/>
+          <w:szCs w:val="20"/>
+          <w:lang w:val="it-IT"/>
+        </w:rPr>
+        <w:t xml:space="preserve"> inutilizzati</w:t>
+      </w:r>
+      <w:r>
+        <w:rPr>
+          <w:sz w:val="20"/>
+          <w:szCs w:val="20"/>
+          <w:lang w:val="it-IT"/>
+        </w:rPr>
+        <w:t xml:space="preserve">, </w:t>
+      </w:r>
+      <w:r>
+        <w:rPr>
+          <w:sz w:val="20"/>
+          <w:szCs w:val="20"/>
+          <w:lang w:val="it-IT"/>
+        </w:rPr>
+        <w:t xml:space="preserve">tali </w:t>
+      </w:r>
+      <w:r>
+        <w:rPr>
+          <w:b/>
+          <w:bCs/>
+          <w:sz w:val="20"/>
+          <w:szCs w:val="20"/>
+          <w:lang w:val="it-IT"/>
+        </w:rPr>
+        <w:t>FM a credito</w:t>
+      </w:r>
+      <w:r>
+        <w:rPr>
+          <w:sz w:val="20"/>
+          <w:szCs w:val="20"/>
+          <w:lang w:val="it-IT"/>
+        </w:rPr>
+        <w:t xml:space="preserve"> </w:t>
+      </w:r>
+      <w:r>
+        <w:rPr>
+          <w:sz w:val="20"/>
+          <w:szCs w:val="20"/>
+          <w:lang w:val="it-IT"/>
+        </w:rPr>
+        <w:t xml:space="preserve">potranno essere impiegati dai </w:t>
+      </w:r>
+      <w:r>
+        <w:rPr>
+          <w:sz w:val="20"/>
+          <w:szCs w:val="20"/>
+          <w:lang w:val="it-IT"/>
+        </w:rPr>
+        <w:t xml:space="preserve">Fantallenatori </w:t>
+      </w:r>
+      <w:r>
+        <w:rPr>
+          <w:sz w:val="20"/>
+          <w:szCs w:val="20"/>
+          <w:lang w:val="it-IT"/>
+        </w:rPr>
+        <w:t xml:space="preserve">durante l’asta di riparazione prevista per il </w:t>
+      </w:r>
+      <w:r>
+        <w:rPr>
+          <w:sz w:val="20"/>
+          <w:szCs w:val="20"/>
+          <w:lang w:val="it-IT"/>
+        </w:rPr>
+        <w:t xml:space="preserve">periodo del </w:t>
+      </w:r>
+      <w:r>
+        <w:rPr>
+          <w:sz w:val="20"/>
+          <w:szCs w:val="20"/>
+          <w:lang w:val="it-IT"/>
+        </w:rPr>
+        <w:t xml:space="preserve">mese di </w:t>
+      </w:r>
+      <w:r>
+        <w:rPr>
+          <w:b/>
+          <w:bCs/>
+          <w:sz w:val="20"/>
+          <w:szCs w:val="20"/>
+          <w:lang w:val="it-IT"/>
+        </w:rPr>
+        <w:t>gennaio</w:t>
+      </w:r>
+      <w:r>
+        <w:rPr>
+          <w:sz w:val="20"/>
+          <w:szCs w:val="20"/>
+          <w:lang w:val="it-IT"/>
+        </w:rPr>
+        <w:t>. Pertanto, gli avanzi di FM dalla sessione d’asta originaria saranno considerati validi e disponibili per l’utilizzo nella successiva asta di riparazione.</w:t>
+      </w:r>
+    </w:p>
+    <w:p>
+      <w:pPr>
+        <w:pStyle w:val="Paragrafoelenco"/>
+        <w:numPr>
+          <w:ilvl w:val="1"/>
+          <w:numId w:val="5"/>
+        </w:numPr>
+        <w:spacing w:after="0"/>
+        <w:jc w:val="both"/>
+        <w:rPr>
+          <w:sz w:val="20"/>
+          <w:szCs w:val="20"/>
+          <w:lang w:val="it-IT"/>
+        </w:rPr>
+      </w:pPr>
+      <w:r>
+        <w:rPr>
+          <w:sz w:val="20"/>
+          <w:szCs w:val="20"/>
+          <w:lang w:val="it-IT"/>
+        </w:rPr>
+        <w:t xml:space="preserve">Viene </w:t>
+      </w:r>
+      <w:r>
+        <w:rPr>
+          <w:sz w:val="20"/>
+          <w:szCs w:val="20"/>
+          <w:lang w:val="it-IT"/>
+        </w:rPr>
+        <w:t xml:space="preserve">introdotta la possibilità di </w:t>
+      </w:r>
+      <w:r>
+        <w:rPr>
+          <w:b/>
+          <w:bCs/>
+          <w:sz w:val="20"/>
+          <w:szCs w:val="20"/>
+          <w:lang w:val="it-IT"/>
+        </w:rPr>
+        <w:t>confermare</w:t>
+      </w:r>
+      <w:r>
+        <w:rPr>
+          <w:sz w:val="20"/>
+          <w:szCs w:val="20"/>
+          <w:lang w:val="it-IT"/>
+        </w:rPr>
+        <w:t xml:space="preserve"> i giocatori acquistati durante l’asta, secondo le seguenti condizioni:</w:t>
+      </w:r>
+    </w:p>
+    <w:p>
+      <w:pPr>
+        <w:pStyle w:val="Paragrafoelenco"/>
+        <w:numPr>
+          <w:ilvl w:val="2"/>
+          <w:numId w:val="5"/>
+        </w:numPr>
+        <w:spacing w:after="0"/>
+        <w:ind w:left="1701"/>
+        <w:jc w:val="both"/>
+        <w:rPr>
+          <w:sz w:val="20"/>
+          <w:szCs w:val="20"/>
+          <w:lang w:val="it-IT"/>
+        </w:rPr>
+      </w:pPr>
+      <w:r>
+        <w:rPr>
+          <w:sz w:val="20"/>
+          <w:szCs w:val="20"/>
+          <w:lang w:val="it-IT"/>
+        </w:rPr>
+        <w:t xml:space="preserve">ogni squadra può effettuare un massimo di </w:t>
+      </w:r>
+      <w:r>
+        <w:rPr>
+          <w:b/>
+          <w:bCs/>
+          <w:sz w:val="20"/>
+          <w:szCs w:val="20"/>
+          <w:lang w:val="it-IT"/>
+        </w:rPr>
+        <w:t>una conferma per stagione</w:t>
+      </w:r>
+      <w:r>
+        <w:rPr>
+          <w:sz w:val="20"/>
+          <w:szCs w:val="20"/>
+          <w:lang w:val="it-IT"/>
+        </w:rPr>
+        <w:t>,</w:t>
+      </w:r>
+    </w:p>
+    <w:p>
+      <w:pPr>
+        <w:pStyle w:val="Paragrafoelenco"/>
+        <w:numPr>
+          <w:ilvl w:val="2"/>
+          <w:numId w:val="5"/>
+        </w:numPr>
+        <w:spacing w:after="0"/>
+        <w:ind w:left="1701"/>
+        <w:jc w:val="both"/>
+        <w:rPr>
+          <w:sz w:val="20"/>
+          <w:szCs w:val="20"/>
+          <w:lang w:val="it-IT"/>
+        </w:rPr>
+      </w:pPr>
+      <w:r>
+        <w:rPr>
+          <w:sz w:val="20"/>
+          <w:szCs w:val="20"/>
+          <w:lang w:val="it-IT"/>
+        </w:rPr>
+        <w:t xml:space="preserve">la conferma di un giocatore comporta il pagamento di un costo pari al </w:t>
+      </w:r>
+      <w:r>
+        <w:rPr>
+          <w:b/>
+          <w:bCs/>
+          <w:sz w:val="20"/>
+          <w:szCs w:val="20"/>
+          <w:lang w:val="it-IT"/>
+        </w:rPr>
+        <w:t>triplo</w:t>
+      </w:r>
+      <w:r>
+        <w:rPr>
+          <w:sz w:val="20"/>
+          <w:szCs w:val="20"/>
+          <w:lang w:val="it-IT"/>
+        </w:rPr>
+        <w:t xml:space="preserve"> del valore iniziale pagato all’asta</w:t>
+      </w:r>
+      <w:r>
+        <w:rPr>
+          <w:sz w:val="20"/>
+          <w:szCs w:val="20"/>
+          <w:lang w:val="it-IT"/>
+        </w:rPr>
+        <w:t>,</w:t>
+      </w:r>
+    </w:p>
+    <w:p>
+      <w:pPr>
+        <w:pStyle w:val="Paragrafoelenco"/>
+        <w:numPr>
+          <w:ilvl w:val="2"/>
+          <w:numId w:val="5"/>
+        </w:numPr>
+        <w:spacing w:after="0"/>
+        <w:ind w:left="1701"/>
+        <w:jc w:val="both"/>
+        <w:rPr>
+          <w:sz w:val="20"/>
+          <w:szCs w:val="20"/>
+          <w:lang w:val="it-IT"/>
+        </w:rPr>
+      </w:pPr>
+      <w:r>
+        <w:rPr>
+          <w:sz w:val="20"/>
+          <w:szCs w:val="20"/>
+          <w:lang w:val="it-IT"/>
+        </w:rPr>
+        <w:t xml:space="preserve">è possibile confermare lo stesso giocatore per un secondo anno consecutivo </w:t>
+      </w:r>
+      <w:r>
+        <w:rPr>
+          <w:sz w:val="20"/>
+          <w:szCs w:val="20"/>
+          <w:lang w:val="it-IT"/>
+        </w:rPr>
+        <w:t>(c.d. “</w:t>
+      </w:r>
+      <w:r>
+        <w:rPr>
+          <w:b/>
+          <w:bCs/>
+          <w:sz w:val="20"/>
+          <w:szCs w:val="20"/>
+          <w:lang w:val="it-IT"/>
+        </w:rPr>
+        <w:t>conferma della conferma</w:t>
+      </w:r>
+      <w:r>
+        <w:rPr>
+          <w:sz w:val="20"/>
+          <w:szCs w:val="20"/>
+          <w:lang w:val="it-IT"/>
+        </w:rPr>
+        <w:t xml:space="preserve">”) </w:t>
+      </w:r>
+      <w:r>
+        <w:rPr>
+          <w:sz w:val="20"/>
+          <w:szCs w:val="20"/>
+          <w:lang w:val="it-IT"/>
+        </w:rPr>
+        <w:t xml:space="preserve">pagando </w:t>
+      </w:r>
+      <w:r>
+        <w:rPr>
+          <w:sz w:val="20"/>
+          <w:szCs w:val="20"/>
+          <w:lang w:val="it-IT"/>
+        </w:rPr>
+        <w:t>nuovamente il</w:t>
+      </w:r>
+      <w:r>
+        <w:rPr>
+          <w:sz w:val="20"/>
+          <w:szCs w:val="20"/>
+          <w:lang w:val="it-IT"/>
+        </w:rPr>
+        <w:t xml:space="preserve"> </w:t>
+      </w:r>
+      <w:r>
+        <w:rPr>
+          <w:sz w:val="20"/>
+          <w:szCs w:val="20"/>
+          <w:lang w:val="it-IT"/>
+        </w:rPr>
+        <w:t>triplo del costo della prima conferma,</w:t>
+      </w:r>
+      <w:r>
+        <w:rPr>
+          <w:sz w:val="20"/>
+          <w:szCs w:val="20"/>
+          <w:lang w:val="it-IT"/>
+        </w:rPr>
+        <w:t xml:space="preserve"> quindi al valore </w:t>
+      </w:r>
+      <w:r>
+        <w:rPr>
+          <w:b/>
+          <w:bCs/>
+          <w:sz w:val="20"/>
+          <w:szCs w:val="20"/>
+          <w:lang w:val="it-IT"/>
+        </w:rPr>
+        <w:t>moltiplicato per nove</w:t>
+      </w:r>
+      <w:r>
+        <w:rPr>
+          <w:sz w:val="20"/>
+          <w:szCs w:val="20"/>
+          <w:lang w:val="it-IT"/>
+        </w:rPr>
+        <w:t xml:space="preserve"> il valore iniziale</w:t>
+      </w:r>
+      <w:r>
+        <w:rPr>
+          <w:sz w:val="20"/>
+          <w:szCs w:val="20"/>
+          <w:lang w:val="it-IT"/>
+        </w:rPr>
+        <w:t>,</w:t>
+      </w:r>
+    </w:p>
+    <w:p>
+      <w:pPr>
+        <w:pStyle w:val="Paragrafoelenco"/>
+        <w:numPr>
+          <w:ilvl w:val="2"/>
+          <w:numId w:val="5"/>
+        </w:numPr>
+        <w:spacing w:after="0"/>
+        <w:ind w:left="1701"/>
+        <w:jc w:val="both"/>
+        <w:rPr>
+          <w:sz w:val="20"/>
+          <w:szCs w:val="20"/>
+          <w:lang w:val="it-IT"/>
+        </w:rPr>
+      </w:pPr>
+      <w:r>
+        <w:rPr>
+          <w:sz w:val="20"/>
+          <w:szCs w:val="20"/>
+          <w:lang w:val="it-IT"/>
+        </w:rPr>
+        <w:t>al termine del secondo anno di conferma, il giocatore sarà automaticamente svincolato e non potrà essere confermato per un terzo anno consecutivo.</w:t>
+      </w:r>
+    </w:p>
+    <w:p>
+      <w:pPr>
+        <w:pStyle w:val="Paragrafoelenco"/>
+        <w:numPr>
+          <w:ilvl w:val="2"/>
+          <w:numId w:val="5"/>
+        </w:numPr>
+        <w:spacing w:after="0"/>
+        <w:ind w:left="1701"/>
+        <w:jc w:val="both"/>
+        <w:rPr>
+          <w:sz w:val="20"/>
+          <w:szCs w:val="20"/>
+          <w:lang w:val="it-IT"/>
+        </w:rPr>
+      </w:pPr>
+      <w:r>
+        <w:rPr>
+          <w:sz w:val="20"/>
+          <w:szCs w:val="20"/>
+          <w:lang w:val="it-IT"/>
+        </w:rPr>
+        <w:t>alla data del presente documento</w:t>
+      </w:r>
+      <w:r>
+        <w:rPr>
+          <w:sz w:val="20"/>
+          <w:szCs w:val="20"/>
+          <w:lang w:val="it-IT"/>
+        </w:rPr>
+        <w:t xml:space="preserve">, i </w:t>
+      </w:r>
+      <w:r>
+        <w:rPr>
+          <w:b/>
+          <w:bCs/>
+          <w:sz w:val="20"/>
+          <w:szCs w:val="20"/>
+          <w:lang w:val="it-IT"/>
+        </w:rPr>
+        <w:t xml:space="preserve">giocatori confermati per la stagione in corso </w:t>
+      </w:r>
+      <w:r>
+        <w:rPr>
+          <w:b/>
+          <w:bCs/>
+          <w:sz w:val="20"/>
+          <w:szCs w:val="20"/>
+          <w:lang w:val="it-IT"/>
+        </w:rPr>
+        <w:t>risultano</w:t>
+      </w:r>
+      <w:r>
+        <w:rPr>
+          <w:sz w:val="20"/>
+          <w:szCs w:val="20"/>
+          <w:lang w:val="it-IT"/>
+        </w:rPr>
+        <w:t>:</w:t>
+      </w:r>
+    </w:p>
+    <w:p>
+      <w:pPr>
+        <w:pStyle w:val="Paragrafoelenco"/>
+        <w:numPr>
+          <w:ilvl w:val="3"/>
+          <w:numId w:val="5"/>
+        </w:numPr>
+        <w:spacing w:after="0"/>
+        <w:ind w:left="2835"/>
+        <w:jc w:val="both"/>
+        <w:rPr>
+          <w:sz w:val="20"/>
+          <w:szCs w:val="20"/>
+          <w:lang w:val="it-IT"/>
+        </w:rPr>
+      </w:pPr>
+      <w:r>
+        <w:rPr>
+          <w:b/>
+          <w:bCs/>
+          <w:sz w:val="20"/>
+          <w:szCs w:val="20"/>
+          <w:lang w:val="it-IT"/>
+        </w:rPr>
+        <w:t>TBD</w:t>
+      </w:r>
+    </w:p>
+    <w:p>
+      <w:pPr>
+        <w:pStyle w:val="Paragrafoelenco"/>
+        <w:numPr>
+          <w:ilvl w:val="1"/>
+          <w:numId w:val="5"/>
+        </w:numPr>
+        <w:spacing w:after="0"/>
+        <w:jc w:val="both"/>
+        <w:rPr>
+          <w:sz w:val="20"/>
+          <w:szCs w:val="20"/>
+          <w:lang w:val="it-IT"/>
+        </w:rPr>
+      </w:pPr>
+      <w:r>
+        <w:rPr>
+          <w:sz w:val="20"/>
+          <w:szCs w:val="20"/>
+          <w:lang w:val="it-IT"/>
+        </w:rPr>
+        <w:t xml:space="preserve">Viene </w:t>
+      </w:r>
+      <w:r>
+        <w:rPr>
+          <w:sz w:val="20"/>
+          <w:szCs w:val="20"/>
+          <w:lang w:val="it-IT"/>
+        </w:rPr>
+        <w:t xml:space="preserve">consentito effettuare </w:t>
+      </w:r>
+      <w:r>
+        <w:rPr>
+          <w:b/>
+          <w:bCs/>
+          <w:sz w:val="20"/>
+          <w:szCs w:val="20"/>
+          <w:lang w:val="it-IT"/>
+        </w:rPr>
+        <w:t>scambi</w:t>
+      </w:r>
+      <w:r>
+        <w:rPr>
+          <w:sz w:val="20"/>
+          <w:szCs w:val="20"/>
+          <w:lang w:val="it-IT"/>
+        </w:rPr>
+        <w:t xml:space="preserve"> tra squadre durante l’asta, ma tali scambi possono avvenire solo tra una chiamata e l’altra. Ogni giocatore può essere oggetto di un massimo di un solo scambio durante l'asta. </w:t>
+      </w:r>
+      <w:r>
+        <w:rPr>
+          <w:sz w:val="20"/>
+          <w:szCs w:val="20"/>
+          <w:lang w:val="it-IT"/>
+        </w:rPr>
+        <w:t xml:space="preserve">Viene fatto divieto di </w:t>
+      </w:r>
+      <w:r>
+        <w:rPr>
+          <w:sz w:val="20"/>
+          <w:szCs w:val="20"/>
+          <w:lang w:val="it-IT"/>
+        </w:rPr>
+        <w:t xml:space="preserve">qualsiasi forma di compravendita </w:t>
+      </w:r>
+      <w:r>
+        <w:rPr>
+          <w:sz w:val="20"/>
+          <w:szCs w:val="20"/>
+          <w:lang w:val="it-IT"/>
+        </w:rPr>
+        <w:t>triangolare</w:t>
+      </w:r>
+      <w:r>
+        <w:rPr>
+          <w:sz w:val="20"/>
+          <w:szCs w:val="20"/>
+          <w:lang w:val="it-IT"/>
+        </w:rPr>
+        <w:t xml:space="preserve"> di giocatori durante questo periodo.</w:t>
+      </w:r>
+    </w:p>
+    <w:p>
+      <w:pPr>
+        <w:pStyle w:val="Paragrafoelenco"/>
+        <w:numPr>
+          <w:ilvl w:val="1"/>
+          <w:numId w:val="5"/>
+        </w:numPr>
+        <w:spacing w:after="0"/>
+        <w:jc w:val="both"/>
+        <w:rPr>
+          <w:sz w:val="20"/>
+          <w:szCs w:val="20"/>
+          <w:lang w:val="it-IT"/>
+        </w:rPr>
+      </w:pPr>
+      <w:r>
+        <w:rPr>
+          <w:sz w:val="20"/>
+          <w:szCs w:val="20"/>
+          <w:lang w:val="it-IT"/>
+        </w:rPr>
+        <w:lastRenderedPageBreak/>
+        <w:t xml:space="preserve">Nel caso in cui un giocatore venga </w:t>
+      </w:r>
+      <w:r>
+        <w:rPr>
+          <w:b/>
+          <w:bCs/>
+          <w:sz w:val="20"/>
+          <w:szCs w:val="20"/>
+          <w:lang w:val="it-IT"/>
+        </w:rPr>
+        <w:t>trasferito all</w:t>
+      </w:r>
+      <w:r>
+        <w:rPr>
+          <w:b/>
+          <w:bCs/>
+          <w:sz w:val="20"/>
+          <w:szCs w:val="20"/>
+          <w:lang w:val="it-IT"/>
+        </w:rPr>
+        <w:t>’</w:t>
+      </w:r>
+      <w:r>
+        <w:rPr>
+          <w:b/>
+          <w:bCs/>
+          <w:sz w:val="20"/>
+          <w:szCs w:val="20"/>
+          <w:lang w:val="it-IT"/>
+        </w:rPr>
+        <w:t>estero</w:t>
+      </w:r>
+      <w:r>
+        <w:rPr>
+          <w:sz w:val="20"/>
+          <w:szCs w:val="20"/>
+          <w:lang w:val="it-IT"/>
+        </w:rPr>
+        <w:t>, la squadra in possesso del giocatore dovrà mantenere il posto vacante (</w:t>
+      </w:r>
+      <w:r>
+        <w:rPr>
+          <w:sz w:val="20"/>
+          <w:szCs w:val="20"/>
+          <w:lang w:val="it-IT"/>
+        </w:rPr>
+        <w:t>c.d. “</w:t>
+      </w:r>
+      <w:r>
+        <w:rPr>
+          <w:b/>
+          <w:bCs/>
+          <w:sz w:val="20"/>
+          <w:szCs w:val="20"/>
+          <w:lang w:val="it-IT"/>
+        </w:rPr>
+        <w:t>buco</w:t>
+      </w:r>
+      <w:r>
+        <w:rPr>
+          <w:sz w:val="20"/>
+          <w:szCs w:val="20"/>
+          <w:lang w:val="it-IT"/>
+        </w:rPr>
+        <w:t>”</w:t>
+      </w:r>
+      <w:r>
+        <w:rPr>
+          <w:sz w:val="20"/>
+          <w:szCs w:val="20"/>
+          <w:lang w:val="it-IT"/>
+        </w:rPr>
+        <w:t xml:space="preserve">) fino alla prossima asta di riparazione. Se il trasferimento all’estero avviene dopo l’asta di riparazione di gennaio, la squadra dovrà mantenere il </w:t>
+      </w:r>
+      <w:r>
+        <w:rPr>
+          <w:sz w:val="20"/>
+          <w:szCs w:val="20"/>
+          <w:lang w:val="it-IT"/>
+        </w:rPr>
+        <w:t xml:space="preserve">buco </w:t>
+      </w:r>
+      <w:r>
+        <w:rPr>
+          <w:sz w:val="20"/>
+          <w:szCs w:val="20"/>
+          <w:lang w:val="it-IT"/>
+        </w:rPr>
+        <w:t>fino al termine del campionato.</w:t>
+      </w:r>
+    </w:p>
+    <w:p>
+      <w:pPr>
+        <w:pStyle w:val="Paragrafoelenco"/>
+        <w:numPr>
+          <w:ilvl w:val="1"/>
+          <w:numId w:val="5"/>
+        </w:numPr>
+        <w:spacing w:after="0"/>
+        <w:jc w:val="both"/>
+        <w:rPr>
+          <w:sz w:val="20"/>
+          <w:szCs w:val="20"/>
+          <w:lang w:val="it-IT"/>
+        </w:rPr>
+      </w:pPr>
+      <w:r>
+        <w:rPr>
+          <w:sz w:val="20"/>
+          <w:szCs w:val="20"/>
+          <w:lang w:val="it-IT"/>
+        </w:rPr>
+        <w:t>Nel caso di svincolo di un giocatore, il costo minimo per poterlo riprendere è quanto ricevuto dallo svincolo</w:t>
+      </w:r>
+    </w:p>
+    <w:p>
+      <w:pPr>
+        <w:pStyle w:val="Paragrafoelenco"/>
+        <w:numPr>
+          <w:ilvl w:val="1"/>
+          <w:numId w:val="5"/>
+        </w:numPr>
+        <w:spacing w:after="0"/>
+        <w:jc w:val="both"/>
+        <w:rPr>
+          <w:sz w:val="20"/>
+          <w:szCs w:val="20"/>
+          <w:lang w:val="it-IT"/>
+        </w:rPr>
+      </w:pPr>
+      <w:r>
+        <w:rPr>
+          <w:sz w:val="20"/>
+          <w:szCs w:val="20"/>
+          <w:lang w:val="it-IT"/>
+        </w:rPr>
+        <w:t xml:space="preserve">Con riferimento all’asta di </w:t>
+      </w:r>
+      <w:r>
+        <w:rPr>
+          <w:sz w:val="20"/>
+          <w:szCs w:val="20"/>
+          <w:lang w:val="it-IT"/>
+        </w:rPr>
+        <w:t>riparazione (altresì detta asta di g</w:t>
+      </w:r>
+      <w:r>
+        <w:rPr>
+          <w:sz w:val="20"/>
+          <w:szCs w:val="20"/>
+          <w:lang w:val="it-IT"/>
+        </w:rPr>
+        <w:t>ennaio</w:t>
+      </w:r>
+      <w:r>
+        <w:rPr>
+          <w:sz w:val="20"/>
+          <w:szCs w:val="20"/>
+          <w:lang w:val="it-IT"/>
+        </w:rPr>
+        <w:t>), o</w:t>
+      </w:r>
+      <w:r>
+        <w:rPr>
+          <w:sz w:val="20"/>
+          <w:szCs w:val="20"/>
+          <w:lang w:val="it-IT"/>
+        </w:rPr>
+        <w:t xml:space="preserve">gni squadra parteciperà all’asta </w:t>
+      </w:r>
+      <w:r>
+        <w:rPr>
+          <w:sz w:val="20"/>
+          <w:szCs w:val="20"/>
+          <w:lang w:val="it-IT"/>
+        </w:rPr>
+        <w:t xml:space="preserve">in parola </w:t>
+      </w:r>
+      <w:r>
+        <w:rPr>
+          <w:sz w:val="20"/>
+          <w:szCs w:val="20"/>
+          <w:lang w:val="it-IT"/>
+        </w:rPr>
+        <w:t>con un budget composto dai crediti inutilizzati al termine dell’asta iniziale</w:t>
+      </w:r>
+      <w:r>
+        <w:rPr>
+          <w:sz w:val="20"/>
+          <w:szCs w:val="20"/>
+          <w:lang w:val="it-IT"/>
+        </w:rPr>
+        <w:t xml:space="preserve"> di cui all’art. 4.4</w:t>
+      </w:r>
+      <w:r>
+        <w:rPr>
+          <w:sz w:val="20"/>
+          <w:szCs w:val="20"/>
+          <w:lang w:val="it-IT"/>
+        </w:rPr>
+        <w:t xml:space="preserve">, ai quali verranno aggiunti ulteriori fondi in base alla posizione in classifica. In particolare, verranno assegnati </w:t>
+      </w:r>
+      <w:r>
+        <w:rPr>
+          <w:b/>
+          <w:bCs/>
+          <w:sz w:val="20"/>
+          <w:szCs w:val="20"/>
+          <w:lang w:val="it-IT"/>
+        </w:rPr>
+        <w:t>50 FM</w:t>
+      </w:r>
+      <w:r>
+        <w:rPr>
+          <w:sz w:val="20"/>
+          <w:szCs w:val="20"/>
+          <w:lang w:val="it-IT"/>
+        </w:rPr>
+        <w:t xml:space="preserve"> </w:t>
+      </w:r>
+      <w:r>
+        <w:rPr>
+          <w:sz w:val="20"/>
+          <w:szCs w:val="20"/>
+          <w:lang w:val="it-IT"/>
+        </w:rPr>
+        <w:t xml:space="preserve">alla squadra in </w:t>
+      </w:r>
+      <w:r>
+        <w:rPr>
+          <w:b/>
+          <w:bCs/>
+          <w:sz w:val="20"/>
+          <w:szCs w:val="20"/>
+          <w:lang w:val="it-IT"/>
+        </w:rPr>
+        <w:t>prima posizione</w:t>
+      </w:r>
+      <w:r>
+        <w:rPr>
+          <w:sz w:val="20"/>
+          <w:szCs w:val="20"/>
+          <w:lang w:val="it-IT"/>
+        </w:rPr>
+        <w:t xml:space="preserve">, </w:t>
+      </w:r>
+      <w:r>
+        <w:rPr>
+          <w:b/>
+          <w:bCs/>
+          <w:sz w:val="20"/>
+          <w:szCs w:val="20"/>
+          <w:lang w:val="it-IT"/>
+        </w:rPr>
+        <w:t xml:space="preserve">52 </w:t>
+      </w:r>
+      <w:r>
+        <w:rPr>
+          <w:b/>
+          <w:bCs/>
+          <w:sz w:val="20"/>
+          <w:szCs w:val="20"/>
+          <w:lang w:val="it-IT"/>
+        </w:rPr>
+        <w:t>FM</w:t>
+      </w:r>
+      <w:r>
+        <w:rPr>
+          <w:b/>
+          <w:bCs/>
+          <w:sz w:val="20"/>
+          <w:szCs w:val="20"/>
+          <w:lang w:val="it-IT"/>
+        </w:rPr>
+        <w:t xml:space="preserve"> alla seconda</w:t>
+      </w:r>
+      <w:r>
+        <w:rPr>
+          <w:sz w:val="20"/>
+          <w:szCs w:val="20"/>
+          <w:lang w:val="it-IT"/>
+        </w:rPr>
+        <w:t xml:space="preserve">, </w:t>
+      </w:r>
+      <w:r>
+        <w:rPr>
+          <w:b/>
+          <w:bCs/>
+          <w:sz w:val="20"/>
+          <w:szCs w:val="20"/>
+          <w:lang w:val="it-IT"/>
+        </w:rPr>
+        <w:t xml:space="preserve">54 </w:t>
+      </w:r>
+      <w:r>
+        <w:rPr>
+          <w:b/>
+          <w:bCs/>
+          <w:sz w:val="20"/>
+          <w:szCs w:val="20"/>
+          <w:lang w:val="it-IT"/>
+        </w:rPr>
+        <w:t>FM</w:t>
+      </w:r>
+      <w:r>
+        <w:rPr>
+          <w:b/>
+          <w:bCs/>
+          <w:sz w:val="20"/>
+          <w:szCs w:val="20"/>
+          <w:lang w:val="it-IT"/>
+        </w:rPr>
+        <w:t xml:space="preserve"> alla terza</w:t>
+      </w:r>
+      <w:r>
+        <w:rPr>
+          <w:sz w:val="20"/>
+          <w:szCs w:val="20"/>
+          <w:lang w:val="it-IT"/>
+        </w:rPr>
+        <w:t xml:space="preserve">, </w:t>
+      </w:r>
+      <w:r>
+        <w:rPr>
+          <w:b/>
+          <w:bCs/>
+          <w:sz w:val="20"/>
+          <w:szCs w:val="20"/>
+          <w:lang w:val="it-IT"/>
+        </w:rPr>
+        <w:t>e così via</w:t>
+      </w:r>
+      <w:r>
+        <w:rPr>
+          <w:sz w:val="20"/>
+          <w:szCs w:val="20"/>
+          <w:lang w:val="it-IT"/>
+        </w:rPr>
+        <w:t xml:space="preserve">, con un </w:t>
+      </w:r>
+      <w:r>
+        <w:rPr>
+          <w:b/>
+          <w:bCs/>
+          <w:sz w:val="20"/>
+          <w:szCs w:val="20"/>
+          <w:lang w:val="it-IT"/>
+        </w:rPr>
+        <w:t>incremento progressivo di 2</w:t>
+      </w:r>
+      <w:r>
+        <w:rPr>
+          <w:sz w:val="20"/>
+          <w:szCs w:val="20"/>
+          <w:lang w:val="it-IT"/>
+        </w:rPr>
+        <w:t xml:space="preserve"> </w:t>
+      </w:r>
+      <w:r>
+        <w:rPr>
+          <w:sz w:val="20"/>
+          <w:szCs w:val="20"/>
+          <w:lang w:val="it-IT"/>
+        </w:rPr>
+        <w:t>FM</w:t>
+      </w:r>
+      <w:r>
+        <w:rPr>
+          <w:sz w:val="20"/>
+          <w:szCs w:val="20"/>
+          <w:lang w:val="it-IT"/>
+        </w:rPr>
+        <w:t xml:space="preserve"> per ogni posizione, fino a un massimo di 74 milioni di </w:t>
+      </w:r>
+      <w:r>
+        <w:rPr>
+          <w:sz w:val="20"/>
+          <w:szCs w:val="20"/>
+          <w:lang w:val="it-IT"/>
+        </w:rPr>
+        <w:t>FM</w:t>
+      </w:r>
+      <w:r>
+        <w:rPr>
+          <w:sz w:val="20"/>
+          <w:szCs w:val="20"/>
+          <w:lang w:val="it-IT"/>
+        </w:rPr>
+        <w:t xml:space="preserve"> per la squadra in dodicesima </w:t>
+      </w:r>
+      <w:r>
+        <w:rPr>
+          <w:sz w:val="20"/>
+          <w:szCs w:val="20"/>
+          <w:lang w:val="it-IT"/>
+        </w:rPr>
+        <w:t xml:space="preserve">e ultima </w:t>
+      </w:r>
+      <w:r>
+        <w:rPr>
+          <w:sz w:val="20"/>
+          <w:szCs w:val="20"/>
+          <w:lang w:val="it-IT"/>
+        </w:rPr>
+        <w:t>posizione.</w:t>
+      </w:r>
+    </w:p>
+    <w:p>
+      <w:pPr>
+        <w:pStyle w:val="Paragrafoelenco"/>
+        <w:numPr>
+          <w:ilvl w:val="1"/>
+          <w:numId w:val="5"/>
+        </w:numPr>
+        <w:spacing w:after="0"/>
+        <w:jc w:val="both"/>
+        <w:rPr>
+          <w:sz w:val="20"/>
+          <w:szCs w:val="20"/>
+          <w:lang w:val="it-IT"/>
+        </w:rPr>
+      </w:pPr>
+      <w:r>
+        <w:rPr>
+          <w:sz w:val="20"/>
+          <w:szCs w:val="20"/>
+          <w:lang w:val="it-IT"/>
+        </w:rPr>
+        <w:t xml:space="preserve">In caso di </w:t>
+      </w:r>
+      <w:r>
+        <w:rPr>
+          <w:b/>
+          <w:bCs/>
+          <w:sz w:val="20"/>
+          <w:szCs w:val="20"/>
+          <w:lang w:val="it-IT"/>
+        </w:rPr>
+        <w:t>svincolo</w:t>
+      </w:r>
+      <w:r>
+        <w:rPr>
+          <w:sz w:val="20"/>
+          <w:szCs w:val="20"/>
+          <w:lang w:val="it-IT"/>
+        </w:rPr>
+        <w:t xml:space="preserve"> di un giocatore, inclusi quelli trasferiti all'estero, il ricavo sarà calcolato in base al </w:t>
+      </w:r>
+      <w:r>
+        <w:rPr>
+          <w:b/>
+          <w:bCs/>
+          <w:sz w:val="20"/>
+          <w:szCs w:val="20"/>
+          <w:lang w:val="it-IT"/>
+        </w:rPr>
+        <w:t>valore intero della quotazione</w:t>
+      </w:r>
+      <w:r>
+        <w:rPr>
+          <w:sz w:val="20"/>
+          <w:szCs w:val="20"/>
+          <w:lang w:val="it-IT"/>
+        </w:rPr>
+        <w:t xml:space="preserve"> aggiornata dal</w:t>
+      </w:r>
+      <w:r>
+        <w:rPr>
+          <w:sz w:val="20"/>
+          <w:szCs w:val="20"/>
+          <w:lang w:val="it-IT"/>
+        </w:rPr>
+        <w:t xml:space="preserve"> sistema app Fantacalcio </w:t>
+      </w:r>
+      <w:r>
+        <w:rPr>
+          <w:sz w:val="20"/>
+          <w:szCs w:val="20"/>
+          <w:lang w:val="it-IT"/>
+        </w:rPr>
+        <w:t>al momento dello svincolo.</w:t>
+      </w:r>
+    </w:p>
+    <w:p>
+      <w:pPr>
+        <w:spacing w:after="0"/>
+        <w:jc w:val="both"/>
+        <w:rPr>
+          <w:sz w:val="20"/>
+          <w:szCs w:val="20"/>
+          <w:lang w:val="it-IT"/>
+        </w:rPr>
+      </w:pPr>
+    </w:p>
+    <w:p>
+      <w:pPr>
+        <w:pStyle w:val="Paragrafoelenco"/>
+        <w:numPr>
+          <w:ilvl w:val="0"/>
+          <w:numId w:val="5"/>
+        </w:numPr>
+        <w:spacing w:after="0"/>
+        <w:jc w:val="both"/>
+        <w:rPr>
+          <w:b/>
+          <w:bCs/>
+          <w:sz w:val="20"/>
+          <w:szCs w:val="20"/>
+          <w:lang w:val="it-IT"/>
+        </w:rPr>
+      </w:pPr>
+      <w:r>
+        <w:rPr>
+          <w:b/>
+          <w:bCs/>
+          <w:sz w:val="20"/>
+          <w:szCs w:val="20"/>
+          <w:lang w:val="it-IT"/>
+        </w:rPr>
+        <w:t>Sforamento</w:t>
+      </w:r>
+    </w:p>
+    <w:p>
+      <w:pPr>
+        <w:pStyle w:val="Paragrafoelenco"/>
+        <w:numPr>
+          <w:ilvl w:val="1"/>
+          <w:numId w:val="5"/>
+        </w:numPr>
+        <w:spacing w:after="0"/>
+        <w:ind w:left="851"/>
+        <w:jc w:val="both"/>
+        <w:rPr>
+          <w:sz w:val="20"/>
+          <w:szCs w:val="20"/>
+          <w:lang w:val="it-IT"/>
+        </w:rPr>
+      </w:pPr>
+      <w:r>
+        <w:rPr>
+          <w:sz w:val="20"/>
+          <w:szCs w:val="20"/>
+          <w:lang w:val="it-IT"/>
+        </w:rPr>
+        <w:t xml:space="preserve">In caso di </w:t>
+      </w:r>
+      <w:r>
+        <w:rPr>
+          <w:b/>
+          <w:bCs/>
+          <w:sz w:val="20"/>
+          <w:szCs w:val="20"/>
+          <w:lang w:val="it-IT"/>
+        </w:rPr>
+        <w:t>sforamento</w:t>
+      </w:r>
+      <w:r>
+        <w:rPr>
+          <w:sz w:val="20"/>
+          <w:szCs w:val="20"/>
+          <w:lang w:val="it-IT"/>
+        </w:rPr>
+        <w:t xml:space="preserve">, il </w:t>
+      </w:r>
+      <w:r>
+        <w:rPr>
+          <w:sz w:val="20"/>
+          <w:szCs w:val="20"/>
+          <w:lang w:val="it-IT"/>
+        </w:rPr>
+        <w:t xml:space="preserve">Fantallenatore </w:t>
+      </w:r>
+      <w:r>
+        <w:rPr>
+          <w:sz w:val="20"/>
+          <w:szCs w:val="20"/>
+          <w:lang w:val="it-IT"/>
+        </w:rPr>
+        <w:t>che ha sforato:</w:t>
+      </w:r>
+    </w:p>
+    <w:p>
+      <w:pPr>
+        <w:pStyle w:val="Paragrafoelenco"/>
+        <w:numPr>
+          <w:ilvl w:val="2"/>
+          <w:numId w:val="5"/>
+        </w:numPr>
+        <w:spacing w:after="0"/>
+        <w:ind w:left="1701"/>
+        <w:jc w:val="both"/>
+        <w:rPr>
+          <w:sz w:val="20"/>
+          <w:szCs w:val="20"/>
+          <w:lang w:val="it-IT"/>
+        </w:rPr>
+      </w:pPr>
+      <w:r>
+        <w:rPr>
+          <w:sz w:val="20"/>
+          <w:szCs w:val="20"/>
+          <w:lang w:val="it-IT"/>
+        </w:rPr>
+        <w:t>deve svincolare il giocatore che ha causato lo sforamento</w:t>
+      </w:r>
+      <w:r>
+        <w:rPr>
+          <w:sz w:val="20"/>
+          <w:szCs w:val="20"/>
+          <w:lang w:val="it-IT"/>
+        </w:rPr>
+        <w:t>;</w:t>
+      </w:r>
+    </w:p>
+    <w:p>
+      <w:pPr>
+        <w:pStyle w:val="Paragrafoelenco"/>
+        <w:numPr>
+          <w:ilvl w:val="2"/>
+          <w:numId w:val="5"/>
+        </w:numPr>
+        <w:spacing w:after="0"/>
+        <w:ind w:left="1701"/>
+        <w:jc w:val="both"/>
+        <w:rPr>
+          <w:sz w:val="20"/>
+          <w:szCs w:val="20"/>
+          <w:lang w:val="it-IT"/>
+        </w:rPr>
+      </w:pPr>
+      <w:r>
+        <w:rPr>
+          <w:sz w:val="20"/>
+          <w:szCs w:val="20"/>
+          <w:lang w:val="it-IT"/>
+        </w:rPr>
+        <w:t>riceve un numero di FM pari al valore inferiore tra il valore della chiamata e la quotazione</w:t>
+      </w:r>
+      <w:r>
+        <w:rPr>
+          <w:sz w:val="20"/>
+          <w:szCs w:val="20"/>
+          <w:lang w:val="it-IT"/>
+        </w:rPr>
+        <w:t xml:space="preserve"> del sistema app </w:t>
+      </w:r>
+      <w:r>
+        <w:rPr>
+          <w:sz w:val="20"/>
+          <w:szCs w:val="20"/>
+          <w:lang w:val="it-IT"/>
+        </w:rPr>
+        <w:t>Fantacalcio</w:t>
+      </w:r>
+      <w:r>
+        <w:rPr>
+          <w:sz w:val="20"/>
+          <w:szCs w:val="20"/>
+          <w:lang w:val="it-IT"/>
+        </w:rPr>
+        <w:t xml:space="preserve"> del giocatore che ha causato lo sforamento</w:t>
+      </w:r>
+      <w:r>
+        <w:rPr>
+          <w:sz w:val="20"/>
+          <w:szCs w:val="20"/>
+          <w:lang w:val="it-IT"/>
+        </w:rPr>
+        <w:t>;</w:t>
+      </w:r>
+    </w:p>
+    <w:p>
+      <w:pPr>
+        <w:pStyle w:val="Paragrafoelenco"/>
+        <w:numPr>
+          <w:ilvl w:val="2"/>
+          <w:numId w:val="5"/>
+        </w:numPr>
+        <w:spacing w:after="0"/>
+        <w:ind w:left="1701"/>
+        <w:jc w:val="both"/>
+        <w:rPr>
+          <w:sz w:val="20"/>
+          <w:szCs w:val="20"/>
+          <w:lang w:val="it-IT"/>
+        </w:rPr>
+      </w:pPr>
+      <w:r>
+        <w:rPr>
+          <w:sz w:val="20"/>
+          <w:szCs w:val="20"/>
+          <w:lang w:val="it-IT"/>
+        </w:rPr>
+        <w:t xml:space="preserve">viene penalizzato di </w:t>
+      </w:r>
+      <w:r>
+        <w:rPr>
+          <w:sz w:val="20"/>
+          <w:szCs w:val="20"/>
+          <w:lang w:val="it-IT"/>
+        </w:rPr>
+        <w:t>un punto</w:t>
+      </w:r>
+      <w:r>
+        <w:rPr>
+          <w:sz w:val="20"/>
+          <w:szCs w:val="20"/>
+          <w:lang w:val="it-IT"/>
+        </w:rPr>
+        <w:t xml:space="preserve"> </w:t>
+      </w:r>
+      <w:r>
+        <w:rPr>
+          <w:sz w:val="20"/>
+          <w:szCs w:val="20"/>
+          <w:lang w:val="it-IT"/>
+        </w:rPr>
+        <w:t>nella classifica Fantacluster (campionato)</w:t>
+      </w:r>
+      <w:r>
+        <w:rPr>
+          <w:sz w:val="20"/>
+          <w:szCs w:val="20"/>
+          <w:lang w:val="it-IT"/>
+        </w:rPr>
+        <w:t xml:space="preserve"> per ogni FM sforato</w:t>
+      </w:r>
+      <w:r>
+        <w:rPr>
+          <w:sz w:val="20"/>
+          <w:szCs w:val="20"/>
+          <w:lang w:val="it-IT"/>
+        </w:rPr>
+        <w:t>;</w:t>
+      </w:r>
+    </w:p>
+    <w:p>
+      <w:pPr>
+        <w:pStyle w:val="Paragrafoelenco"/>
+        <w:numPr>
+          <w:ilvl w:val="2"/>
+          <w:numId w:val="5"/>
+        </w:numPr>
+        <w:spacing w:after="0"/>
+        <w:ind w:left="1701"/>
+        <w:jc w:val="both"/>
+        <w:rPr>
+          <w:sz w:val="20"/>
+          <w:szCs w:val="20"/>
+          <w:lang w:val="it-IT"/>
+        </w:rPr>
+      </w:pPr>
+      <w:r>
+        <w:rPr>
+          <w:sz w:val="20"/>
+          <w:szCs w:val="20"/>
+          <w:lang w:val="it-IT"/>
+        </w:rPr>
+        <w:t xml:space="preserve">può chiamare un giocatore, </w:t>
+      </w:r>
+      <w:r>
+        <w:rPr>
+          <w:sz w:val="20"/>
+          <w:szCs w:val="20"/>
+          <w:lang w:val="it-IT"/>
+        </w:rPr>
+        <w:t xml:space="preserve">seguendo il normale </w:t>
+      </w:r>
+      <w:r>
+        <w:rPr>
+          <w:sz w:val="20"/>
+          <w:szCs w:val="20"/>
+          <w:lang w:val="it-IT"/>
+        </w:rPr>
+        <w:t xml:space="preserve">ordine di chiamata, </w:t>
+      </w:r>
+      <w:r>
+        <w:rPr>
+          <w:sz w:val="20"/>
+          <w:szCs w:val="20"/>
+          <w:lang w:val="it-IT"/>
+        </w:rPr>
+        <w:t>solo dopo</w:t>
+      </w:r>
+      <w:r>
+        <w:rPr>
+          <w:sz w:val="20"/>
+          <w:szCs w:val="20"/>
+          <w:lang w:val="it-IT"/>
+        </w:rPr>
+        <w:t xml:space="preserve"> che tutti i </w:t>
+      </w:r>
+      <w:r>
+        <w:rPr>
+          <w:sz w:val="20"/>
+          <w:szCs w:val="20"/>
+          <w:lang w:val="it-IT"/>
+        </w:rPr>
+        <w:t xml:space="preserve">Fantallenatori </w:t>
+      </w:r>
+      <w:r>
+        <w:rPr>
+          <w:sz w:val="20"/>
+          <w:szCs w:val="20"/>
+          <w:lang w:val="it-IT"/>
+        </w:rPr>
+        <w:t>che non hanno sforato hanno terminato le loro chiamate</w:t>
+      </w:r>
+      <w:r>
+        <w:rPr>
+          <w:sz w:val="20"/>
+          <w:szCs w:val="20"/>
+          <w:lang w:val="it-IT"/>
+        </w:rPr>
+        <w:t>;</w:t>
+      </w:r>
+    </w:p>
+    <w:p>
+      <w:pPr>
+        <w:pStyle w:val="Paragrafoelenco"/>
+        <w:numPr>
+          <w:ilvl w:val="2"/>
+          <w:numId w:val="5"/>
+        </w:numPr>
+        <w:spacing w:after="0"/>
+        <w:ind w:left="1701"/>
+        <w:jc w:val="both"/>
+        <w:rPr>
+          <w:sz w:val="20"/>
+          <w:szCs w:val="20"/>
+          <w:lang w:val="it-IT"/>
+        </w:rPr>
+      </w:pPr>
+      <w:r>
+        <w:rPr>
+          <w:sz w:val="20"/>
+          <w:szCs w:val="20"/>
+          <w:lang w:val="it-IT"/>
+        </w:rPr>
+        <w:t>non può chiamare il giocatore oggetto dello svincolo</w:t>
+      </w:r>
+      <w:r>
+        <w:rPr>
+          <w:sz w:val="20"/>
+          <w:szCs w:val="20"/>
+          <w:lang w:val="it-IT"/>
+        </w:rPr>
+        <w:t>.</w:t>
+      </w:r>
+    </w:p>
+    <w:p>
+      <w:pPr>
+        <w:spacing w:after="0"/>
+        <w:jc w:val="both"/>
+        <w:rPr>
+          <w:sz w:val="20"/>
+          <w:szCs w:val="20"/>
+          <w:lang w:val="it-IT"/>
+        </w:rPr>
+      </w:pPr>
+    </w:p>
+    <w:p>
+      <w:pPr>
+        <w:pStyle w:val="Paragrafoelenco"/>
+        <w:numPr>
+          <w:ilvl w:val="0"/>
+          <w:numId w:val="5"/>
+        </w:numPr>
+        <w:spacing w:after="0"/>
+        <w:jc w:val="both"/>
+        <w:rPr>
+          <w:b/>
+          <w:bCs/>
+          <w:sz w:val="20"/>
+          <w:szCs w:val="20"/>
+          <w:lang w:val="it-IT"/>
+        </w:rPr>
+      </w:pPr>
+      <w:r>
+        <w:rPr>
+          <w:b/>
+          <w:bCs/>
+          <w:sz w:val="20"/>
+          <w:szCs w:val="20"/>
+          <w:lang w:val="it-IT"/>
+        </w:rPr>
+        <w:t xml:space="preserve">Composizione delle </w:t>
+      </w:r>
+      <w:r>
+        <w:rPr>
+          <w:b/>
+          <w:bCs/>
+          <w:sz w:val="20"/>
+          <w:szCs w:val="20"/>
+          <w:lang w:val="it-IT"/>
+        </w:rPr>
+        <w:t>squadre</w:t>
+      </w:r>
+    </w:p>
+    <w:p>
+      <w:pPr>
+        <w:pStyle w:val="Paragrafoelenco"/>
+        <w:numPr>
+          <w:ilvl w:val="1"/>
+          <w:numId w:val="5"/>
+        </w:numPr>
+        <w:spacing w:after="0"/>
+        <w:ind w:left="851"/>
+        <w:jc w:val="both"/>
+        <w:rPr>
+          <w:sz w:val="20"/>
+          <w:szCs w:val="20"/>
+          <w:lang w:val="it-IT"/>
+        </w:rPr>
+      </w:pPr>
+      <w:r>
+        <w:rPr>
+          <w:sz w:val="20"/>
+          <w:szCs w:val="20"/>
+          <w:lang w:val="it-IT"/>
+        </w:rPr>
+        <w:t>3 portieri</w:t>
+      </w:r>
+    </w:p>
+    <w:p>
+      <w:pPr>
+        <w:pStyle w:val="Paragrafoelenco"/>
+        <w:numPr>
+          <w:ilvl w:val="1"/>
+          <w:numId w:val="5"/>
+        </w:numPr>
+        <w:spacing w:after="0"/>
+        <w:ind w:left="851"/>
+        <w:jc w:val="both"/>
+        <w:rPr>
+          <w:sz w:val="20"/>
+          <w:szCs w:val="20"/>
+          <w:lang w:val="it-IT"/>
+        </w:rPr>
+      </w:pPr>
+      <w:r>
+        <w:rPr>
+          <w:sz w:val="20"/>
+          <w:szCs w:val="20"/>
+          <w:lang w:val="it-IT"/>
+        </w:rPr>
+        <w:t>8 difensori</w:t>
+      </w:r>
+    </w:p>
+    <w:p>
+      <w:pPr>
+        <w:pStyle w:val="Paragrafoelenco"/>
+        <w:numPr>
+          <w:ilvl w:val="1"/>
+          <w:numId w:val="5"/>
+        </w:numPr>
+        <w:spacing w:after="0"/>
+        <w:ind w:left="851"/>
+        <w:jc w:val="both"/>
+        <w:rPr>
+          <w:sz w:val="20"/>
+          <w:szCs w:val="20"/>
+          <w:lang w:val="it-IT"/>
+        </w:rPr>
+      </w:pPr>
+      <w:r>
+        <w:rPr>
+          <w:sz w:val="20"/>
+          <w:szCs w:val="20"/>
+          <w:lang w:val="it-IT"/>
+        </w:rPr>
+        <w:t>8 centrocampisti</w:t>
+      </w:r>
+    </w:p>
+    <w:p>
+      <w:pPr>
+        <w:pStyle w:val="Paragrafoelenco"/>
+        <w:numPr>
+          <w:ilvl w:val="1"/>
+          <w:numId w:val="5"/>
+        </w:numPr>
+        <w:spacing w:after="0"/>
+        <w:ind w:left="851"/>
+        <w:jc w:val="both"/>
+        <w:rPr>
+          <w:sz w:val="20"/>
+          <w:szCs w:val="20"/>
+          <w:lang w:val="it-IT"/>
+        </w:rPr>
+      </w:pPr>
+      <w:r>
+        <w:rPr>
+          <w:sz w:val="20"/>
+          <w:szCs w:val="20"/>
+          <w:lang w:val="it-IT"/>
+        </w:rPr>
+        <w:t>6 attaccanti</w:t>
+      </w:r>
+    </w:p>
+    <w:p>
+      <w:pPr>
+        <w:spacing w:after="0"/>
+        <w:jc w:val="both"/>
+        <w:rPr>
+          <w:b/>
+          <w:bCs/>
+          <w:sz w:val="20"/>
+          <w:szCs w:val="20"/>
+          <w:lang w:val="it-IT"/>
+        </w:rPr>
+      </w:pPr>
+    </w:p>
+    <w:p>
+      <w:pPr>
+        <w:pStyle w:val="Paragrafoelenco"/>
+        <w:numPr>
+          <w:ilvl w:val="0"/>
+          <w:numId w:val="5"/>
+        </w:numPr>
+        <w:spacing w:after="0"/>
+        <w:jc w:val="both"/>
+        <w:rPr>
+          <w:b/>
+          <w:bCs/>
+          <w:sz w:val="20"/>
+          <w:szCs w:val="20"/>
+          <w:lang w:val="it-IT"/>
+        </w:rPr>
+      </w:pPr>
+      <w:r>
+        <w:rPr>
+          <w:b/>
+          <w:bCs/>
+          <w:sz w:val="20"/>
+          <w:szCs w:val="20"/>
+          <w:lang w:val="it-IT"/>
+        </w:rPr>
+        <w:t>Moduli consentiti</w:t>
+      </w:r>
+    </w:p>
+    <w:p>
+      <w:pPr>
+        <w:pStyle w:val="Paragrafoelenco"/>
+        <w:numPr>
+          <w:ilvl w:val="1"/>
+          <w:numId w:val="5"/>
+        </w:numPr>
+        <w:spacing w:after="0"/>
+        <w:ind w:left="851"/>
+        <w:jc w:val="both"/>
+        <w:rPr>
+          <w:sz w:val="20"/>
+          <w:szCs w:val="20"/>
+          <w:lang w:val="it-IT"/>
+        </w:rPr>
+      </w:pPr>
+      <w:r>
+        <w:rPr>
+          <w:sz w:val="20"/>
+          <w:szCs w:val="20"/>
+          <w:lang w:val="it-IT"/>
+        </w:rPr>
+        <w:t>3-4-3</w:t>
+      </w:r>
+    </w:p>
+    <w:p>
+      <w:pPr>
+        <w:pStyle w:val="Paragrafoelenco"/>
+        <w:numPr>
+          <w:ilvl w:val="1"/>
+          <w:numId w:val="5"/>
+        </w:numPr>
+        <w:spacing w:after="0"/>
+        <w:ind w:left="851"/>
+        <w:jc w:val="both"/>
+        <w:rPr>
+          <w:sz w:val="20"/>
+          <w:szCs w:val="20"/>
+          <w:lang w:val="it-IT"/>
+        </w:rPr>
+      </w:pPr>
+      <w:r>
+        <w:rPr>
+          <w:sz w:val="20"/>
+          <w:szCs w:val="20"/>
+          <w:lang w:val="it-IT"/>
+        </w:rPr>
+        <w:t>3-5-2</w:t>
+      </w:r>
+    </w:p>
+    <w:p>
+      <w:pPr>
+        <w:pStyle w:val="Paragrafoelenco"/>
+        <w:numPr>
+          <w:ilvl w:val="1"/>
+          <w:numId w:val="5"/>
+        </w:numPr>
+        <w:spacing w:after="0"/>
+        <w:ind w:left="851"/>
+        <w:jc w:val="both"/>
+        <w:rPr>
+          <w:sz w:val="20"/>
+          <w:szCs w:val="20"/>
+          <w:lang w:val="it-IT"/>
+        </w:rPr>
+      </w:pPr>
+      <w:r>
+        <w:rPr>
+          <w:sz w:val="20"/>
+          <w:szCs w:val="20"/>
+          <w:lang w:val="it-IT"/>
+        </w:rPr>
+        <w:t>3-6-1</w:t>
+      </w:r>
+    </w:p>
+    <w:p>
+      <w:pPr>
+        <w:pStyle w:val="Paragrafoelenco"/>
+        <w:numPr>
+          <w:ilvl w:val="1"/>
+          <w:numId w:val="5"/>
+        </w:numPr>
+        <w:spacing w:after="0"/>
+        <w:ind w:left="851"/>
+        <w:jc w:val="both"/>
+        <w:rPr>
+          <w:sz w:val="20"/>
+          <w:szCs w:val="20"/>
+          <w:lang w:val="it-IT"/>
+        </w:rPr>
+      </w:pPr>
+      <w:r>
+        <w:rPr>
+          <w:sz w:val="20"/>
+          <w:szCs w:val="20"/>
+          <w:lang w:val="it-IT"/>
+        </w:rPr>
+        <w:t>4-3-3</w:t>
+      </w:r>
+    </w:p>
+    <w:p>
+      <w:pPr>
+        <w:pStyle w:val="Paragrafoelenco"/>
+        <w:numPr>
+          <w:ilvl w:val="1"/>
+          <w:numId w:val="5"/>
+        </w:numPr>
+        <w:spacing w:after="0"/>
+        <w:ind w:left="851"/>
+        <w:jc w:val="both"/>
+        <w:rPr>
+          <w:sz w:val="20"/>
+          <w:szCs w:val="20"/>
+          <w:lang w:val="it-IT"/>
+        </w:rPr>
+      </w:pPr>
+      <w:r>
+        <w:rPr>
+          <w:sz w:val="20"/>
+          <w:szCs w:val="20"/>
+          <w:lang w:val="it-IT"/>
+        </w:rPr>
+        <w:t>4-4-2</w:t>
+      </w:r>
+    </w:p>
+    <w:p>
+      <w:pPr>
+        <w:pStyle w:val="Paragrafoelenco"/>
+        <w:numPr>
+          <w:ilvl w:val="1"/>
+          <w:numId w:val="5"/>
+        </w:numPr>
+        <w:spacing w:after="0"/>
+        <w:ind w:left="851"/>
+        <w:jc w:val="both"/>
+        <w:rPr>
+          <w:sz w:val="20"/>
+          <w:szCs w:val="20"/>
+          <w:lang w:val="it-IT"/>
+        </w:rPr>
+      </w:pPr>
+      <w:r>
+        <w:rPr>
+          <w:sz w:val="20"/>
+          <w:szCs w:val="20"/>
+          <w:lang w:val="it-IT"/>
+        </w:rPr>
+        <w:t>4-5-1</w:t>
+      </w:r>
+    </w:p>
+    <w:p>
+      <w:pPr>
+        <w:pStyle w:val="Paragrafoelenco"/>
+        <w:numPr>
+          <w:ilvl w:val="1"/>
+          <w:numId w:val="5"/>
+        </w:numPr>
+        <w:spacing w:after="0"/>
+        <w:ind w:left="851"/>
+        <w:jc w:val="both"/>
+        <w:rPr>
+          <w:sz w:val="20"/>
+          <w:szCs w:val="20"/>
+          <w:lang w:val="it-IT"/>
+        </w:rPr>
+      </w:pPr>
+      <w:r>
+        <w:rPr>
+          <w:sz w:val="20"/>
+          <w:szCs w:val="20"/>
+          <w:lang w:val="it-IT"/>
+        </w:rPr>
+        <w:t>5-3-2</w:t>
+      </w:r>
+    </w:p>
+    <w:p>
+      <w:pPr>
+        <w:pStyle w:val="Paragrafoelenco"/>
+        <w:numPr>
+          <w:ilvl w:val="1"/>
+          <w:numId w:val="5"/>
+        </w:numPr>
+        <w:spacing w:after="0"/>
+        <w:ind w:left="851"/>
+        <w:jc w:val="both"/>
+        <w:rPr>
+          <w:sz w:val="20"/>
+          <w:szCs w:val="20"/>
+          <w:lang w:val="it-IT"/>
+        </w:rPr>
+      </w:pPr>
+      <w:r>
+        <w:rPr>
+          <w:sz w:val="20"/>
+          <w:szCs w:val="20"/>
+          <w:lang w:val="it-IT"/>
+        </w:rPr>
+        <w:t>5-4-1</w:t>
+      </w:r>
+    </w:p>
+    <w:p>
+      <w:pPr>
+        <w:spacing w:after="0"/>
+        <w:jc w:val="both"/>
+        <w:rPr>
+          <w:sz w:val="20"/>
+          <w:szCs w:val="20"/>
+          <w:lang w:val="it-IT"/>
+        </w:rPr>
+      </w:pPr>
+    </w:p>
+    <w:p>
+      <w:pPr>
+        <w:pStyle w:val="Paragrafoelenco"/>
+        <w:numPr>
+          <w:ilvl w:val="0"/>
+          <w:numId w:val="5"/>
+        </w:numPr>
+        <w:spacing w:after="0"/>
+        <w:jc w:val="both"/>
+        <w:rPr>
+          <w:b/>
+          <w:bCs/>
+          <w:sz w:val="20"/>
+          <w:szCs w:val="20"/>
+          <w:lang w:val="it-IT"/>
+        </w:rPr>
+      </w:pPr>
+      <w:r>
+        <w:rPr>
+          <w:b/>
+          <w:bCs/>
+          <w:sz w:val="20"/>
+          <w:szCs w:val="20"/>
+          <w:lang w:val="it-IT"/>
+        </w:rPr>
+        <w:t>Composizione panchina, cambi, e inserimento formazione</w:t>
+      </w:r>
+    </w:p>
+    <w:p>
+      <w:pPr>
+        <w:pStyle w:val="Paragrafoelenco"/>
+        <w:numPr>
+          <w:ilvl w:val="1"/>
+          <w:numId w:val="5"/>
+        </w:numPr>
+        <w:spacing w:after="0"/>
+        <w:ind w:left="851"/>
+        <w:jc w:val="both"/>
+        <w:rPr>
+          <w:sz w:val="20"/>
+          <w:szCs w:val="20"/>
+          <w:lang w:val="it-IT"/>
+        </w:rPr>
+      </w:pPr>
+      <w:r>
+        <w:rPr>
+          <w:b/>
+          <w:bCs/>
+          <w:sz w:val="20"/>
+          <w:szCs w:val="20"/>
+          <w:lang w:val="it-IT"/>
+        </w:rPr>
+        <w:t>Non sono previsti limiti</w:t>
+      </w:r>
+      <w:r>
+        <w:rPr>
+          <w:sz w:val="20"/>
+          <w:szCs w:val="20"/>
+          <w:lang w:val="it-IT"/>
+        </w:rPr>
+        <w:t xml:space="preserve"> alla composizione della panchina.</w:t>
+      </w:r>
+      <w:r>
+        <w:rPr>
+          <w:sz w:val="20"/>
+          <w:szCs w:val="20"/>
+          <w:lang w:val="it-IT"/>
+        </w:rPr>
+        <w:t xml:space="preserve"> In altre parole, possono essere schierati tutti i giocatori non schierati come titolari.</w:t>
+      </w:r>
+    </w:p>
+    <w:p>
+      <w:pPr>
+        <w:pStyle w:val="Paragrafoelenco"/>
+        <w:numPr>
+          <w:ilvl w:val="1"/>
+          <w:numId w:val="5"/>
+        </w:numPr>
+        <w:spacing w:after="0"/>
+        <w:ind w:left="851"/>
+        <w:jc w:val="both"/>
+        <w:rPr>
+          <w:sz w:val="20"/>
+          <w:szCs w:val="20"/>
+          <w:lang w:val="it-IT"/>
+        </w:rPr>
+      </w:pPr>
+      <w:r>
+        <w:rPr>
+          <w:sz w:val="20"/>
+          <w:szCs w:val="20"/>
+          <w:lang w:val="it-IT"/>
+        </w:rPr>
+        <w:t xml:space="preserve">Sono previsti </w:t>
+      </w:r>
+      <w:r>
+        <w:rPr>
+          <w:b/>
+          <w:bCs/>
+          <w:sz w:val="20"/>
+          <w:szCs w:val="20"/>
+          <w:lang w:val="it-IT"/>
+        </w:rPr>
+        <w:t xml:space="preserve">fino a 5 </w:t>
+      </w:r>
+      <w:r>
+        <w:rPr>
+          <w:b/>
+          <w:bCs/>
+          <w:sz w:val="20"/>
+          <w:szCs w:val="20"/>
+          <w:lang w:val="it-IT"/>
+        </w:rPr>
+        <w:t xml:space="preserve">(cinque) </w:t>
+      </w:r>
+      <w:r>
+        <w:rPr>
+          <w:b/>
+          <w:bCs/>
+          <w:sz w:val="20"/>
+          <w:szCs w:val="20"/>
+          <w:lang w:val="it-IT"/>
+        </w:rPr>
+        <w:t>cambi</w:t>
+      </w:r>
+      <w:r>
+        <w:rPr>
+          <w:sz w:val="20"/>
+          <w:szCs w:val="20"/>
+          <w:lang w:val="it-IT"/>
+        </w:rPr>
+        <w:t xml:space="preserve"> e, fermo restando quanto previsto dall’art. 11.2</w:t>
+      </w:r>
+      <w:r>
+        <w:rPr>
+          <w:sz w:val="20"/>
+          <w:szCs w:val="20"/>
+          <w:lang w:val="it-IT"/>
+        </w:rPr>
+      </w:r>
+      <w:r>
+        <w:rPr>
+          <w:sz w:val="20"/>
+          <w:szCs w:val="20"/>
+          <w:lang w:val="it-IT"/>
+        </w:rPr>
+        <w:t xml:space="preserve">., </w:t>
+      </w:r>
+      <w:r>
+        <w:rPr>
+          <w:sz w:val="20"/>
+          <w:szCs w:val="20"/>
+          <w:lang w:val="it-IT"/>
+        </w:rPr>
+        <w:t xml:space="preserve">i cambi </w:t>
+      </w:r>
+      <w:r>
+        <w:rPr>
+          <w:sz w:val="20"/>
+          <w:szCs w:val="20"/>
+          <w:lang w:val="it-IT"/>
+        </w:rPr>
+        <w:t xml:space="preserve">sono automatici da parte del sistema app Fantacalcio </w:t>
+      </w:r>
+      <w:r>
+        <w:rPr>
+          <w:sz w:val="20"/>
+          <w:szCs w:val="20"/>
+          <w:lang w:val="it-IT"/>
+        </w:rPr>
+        <w:t xml:space="preserve">per corrispondenza di ruolo e </w:t>
+      </w:r>
+      <w:r>
+        <w:rPr>
+          <w:sz w:val="20"/>
+          <w:szCs w:val="20"/>
+          <w:lang w:val="it-IT"/>
+        </w:rPr>
+        <w:t xml:space="preserve">secondo l’ordine </w:t>
+      </w:r>
+      <w:r>
+        <w:rPr>
+          <w:sz w:val="20"/>
+          <w:szCs w:val="20"/>
+          <w:lang w:val="it-IT"/>
+        </w:rPr>
+        <w:t>di schieramento della panchina</w:t>
+      </w:r>
+      <w:r>
+        <w:rPr>
+          <w:sz w:val="20"/>
+          <w:szCs w:val="20"/>
+          <w:lang w:val="it-IT"/>
+        </w:rPr>
+        <w:t xml:space="preserve">. </w:t>
+      </w:r>
+      <w:r>
+        <w:rPr>
+          <w:i/>
+          <w:iCs/>
+          <w:sz w:val="20"/>
+          <w:szCs w:val="20"/>
+          <w:lang w:val="it-IT"/>
+        </w:rPr>
+        <w:t>A</w:t>
+      </w:r>
+      <w:r>
+        <w:rPr>
+          <w:i/>
+          <w:iCs/>
+          <w:sz w:val="20"/>
+          <w:szCs w:val="20"/>
+          <w:lang w:val="it-IT"/>
+        </w:rPr>
+        <w:t xml:space="preserve"> titolo</w:t>
+      </w:r>
+      <w:r>
+        <w:rPr>
+          <w:i/>
+          <w:iCs/>
+          <w:sz w:val="20"/>
+          <w:szCs w:val="20"/>
+          <w:lang w:val="it-IT"/>
+        </w:rPr>
+        <w:t xml:space="preserve"> esemplificativo e non esaustivo, un attaccante viene automaticamente sostituito dal prima attaccante che abbia preso voto tra quelli schierati in panchina</w:t>
+      </w:r>
+      <w:r>
+        <w:rPr>
+          <w:i/>
+          <w:iCs/>
+          <w:sz w:val="20"/>
+          <w:szCs w:val="20"/>
+          <w:lang w:val="it-IT"/>
+        </w:rPr>
+        <w:t>,</w:t>
+      </w:r>
+      <w:r>
+        <w:rPr>
+          <w:i/>
+          <w:iCs/>
+          <w:sz w:val="20"/>
+          <w:szCs w:val="20"/>
+          <w:lang w:val="it-IT"/>
+        </w:rPr>
+        <w:t xml:space="preserve"> </w:t>
+      </w:r>
+      <w:r>
+        <w:rPr>
+          <w:i/>
+          <w:iCs/>
+          <w:sz w:val="20"/>
+          <w:szCs w:val="20"/>
+          <w:lang w:val="it-IT"/>
+        </w:rPr>
+        <w:t>ove possibile</w:t>
+      </w:r>
+      <w:r>
+        <w:rPr>
+          <w:sz w:val="20"/>
+          <w:szCs w:val="20"/>
+          <w:lang w:val="it-IT"/>
+        </w:rPr>
+        <w:t>.</w:t>
+      </w:r>
+    </w:p>
+    <w:p>
+      <w:pPr>
+        <w:pStyle w:val="Paragrafoelenco"/>
+        <w:numPr>
+          <w:ilvl w:val="1"/>
+          <w:numId w:val="5"/>
+        </w:numPr>
+        <w:spacing w:after="0"/>
+        <w:ind w:left="851"/>
+        <w:jc w:val="both"/>
+        <w:rPr>
+          <w:sz w:val="20"/>
+          <w:szCs w:val="20"/>
+          <w:lang w:val="it-IT"/>
+        </w:rPr>
+      </w:pPr>
+      <w:r>
+        <w:rPr>
+          <w:sz w:val="20"/>
+          <w:szCs w:val="20"/>
+          <w:lang w:val="it-IT"/>
+        </w:rPr>
+        <w:t>Qualora non sia possibile il cambio per corrispondenza di ruolo, si applica l’art. 11.2</w:t>
+      </w:r>
+      <w:r>
+        <w:rPr>
+          <w:sz w:val="20"/>
+          <w:szCs w:val="20"/>
+          <w:lang w:val="it-IT"/>
+        </w:rPr>
+      </w:r>
+      <w:r>
+        <w:rPr>
+          <w:sz w:val="20"/>
+          <w:szCs w:val="20"/>
+          <w:lang w:val="it-IT"/>
+        </w:rPr>
+      </w:r>
+      <w:r>
+        <w:rPr>
+          <w:sz w:val="20"/>
+          <w:szCs w:val="20"/>
+          <w:lang w:val="it-IT"/>
+        </w:rPr>
+        <w:t xml:space="preserve"> (</w:t>
+      </w:r>
+      <w:r>
+        <w:rPr>
+          <w:b/>
+          <w:bCs/>
+          <w:sz w:val="20"/>
+          <w:szCs w:val="20"/>
+          <w:lang w:val="it-IT"/>
+        </w:rPr>
+        <w:t>cambio modulo automatico</w:t>
+      </w:r>
+      <w:r>
+        <w:rPr>
+          <w:sz w:val="20"/>
+          <w:szCs w:val="20"/>
+          <w:lang w:val="it-IT"/>
+        </w:rPr>
+        <w:t>).</w:t>
+      </w:r>
+    </w:p>
+    <w:p>
+      <w:pPr>
+        <w:pStyle w:val="Paragrafoelenco"/>
+        <w:numPr>
+          <w:ilvl w:val="1"/>
+          <w:numId w:val="5"/>
+        </w:numPr>
+        <w:spacing w:after="0"/>
+        <w:ind w:left="851"/>
+        <w:jc w:val="both"/>
+        <w:rPr>
+          <w:sz w:val="20"/>
+          <w:szCs w:val="20"/>
+          <w:lang w:val="it-IT"/>
+        </w:rPr>
+      </w:pPr>
+      <w:r>
+        <w:rPr>
+          <w:sz w:val="20"/>
+          <w:szCs w:val="20"/>
+          <w:lang w:val="it-IT"/>
+        </w:rPr>
+        <w:t xml:space="preserve">Il limite temporale per l’inserimento e la modifica della formazione coincide con l’inizio della giornata (fischio d’inizio della prima gara del turno). Trascorso tale termine non è più consentita alcuna modifica alla formazione schierata.</w:t>
+      </w:r>
+    </w:p>
+    <w:p>
+      <w:pPr>
+        <w:spacing w:after="0"/>
+        <w:jc w:val="both"/>
+        <w:rPr>
+          <w:b/>
+          <w:bCs/>
+          <w:sz w:val="20"/>
+          <w:szCs w:val="20"/>
+          <w:lang w:val="it-IT"/>
+        </w:rPr>
+      </w:pPr>
+    </w:p>
+    <w:p>
+      <w:pPr>
+        <w:pStyle w:val="Paragrafoelenco"/>
+        <w:numPr>
+          <w:ilvl w:val="0"/>
+          <w:numId w:val="5"/>
+        </w:numPr>
+        <w:spacing w:after="0"/>
+        <w:jc w:val="both"/>
+        <w:rPr>
+          <w:b/>
+          <w:bCs/>
+          <w:sz w:val="20"/>
+          <w:szCs w:val="20"/>
+          <w:lang w:val="it-IT"/>
+        </w:rPr>
+      </w:pPr>
+      <w:r>
+        <w:rPr>
+          <w:b/>
+          <w:bCs/>
+          <w:sz w:val="20"/>
+          <w:szCs w:val="20"/>
+          <w:lang w:val="it-IT"/>
+        </w:rPr>
+        <w:t>Fascia di punt</w:t>
+      </w:r>
+      <w:r>
+        <w:rPr>
+          <w:b/>
+          <w:bCs/>
+          <w:sz w:val="20"/>
+          <w:szCs w:val="20"/>
+          <w:lang w:val="it-IT"/>
+        </w:rPr>
+        <w:t>eggio</w:t>
+      </w:r>
+      <w:r>
+        <w:rPr>
+          <w:b/>
+          <w:bCs/>
+          <w:sz w:val="20"/>
+          <w:szCs w:val="20"/>
+          <w:lang w:val="it-IT"/>
+        </w:rPr>
+        <w:t xml:space="preserve"> e gol assegnati</w:t>
+      </w:r>
+    </w:p>
+    <w:p>
+      <w:pPr>
+        <w:pStyle w:val="Paragrafoelenco"/>
+        <w:numPr>
+          <w:ilvl w:val="1"/>
+          <w:numId w:val="5"/>
+        </w:numPr>
+        <w:spacing w:after="0"/>
+        <w:ind w:left="851"/>
+        <w:jc w:val="both"/>
+        <w:rPr>
+          <w:sz w:val="20"/>
+          <w:szCs w:val="20"/>
+          <w:lang w:val="it-IT"/>
+        </w:rPr>
+      </w:pPr>
+      <w:r>
+        <w:rPr>
+          <w:sz w:val="20"/>
+          <w:szCs w:val="20"/>
+          <w:lang w:val="it-IT"/>
+        </w:rPr>
+        <w:t>Sulla base del punteggio totalizzato ai sensi degli artt. 11 e 12</w:t>
       </w:r>
       <w:r>
         <w:rPr>
@@ -3687,2276 +6321,6 @@
           <w:szCs w:val="20"/>
           <w:lang w:val="it-IT"/>
         </w:rPr>
-        <w:t>Budget</w:t>
-      </w:r>
-      <w:r>
-        <w:rPr>
-          <w:b/>
-          <w:bCs/>
-          <w:sz w:val="20"/>
-          <w:szCs w:val="20"/>
-          <w:lang w:val="it-IT"/>
-        </w:rPr>
-        <w:t xml:space="preserve">, prima </w:t>
-      </w:r>
-      <w:r>
-        <w:rPr>
-          <w:b/>
-          <w:bCs/>
-          <w:sz w:val="20"/>
-          <w:szCs w:val="20"/>
-          <w:lang w:val="it-IT"/>
-        </w:rPr>
-        <w:t>asta</w:t>
-      </w:r>
-      <w:r>
-        <w:rPr>
-          <w:b/>
-          <w:bCs/>
-          <w:sz w:val="20"/>
-          <w:szCs w:val="20"/>
-          <w:lang w:val="it-IT"/>
-        </w:rPr>
-        <w:t xml:space="preserve">, </w:t>
-      </w:r>
-      <w:r>
-        <w:rPr>
-          <w:b/>
-          <w:bCs/>
-          <w:sz w:val="20"/>
-          <w:szCs w:val="20"/>
-          <w:lang w:val="it-IT"/>
-        </w:rPr>
-        <w:t>aste di riparazione</w:t>
-      </w:r>
-      <w:r>
-        <w:rPr>
-          <w:b/>
-          <w:bCs/>
-          <w:sz w:val="20"/>
-          <w:szCs w:val="20"/>
-          <w:lang w:val="it-IT"/>
-        </w:rPr>
-        <w:t xml:space="preserve"> e “conferme”</w:t>
-      </w:r>
-    </w:p>
-    <w:p>
-      <w:pPr>
-        <w:pStyle w:val="Paragrafoelenco"/>
-        <w:numPr>
-          <w:ilvl w:val="1"/>
-          <w:numId w:val="5"/>
-        </w:numPr>
-        <w:spacing w:after="0"/>
-        <w:ind w:left="851"/>
-        <w:jc w:val="both"/>
-        <w:rPr>
-          <w:sz w:val="20"/>
-          <w:szCs w:val="20"/>
-          <w:lang w:val="it-IT"/>
-        </w:rPr>
-      </w:pPr>
-      <w:r>
-        <w:rPr>
-          <w:sz w:val="20"/>
-          <w:szCs w:val="20"/>
-          <w:lang w:val="it-IT"/>
-        </w:rPr>
-        <w:t xml:space="preserve">Il budget è fissato a </w:t>
-      </w:r>
-      <w:r>
-        <w:rPr>
-          <w:b/>
-          <w:bCs/>
-          <w:sz w:val="20"/>
-          <w:szCs w:val="20"/>
-          <w:lang w:val="it-IT"/>
-        </w:rPr>
-        <w:t>500</w:t>
-      </w:r>
-      <w:r>
-        <w:rPr>
-          <w:sz w:val="20"/>
-          <w:szCs w:val="20"/>
-          <w:lang w:val="it-IT"/>
-        </w:rPr>
-        <w:t xml:space="preserve"> (cinquecento) Fantamilioni (di seguito anche “FM”).</w:t>
-      </w:r>
-    </w:p>
-    <w:p>
-      <w:pPr>
-        <w:pStyle w:val="Paragrafoelenco"/>
-        <w:numPr>
-          <w:ilvl w:val="1"/>
-          <w:numId w:val="5"/>
-        </w:numPr>
-        <w:spacing w:after="0"/>
-        <w:ind w:left="851"/>
-        <w:jc w:val="both"/>
-        <w:rPr>
-          <w:sz w:val="20"/>
-          <w:szCs w:val="20"/>
-          <w:lang w:val="it-IT"/>
-        </w:rPr>
-      </w:pPr>
-      <w:r>
-        <w:rPr>
-          <w:sz w:val="20"/>
-          <w:szCs w:val="20"/>
-          <w:lang w:val="it-IT"/>
-        </w:rPr>
-        <w:t>La tipologia di asta segue la logica della “</w:t>
-      </w:r>
-      <w:r>
-        <w:rPr>
-          <w:b/>
-          <w:bCs/>
-          <w:sz w:val="20"/>
-          <w:szCs w:val="20"/>
-          <w:lang w:val="it-IT"/>
-        </w:rPr>
-        <w:t>asta classica a chiamata</w:t>
-      </w:r>
-      <w:r>
-        <w:rPr>
-          <w:sz w:val="20"/>
-          <w:szCs w:val="20"/>
-          <w:lang w:val="it-IT"/>
-        </w:rPr>
-        <w:t>”, svolta ruolo per ruolo</w:t>
-      </w:r>
-      <w:r>
-        <w:rPr>
-          <w:sz w:val="20"/>
-          <w:szCs w:val="20"/>
-          <w:lang w:val="it-IT"/>
-        </w:rPr>
-        <w:t xml:space="preserve"> a partire dai portieri, per poi procedere con </w:t>
-      </w:r>
-      <w:r>
-        <w:rPr>
-          <w:sz w:val="20"/>
-          <w:szCs w:val="20"/>
-          <w:lang w:val="it-IT"/>
-        </w:rPr>
-        <w:t>difensori, centrocampisti</w:t>
-      </w:r>
-      <w:r>
-        <w:rPr>
-          <w:sz w:val="20"/>
-          <w:szCs w:val="20"/>
-          <w:lang w:val="it-IT"/>
-        </w:rPr>
-        <w:t xml:space="preserve"> e infine </w:t>
-      </w:r>
-      <w:r>
-        <w:rPr>
-          <w:sz w:val="20"/>
-          <w:szCs w:val="20"/>
-          <w:lang w:val="it-IT"/>
-        </w:rPr>
-        <w:t xml:space="preserve">attaccanti. Il primo a chiamare il primo giocatore è il </w:t>
-      </w:r>
-      <w:r>
-        <w:rPr>
-          <w:sz w:val="20"/>
-          <w:szCs w:val="20"/>
-          <w:lang w:val="it-IT"/>
-        </w:rPr>
-        <w:t>F</w:t>
-      </w:r>
-      <w:r>
-        <w:rPr>
-          <w:sz w:val="20"/>
-          <w:szCs w:val="20"/>
-          <w:lang w:val="it-IT"/>
-        </w:rPr>
-        <w:t xml:space="preserve">antacampione dell’anno precedente. Successivamente, si procede con gli altri ruoli seguendo lo stesso ordine, con il </w:t>
-      </w:r>
-      <w:r>
-        <w:rPr>
-          <w:sz w:val="20"/>
-          <w:szCs w:val="20"/>
-          <w:lang w:val="it-IT"/>
-        </w:rPr>
-        <w:t>F</w:t>
-      </w:r>
-      <w:r>
-        <w:rPr>
-          <w:sz w:val="20"/>
-          <w:szCs w:val="20"/>
-          <w:lang w:val="it-IT"/>
-        </w:rPr>
-        <w:t>antacampione che ha la priorità di apertura per ogni ruolo.</w:t>
-      </w:r>
-    </w:p>
-    <w:p>
-      <w:pPr>
-        <w:pStyle w:val="Paragrafoelenco"/>
-        <w:numPr>
-          <w:ilvl w:val="1"/>
-          <w:numId w:val="5"/>
-        </w:numPr>
-        <w:spacing w:after="0"/>
-        <w:ind w:left="851"/>
-        <w:jc w:val="both"/>
-        <w:rPr>
-          <w:sz w:val="20"/>
-          <w:szCs w:val="20"/>
-          <w:lang w:val="it-IT"/>
-        </w:rPr>
-      </w:pPr>
-      <w:r>
-        <w:rPr>
-          <w:sz w:val="20"/>
-          <w:szCs w:val="20"/>
-          <w:lang w:val="it-IT"/>
-        </w:rPr>
-        <w:t>Qualora, durante l’asta, un Fantallenatore si aggiudicasse un portiere che rappresenti</w:t>
-      </w:r>
-      <w:r>
-        <w:rPr>
-          <w:sz w:val="20"/>
-          <w:szCs w:val="20"/>
-          <w:lang w:val="it-IT"/>
-        </w:rPr>
-        <w:t xml:space="preserve">, secondo le gerarchie di squadra, </w:t>
-      </w:r>
-      <w:r>
-        <w:rPr>
-          <w:sz w:val="20"/>
-          <w:szCs w:val="20"/>
-          <w:lang w:val="it-IT"/>
-        </w:rPr>
-        <w:t>il primo portiere della squadra di riferimento</w:t>
-      </w:r>
-      <w:r>
-        <w:rPr>
-          <w:sz w:val="20"/>
-          <w:szCs w:val="20"/>
-          <w:lang w:val="it-IT"/>
-        </w:rPr>
-        <w:t xml:space="preserve">, può decidere di </w:t>
-      </w:r>
-      <w:r>
-        <w:rPr>
-          <w:sz w:val="20"/>
-          <w:szCs w:val="20"/>
-          <w:lang w:val="it-IT"/>
-        </w:rPr>
-        <w:t xml:space="preserve">acquistare </w:t>
-      </w:r>
-      <w:r>
-        <w:rPr>
-          <w:sz w:val="20"/>
-          <w:szCs w:val="20"/>
-          <w:lang w:val="it-IT"/>
-        </w:rPr>
-        <w:t>il c.d. “</w:t>
-      </w:r>
-      <w:r>
-        <w:rPr>
-          <w:b/>
-          <w:bCs/>
-          <w:sz w:val="20"/>
-          <w:szCs w:val="20"/>
-          <w:lang w:val="it-IT"/>
-        </w:rPr>
-        <w:t>blocco</w:t>
-      </w:r>
-      <w:r>
-        <w:rPr>
-          <w:sz w:val="20"/>
-          <w:szCs w:val="20"/>
-          <w:lang w:val="it-IT"/>
-        </w:rPr>
-        <w:t xml:space="preserve">” </w:t>
-      </w:r>
-      <w:r>
-        <w:rPr>
-          <w:sz w:val="20"/>
-          <w:szCs w:val="20"/>
-          <w:lang w:val="it-IT"/>
-        </w:rPr>
-        <w:t>ottenendo</w:t>
-      </w:r>
-      <w:r>
-        <w:rPr>
-          <w:sz w:val="20"/>
-          <w:szCs w:val="20"/>
-          <w:lang w:val="it-IT"/>
-        </w:rPr>
-        <w:t>, senza asta, il secondo e il terzo portiere della medesima squadra del primo, al pre</w:t>
-      </w:r>
-      <w:r>
-        <w:rPr>
-          <w:sz w:val="20"/>
-          <w:szCs w:val="20"/>
-          <w:lang w:val="it-IT"/>
-        </w:rPr>
-        <w:t>zz</w:t>
-      </w:r>
-      <w:r>
-        <w:rPr>
-          <w:sz w:val="20"/>
-          <w:szCs w:val="20"/>
-          <w:lang w:val="it-IT"/>
-        </w:rPr>
-        <w:t xml:space="preserve">o di </w:t>
-      </w:r>
-      <w:r>
-        <w:rPr>
-          <w:b/>
-          <w:bCs/>
-          <w:sz w:val="20"/>
-          <w:szCs w:val="20"/>
-          <w:lang w:val="it-IT"/>
-        </w:rPr>
-        <w:t>1 (uno)</w:t>
-      </w:r>
-      <w:r>
-        <w:rPr>
-          <w:sz w:val="20"/>
-          <w:szCs w:val="20"/>
-          <w:lang w:val="it-IT"/>
-        </w:rPr>
-        <w:t xml:space="preserve"> </w:t>
-      </w:r>
-      <w:r>
-        <w:rPr>
-          <w:b/>
-          <w:bCs/>
-          <w:sz w:val="20"/>
-          <w:szCs w:val="20"/>
-          <w:lang w:val="it-IT"/>
-        </w:rPr>
-        <w:t>FM</w:t>
-      </w:r>
-      <w:r>
-        <w:rPr>
-          <w:b/>
-          <w:bCs/>
-          <w:sz w:val="20"/>
-          <w:szCs w:val="20"/>
-          <w:lang w:val="it-IT"/>
-        </w:rPr>
-        <w:t xml:space="preserve"> per portiere</w:t>
-      </w:r>
-      <w:r>
-        <w:rPr>
-          <w:sz w:val="20"/>
-          <w:szCs w:val="20"/>
-          <w:lang w:val="it-IT"/>
-        </w:rPr>
-        <w:t xml:space="preserve"> così </w:t>
-      </w:r>
-      <w:r>
-        <w:rPr>
-          <w:sz w:val="20"/>
-          <w:szCs w:val="20"/>
-          <w:lang w:val="it-IT"/>
-        </w:rPr>
-        <w:t>ottenuto</w:t>
-      </w:r>
-      <w:r>
-        <w:rPr>
-          <w:sz w:val="20"/>
-          <w:szCs w:val="20"/>
-          <w:lang w:val="it-IT"/>
-        </w:rPr>
-        <w:t>.</w:t>
-      </w:r>
-    </w:p>
-    <w:p>
-      <w:pPr>
-        <w:pStyle w:val="Paragrafoelenco"/>
-        <w:numPr>
-          <w:ilvl w:val="1"/>
-          <w:numId w:val="5"/>
-        </w:numPr>
-        <w:spacing w:after="0"/>
-        <w:jc w:val="both"/>
-        <w:rPr>
-          <w:sz w:val="20"/>
-          <w:szCs w:val="20"/>
-          <w:lang w:val="it-IT"/>
-        </w:rPr>
-      </w:pPr>
-      <w:r>
-        <w:rPr>
-          <w:sz w:val="20"/>
-          <w:szCs w:val="20"/>
-          <w:lang w:val="it-IT"/>
-        </w:rPr>
-        <w:t xml:space="preserve">Nel caso in cui, al termine dell’asta iniziale, dovessero rimanere dei </w:t>
-      </w:r>
-      <w:r>
-        <w:rPr>
-          <w:sz w:val="20"/>
-          <w:szCs w:val="20"/>
-          <w:lang w:val="it-IT"/>
-        </w:rPr>
-        <w:t>FM</w:t>
-      </w:r>
-      <w:r>
-        <w:rPr>
-          <w:sz w:val="20"/>
-          <w:szCs w:val="20"/>
-          <w:lang w:val="it-IT"/>
-        </w:rPr>
-        <w:t xml:space="preserve"> inutilizzati</w:t>
-      </w:r>
-      <w:r>
-        <w:rPr>
-          <w:sz w:val="20"/>
-          <w:szCs w:val="20"/>
-          <w:lang w:val="it-IT"/>
-        </w:rPr>
-        <w:t xml:space="preserve">, </w:t>
-      </w:r>
-      <w:r>
-        <w:rPr>
-          <w:sz w:val="20"/>
-          <w:szCs w:val="20"/>
-          <w:lang w:val="it-IT"/>
-        </w:rPr>
-        <w:t xml:space="preserve">tali </w:t>
-      </w:r>
-      <w:r>
-        <w:rPr>
-          <w:b/>
-          <w:bCs/>
-          <w:sz w:val="20"/>
-          <w:szCs w:val="20"/>
-          <w:lang w:val="it-IT"/>
-        </w:rPr>
-        <w:t>FM a credito</w:t>
-      </w:r>
-      <w:r>
-        <w:rPr>
-          <w:sz w:val="20"/>
-          <w:szCs w:val="20"/>
-          <w:lang w:val="it-IT"/>
-        </w:rPr>
-        <w:t xml:space="preserve"> </w:t>
-      </w:r>
-      <w:r>
-        <w:rPr>
-          <w:sz w:val="20"/>
-          <w:szCs w:val="20"/>
-          <w:lang w:val="it-IT"/>
-        </w:rPr>
-        <w:t xml:space="preserve">potranno essere impiegati dai </w:t>
-      </w:r>
-      <w:r>
-        <w:rPr>
-          <w:sz w:val="20"/>
-          <w:szCs w:val="20"/>
-          <w:lang w:val="it-IT"/>
-        </w:rPr>
-        <w:t xml:space="preserve">Fantallenatori </w:t>
-      </w:r>
-      <w:r>
-        <w:rPr>
-          <w:sz w:val="20"/>
-          <w:szCs w:val="20"/>
-          <w:lang w:val="it-IT"/>
-        </w:rPr>
-        <w:t xml:space="preserve">durante l’asta di riparazione prevista per il </w:t>
-      </w:r>
-      <w:r>
-        <w:rPr>
-          <w:sz w:val="20"/>
-          <w:szCs w:val="20"/>
-          <w:lang w:val="it-IT"/>
-        </w:rPr>
-        <w:t xml:space="preserve">periodo del </w:t>
-      </w:r>
-      <w:r>
-        <w:rPr>
-          <w:sz w:val="20"/>
-          <w:szCs w:val="20"/>
-          <w:lang w:val="it-IT"/>
-        </w:rPr>
-        <w:t xml:space="preserve">mese di </w:t>
-      </w:r>
-      <w:r>
-        <w:rPr>
-          <w:b/>
-          <w:bCs/>
-          <w:sz w:val="20"/>
-          <w:szCs w:val="20"/>
-          <w:lang w:val="it-IT"/>
-        </w:rPr>
-        <w:t>gennaio</w:t>
-      </w:r>
-      <w:r>
-        <w:rPr>
-          <w:sz w:val="20"/>
-          <w:szCs w:val="20"/>
-          <w:lang w:val="it-IT"/>
-        </w:rPr>
-        <w:t>. Pertanto, gli avanzi di FM dalla sessione d’asta originaria saranno considerati validi e disponibili per l’utilizzo nella successiva asta di riparazione.</w:t>
-      </w:r>
-    </w:p>
-    <w:p>
-      <w:pPr>
-        <w:pStyle w:val="Paragrafoelenco"/>
-        <w:numPr>
-          <w:ilvl w:val="1"/>
-          <w:numId w:val="5"/>
-        </w:numPr>
-        <w:spacing w:after="0"/>
-        <w:jc w:val="both"/>
-        <w:rPr>
-          <w:sz w:val="20"/>
-          <w:szCs w:val="20"/>
-          <w:lang w:val="it-IT"/>
-        </w:rPr>
-      </w:pPr>
-      <w:r>
-        <w:rPr>
-          <w:sz w:val="20"/>
-          <w:szCs w:val="20"/>
-          <w:lang w:val="it-IT"/>
-        </w:rPr>
-        <w:t xml:space="preserve">Viene </w:t>
-      </w:r>
-      <w:r>
-        <w:rPr>
-          <w:sz w:val="20"/>
-          <w:szCs w:val="20"/>
-          <w:lang w:val="it-IT"/>
-        </w:rPr>
-        <w:t xml:space="preserve">introdotta la possibilità di </w:t>
-      </w:r>
-      <w:r>
-        <w:rPr>
-          <w:b/>
-          <w:bCs/>
-          <w:sz w:val="20"/>
-          <w:szCs w:val="20"/>
-          <w:lang w:val="it-IT"/>
-        </w:rPr>
-        <w:t>confermare</w:t>
-      </w:r>
-      <w:r>
-        <w:rPr>
-          <w:sz w:val="20"/>
-          <w:szCs w:val="20"/>
-          <w:lang w:val="it-IT"/>
-        </w:rPr>
-        <w:t xml:space="preserve"> i giocatori acquistati durante l’asta, secondo le seguenti condizioni:</w:t>
-      </w:r>
-    </w:p>
-    <w:p>
-      <w:pPr>
-        <w:pStyle w:val="Paragrafoelenco"/>
-        <w:numPr>
-          <w:ilvl w:val="2"/>
-          <w:numId w:val="5"/>
-        </w:numPr>
-        <w:spacing w:after="0"/>
-        <w:ind w:left="1701"/>
-        <w:jc w:val="both"/>
-        <w:rPr>
-          <w:sz w:val="20"/>
-          <w:szCs w:val="20"/>
-          <w:lang w:val="it-IT"/>
-        </w:rPr>
-      </w:pPr>
-      <w:r>
-        <w:rPr>
-          <w:sz w:val="20"/>
-          <w:szCs w:val="20"/>
-          <w:lang w:val="it-IT"/>
-        </w:rPr>
-        <w:t xml:space="preserve">ogni squadra può effettuare un massimo di </w:t>
-      </w:r>
-      <w:r>
-        <w:rPr>
-          <w:b/>
-          <w:bCs/>
-          <w:sz w:val="20"/>
-          <w:szCs w:val="20"/>
-          <w:lang w:val="it-IT"/>
-        </w:rPr>
-        <w:t>una conferma per stagione</w:t>
-      </w:r>
-      <w:r>
-        <w:rPr>
-          <w:sz w:val="20"/>
-          <w:szCs w:val="20"/>
-          <w:lang w:val="it-IT"/>
-        </w:rPr>
-        <w:t>,</w:t>
-      </w:r>
-    </w:p>
-    <w:p>
-      <w:pPr>
-        <w:pStyle w:val="Paragrafoelenco"/>
-        <w:numPr>
-          <w:ilvl w:val="2"/>
-          <w:numId w:val="5"/>
-        </w:numPr>
-        <w:spacing w:after="0"/>
-        <w:ind w:left="1701"/>
-        <w:jc w:val="both"/>
-        <w:rPr>
-          <w:sz w:val="20"/>
-          <w:szCs w:val="20"/>
-          <w:lang w:val="it-IT"/>
-        </w:rPr>
-      </w:pPr>
-      <w:r>
-        <w:rPr>
-          <w:sz w:val="20"/>
-          <w:szCs w:val="20"/>
-          <w:lang w:val="it-IT"/>
-        </w:rPr>
-        <w:t xml:space="preserve">la conferma di un giocatore comporta il pagamento di un costo pari al </w:t>
-      </w:r>
-      <w:r>
-        <w:rPr>
-          <w:b/>
-          <w:bCs/>
-          <w:sz w:val="20"/>
-          <w:szCs w:val="20"/>
-          <w:lang w:val="it-IT"/>
-        </w:rPr>
-        <w:t>triplo</w:t>
-      </w:r>
-      <w:r>
-        <w:rPr>
-          <w:sz w:val="20"/>
-          <w:szCs w:val="20"/>
-          <w:lang w:val="it-IT"/>
-        </w:rPr>
-        <w:t xml:space="preserve"> del valore iniziale pagato all’asta</w:t>
-      </w:r>
-      <w:r>
-        <w:rPr>
-          <w:sz w:val="20"/>
-          <w:szCs w:val="20"/>
-          <w:lang w:val="it-IT"/>
-        </w:rPr>
-        <w:t>,</w:t>
-      </w:r>
-    </w:p>
-    <w:p>
-      <w:pPr>
-        <w:pStyle w:val="Paragrafoelenco"/>
-        <w:numPr>
-          <w:ilvl w:val="2"/>
-          <w:numId w:val="5"/>
-        </w:numPr>
-        <w:spacing w:after="0"/>
-        <w:ind w:left="1701"/>
-        <w:jc w:val="both"/>
-        <w:rPr>
-          <w:sz w:val="20"/>
-          <w:szCs w:val="20"/>
-          <w:lang w:val="it-IT"/>
-        </w:rPr>
-      </w:pPr>
-      <w:r>
-        <w:rPr>
-          <w:sz w:val="20"/>
-          <w:szCs w:val="20"/>
-          <w:lang w:val="it-IT"/>
-        </w:rPr>
-        <w:t xml:space="preserve">è possibile confermare lo stesso giocatore per un secondo anno consecutivo </w:t>
-      </w:r>
-      <w:r>
-        <w:rPr>
-          <w:sz w:val="20"/>
-          <w:szCs w:val="20"/>
-          <w:lang w:val="it-IT"/>
-        </w:rPr>
-        <w:t>(c.d. “</w:t>
-      </w:r>
-      <w:r>
-        <w:rPr>
-          <w:b/>
-          <w:bCs/>
-          <w:sz w:val="20"/>
-          <w:szCs w:val="20"/>
-          <w:lang w:val="it-IT"/>
-        </w:rPr>
-        <w:t>conferma della conferma</w:t>
-      </w:r>
-      <w:r>
-        <w:rPr>
-          <w:sz w:val="20"/>
-          <w:szCs w:val="20"/>
-          <w:lang w:val="it-IT"/>
-        </w:rPr>
-        <w:t xml:space="preserve">”) </w:t>
-      </w:r>
-      <w:r>
-        <w:rPr>
-          <w:sz w:val="20"/>
-          <w:szCs w:val="20"/>
-          <w:lang w:val="it-IT"/>
-        </w:rPr>
-        <w:t xml:space="preserve">pagando </w:t>
-      </w:r>
-      <w:r>
-        <w:rPr>
-          <w:sz w:val="20"/>
-          <w:szCs w:val="20"/>
-          <w:lang w:val="it-IT"/>
-        </w:rPr>
-        <w:t>nuovamente il</w:t>
-      </w:r>
-      <w:r>
-        <w:rPr>
-          <w:sz w:val="20"/>
-          <w:szCs w:val="20"/>
-          <w:lang w:val="it-IT"/>
-        </w:rPr>
-        <w:t xml:space="preserve"> </w:t>
-      </w:r>
-      <w:r>
-        <w:rPr>
-          <w:sz w:val="20"/>
-          <w:szCs w:val="20"/>
-          <w:lang w:val="it-IT"/>
-        </w:rPr>
-        <w:t>triplo del costo della prima conferma,</w:t>
-      </w:r>
-      <w:r>
-        <w:rPr>
-          <w:sz w:val="20"/>
-          <w:szCs w:val="20"/>
-          <w:lang w:val="it-IT"/>
-        </w:rPr>
-        <w:t xml:space="preserve"> quindi al valore </w:t>
-      </w:r>
-      <w:r>
-        <w:rPr>
-          <w:b/>
-          <w:bCs/>
-          <w:sz w:val="20"/>
-          <w:szCs w:val="20"/>
-          <w:lang w:val="it-IT"/>
-        </w:rPr>
-        <w:t>moltiplicato per nove</w:t>
-      </w:r>
-      <w:r>
-        <w:rPr>
-          <w:sz w:val="20"/>
-          <w:szCs w:val="20"/>
-          <w:lang w:val="it-IT"/>
-        </w:rPr>
-        <w:t xml:space="preserve"> il valore iniziale</w:t>
-      </w:r>
-      <w:r>
-        <w:rPr>
-          <w:sz w:val="20"/>
-          <w:szCs w:val="20"/>
-          <w:lang w:val="it-IT"/>
-        </w:rPr>
-        <w:t>,</w:t>
-      </w:r>
-    </w:p>
-    <w:p>
-      <w:pPr>
-        <w:pStyle w:val="Paragrafoelenco"/>
-        <w:numPr>
-          <w:ilvl w:val="2"/>
-          <w:numId w:val="5"/>
-        </w:numPr>
-        <w:spacing w:after="0"/>
-        <w:ind w:left="1701"/>
-        <w:jc w:val="both"/>
-        <w:rPr>
-          <w:sz w:val="20"/>
-          <w:szCs w:val="20"/>
-          <w:lang w:val="it-IT"/>
-        </w:rPr>
-      </w:pPr>
-      <w:r>
-        <w:rPr>
-          <w:sz w:val="20"/>
-          <w:szCs w:val="20"/>
-          <w:lang w:val="it-IT"/>
-        </w:rPr>
-        <w:t>al termine del secondo anno di conferma, il giocatore sarà automaticamente svincolato e non potrà essere confermato per un terzo anno consecutivo.</w:t>
-      </w:r>
-    </w:p>
-    <w:p>
-      <w:pPr>
-        <w:pStyle w:val="Paragrafoelenco"/>
-        <w:numPr>
-          <w:ilvl w:val="2"/>
-          <w:numId w:val="5"/>
-        </w:numPr>
-        <w:spacing w:after="0"/>
-        <w:ind w:left="1701"/>
-        <w:jc w:val="both"/>
-        <w:rPr>
-          <w:sz w:val="20"/>
-          <w:szCs w:val="20"/>
-          <w:lang w:val="it-IT"/>
-        </w:rPr>
-      </w:pPr>
-      <w:r>
-        <w:rPr>
-          <w:sz w:val="20"/>
-          <w:szCs w:val="20"/>
-          <w:lang w:val="it-IT"/>
-        </w:rPr>
-        <w:t>alla data del presente documento</w:t>
-      </w:r>
-      <w:r>
-        <w:rPr>
-          <w:sz w:val="20"/>
-          <w:szCs w:val="20"/>
-          <w:lang w:val="it-IT"/>
-        </w:rPr>
-        <w:t xml:space="preserve">, i </w:t>
-      </w:r>
-      <w:r>
-        <w:rPr>
-          <w:b/>
-          <w:bCs/>
-          <w:sz w:val="20"/>
-          <w:szCs w:val="20"/>
-          <w:lang w:val="it-IT"/>
-        </w:rPr>
-        <w:t xml:space="preserve">giocatori confermati per la stagione in corso </w:t>
-      </w:r>
-      <w:r>
-        <w:rPr>
-          <w:b/>
-          <w:bCs/>
-          <w:sz w:val="20"/>
-          <w:szCs w:val="20"/>
-          <w:lang w:val="it-IT"/>
-        </w:rPr>
-        <w:t>risultano</w:t>
-      </w:r>
-      <w:r>
-        <w:rPr>
-          <w:sz w:val="20"/>
-          <w:szCs w:val="20"/>
-          <w:lang w:val="it-IT"/>
-        </w:rPr>
-        <w:t>:</w:t>
-      </w:r>
-    </w:p>
-    <w:p>
-      <w:pPr>
-        <w:pStyle w:val="Paragrafoelenco"/>
-        <w:numPr>
-          <w:ilvl w:val="3"/>
-          <w:numId w:val="5"/>
-        </w:numPr>
-        <w:spacing w:after="0"/>
-        <w:ind w:left="2835"/>
-        <w:jc w:val="both"/>
-        <w:rPr>
-          <w:sz w:val="20"/>
-          <w:szCs w:val="20"/>
-          <w:lang w:val="it-IT"/>
-        </w:rPr>
-      </w:pPr>
-      <w:r>
-        <w:rPr>
-          <w:b/>
-          <w:bCs/>
-          <w:sz w:val="20"/>
-          <w:szCs w:val="20"/>
-          <w:lang w:val="it-IT"/>
-        </w:rPr>
-        <w:t>TBD</w:t>
-      </w:r>
-    </w:p>
-    <w:p>
-      <w:pPr>
-        <w:pStyle w:val="Paragrafoelenco"/>
-        <w:numPr>
-          <w:ilvl w:val="1"/>
-          <w:numId w:val="5"/>
-        </w:numPr>
-        <w:spacing w:after="0"/>
-        <w:jc w:val="both"/>
-        <w:rPr>
-          <w:sz w:val="20"/>
-          <w:szCs w:val="20"/>
-          <w:lang w:val="it-IT"/>
-        </w:rPr>
-      </w:pPr>
-      <w:r>
-        <w:rPr>
-          <w:sz w:val="20"/>
-          <w:szCs w:val="20"/>
-          <w:lang w:val="it-IT"/>
-        </w:rPr>
-        <w:t xml:space="preserve">Viene </w:t>
-      </w:r>
-      <w:r>
-        <w:rPr>
-          <w:sz w:val="20"/>
-          <w:szCs w:val="20"/>
-          <w:lang w:val="it-IT"/>
-        </w:rPr>
-        <w:t xml:space="preserve">consentito effettuare </w:t>
-      </w:r>
-      <w:r>
-        <w:rPr>
-          <w:b/>
-          <w:bCs/>
-          <w:sz w:val="20"/>
-          <w:szCs w:val="20"/>
-          <w:lang w:val="it-IT"/>
-        </w:rPr>
-        <w:t>scambi</w:t>
-      </w:r>
-      <w:r>
-        <w:rPr>
-          <w:sz w:val="20"/>
-          <w:szCs w:val="20"/>
-          <w:lang w:val="it-IT"/>
-        </w:rPr>
-        <w:t xml:space="preserve"> tra squadre durante l’asta, ma tali scambi possono avvenire solo tra una chiamata e l’altra. Ogni giocatore può essere oggetto di un massimo di un solo scambio durante l'asta. </w:t>
-      </w:r>
-      <w:r>
-        <w:rPr>
-          <w:sz w:val="20"/>
-          <w:szCs w:val="20"/>
-          <w:lang w:val="it-IT"/>
-        </w:rPr>
-        <w:t xml:space="preserve">Viene fatto divieto di </w:t>
-      </w:r>
-      <w:r>
-        <w:rPr>
-          <w:sz w:val="20"/>
-          <w:szCs w:val="20"/>
-          <w:lang w:val="it-IT"/>
-        </w:rPr>
-        <w:t xml:space="preserve">qualsiasi forma di compravendita </w:t>
-      </w:r>
-      <w:r>
-        <w:rPr>
-          <w:sz w:val="20"/>
-          <w:szCs w:val="20"/>
-          <w:lang w:val="it-IT"/>
-        </w:rPr>
-        <w:t>triangolare</w:t>
-      </w:r>
-      <w:r>
-        <w:rPr>
-          <w:sz w:val="20"/>
-          <w:szCs w:val="20"/>
-          <w:lang w:val="it-IT"/>
-        </w:rPr>
-        <w:t xml:space="preserve"> di giocatori durante questo periodo.</w:t>
-      </w:r>
-    </w:p>
-    <w:p>
-      <w:pPr>
-        <w:pStyle w:val="Paragrafoelenco"/>
-        <w:numPr>
-          <w:ilvl w:val="1"/>
-          <w:numId w:val="5"/>
-        </w:numPr>
-        <w:spacing w:after="0"/>
-        <w:jc w:val="both"/>
-        <w:rPr>
-          <w:sz w:val="20"/>
-          <w:szCs w:val="20"/>
-          <w:lang w:val="it-IT"/>
-        </w:rPr>
-      </w:pPr>
-      <w:r>
-        <w:rPr>
-          <w:sz w:val="20"/>
-          <w:szCs w:val="20"/>
-          <w:lang w:val="it-IT"/>
-        </w:rPr>
-        <w:lastRenderedPageBreak/>
-        <w:t xml:space="preserve">Nel caso in cui un giocatore venga </w:t>
-      </w:r>
-      <w:r>
-        <w:rPr>
-          <w:b/>
-          <w:bCs/>
-          <w:sz w:val="20"/>
-          <w:szCs w:val="20"/>
-          <w:lang w:val="it-IT"/>
-        </w:rPr>
-        <w:t>trasferito all</w:t>
-      </w:r>
-      <w:r>
-        <w:rPr>
-          <w:b/>
-          <w:bCs/>
-          <w:sz w:val="20"/>
-          <w:szCs w:val="20"/>
-          <w:lang w:val="it-IT"/>
-        </w:rPr>
-        <w:t>’</w:t>
-      </w:r>
-      <w:r>
-        <w:rPr>
-          <w:b/>
-          <w:bCs/>
-          <w:sz w:val="20"/>
-          <w:szCs w:val="20"/>
-          <w:lang w:val="it-IT"/>
-        </w:rPr>
-        <w:t>estero</w:t>
-      </w:r>
-      <w:r>
-        <w:rPr>
-          <w:sz w:val="20"/>
-          <w:szCs w:val="20"/>
-          <w:lang w:val="it-IT"/>
-        </w:rPr>
-        <w:t>, la squadra in possesso del giocatore dovrà mantenere il posto vacante (</w:t>
-      </w:r>
-      <w:r>
-        <w:rPr>
-          <w:sz w:val="20"/>
-          <w:szCs w:val="20"/>
-          <w:lang w:val="it-IT"/>
-        </w:rPr>
-        <w:t>c.d. “</w:t>
-      </w:r>
-      <w:r>
-        <w:rPr>
-          <w:b/>
-          <w:bCs/>
-          <w:sz w:val="20"/>
-          <w:szCs w:val="20"/>
-          <w:lang w:val="it-IT"/>
-        </w:rPr>
-        <w:t>buco</w:t>
-      </w:r>
-      <w:r>
-        <w:rPr>
-          <w:sz w:val="20"/>
-          <w:szCs w:val="20"/>
-          <w:lang w:val="it-IT"/>
-        </w:rPr>
-        <w:t>”</w:t>
-      </w:r>
-      <w:r>
-        <w:rPr>
-          <w:sz w:val="20"/>
-          <w:szCs w:val="20"/>
-          <w:lang w:val="it-IT"/>
-        </w:rPr>
-        <w:t xml:space="preserve">) fino alla prossima asta di riparazione. Se il trasferimento all’estero avviene dopo l’asta di riparazione di gennaio, la squadra dovrà mantenere il </w:t>
-      </w:r>
-      <w:r>
-        <w:rPr>
-          <w:sz w:val="20"/>
-          <w:szCs w:val="20"/>
-          <w:lang w:val="it-IT"/>
-        </w:rPr>
-        <w:t xml:space="preserve">buco </w:t>
-      </w:r>
-      <w:r>
-        <w:rPr>
-          <w:sz w:val="20"/>
-          <w:szCs w:val="20"/>
-          <w:lang w:val="it-IT"/>
-        </w:rPr>
-        <w:t>fino al termine del campionato.</w:t>
-      </w:r>
-    </w:p>
-    <w:p>
-      <w:pPr>
-        <w:pStyle w:val="Paragrafoelenco"/>
-        <w:numPr>
-          <w:ilvl w:val="1"/>
-          <w:numId w:val="5"/>
-        </w:numPr>
-        <w:spacing w:after="0"/>
-        <w:jc w:val="both"/>
-        <w:rPr>
-          <w:sz w:val="20"/>
-          <w:szCs w:val="20"/>
-          <w:lang w:val="it-IT"/>
-        </w:rPr>
-      </w:pPr>
-      <w:r>
-        <w:rPr>
-          <w:sz w:val="20"/>
-          <w:szCs w:val="20"/>
-          <w:lang w:val="it-IT"/>
-        </w:rPr>
-        <w:t>Nel caso di svincolo di un giocatore, il costo minimo per poterlo riprendere è quanto ricevuto dallo svincolo</w:t>
-      </w:r>
-    </w:p>
-    <w:p>
-      <w:pPr>
-        <w:pStyle w:val="Paragrafoelenco"/>
-        <w:numPr>
-          <w:ilvl w:val="1"/>
-          <w:numId w:val="5"/>
-        </w:numPr>
-        <w:spacing w:after="0"/>
-        <w:jc w:val="both"/>
-        <w:rPr>
-          <w:sz w:val="20"/>
-          <w:szCs w:val="20"/>
-          <w:lang w:val="it-IT"/>
-        </w:rPr>
-      </w:pPr>
-      <w:r>
-        <w:rPr>
-          <w:sz w:val="20"/>
-          <w:szCs w:val="20"/>
-          <w:lang w:val="it-IT"/>
-        </w:rPr>
-        <w:t xml:space="preserve">Con riferimento all’asta di </w:t>
-      </w:r>
-      <w:r>
-        <w:rPr>
-          <w:sz w:val="20"/>
-          <w:szCs w:val="20"/>
-          <w:lang w:val="it-IT"/>
-        </w:rPr>
-        <w:t>riparazione (altresì detta asta di g</w:t>
-      </w:r>
-      <w:r>
-        <w:rPr>
-          <w:sz w:val="20"/>
-          <w:szCs w:val="20"/>
-          <w:lang w:val="it-IT"/>
-        </w:rPr>
-        <w:t>ennaio</w:t>
-      </w:r>
-      <w:r>
-        <w:rPr>
-          <w:sz w:val="20"/>
-          <w:szCs w:val="20"/>
-          <w:lang w:val="it-IT"/>
-        </w:rPr>
-        <w:t>), o</w:t>
-      </w:r>
-      <w:r>
-        <w:rPr>
-          <w:sz w:val="20"/>
-          <w:szCs w:val="20"/>
-          <w:lang w:val="it-IT"/>
-        </w:rPr>
-        <w:t xml:space="preserve">gni squadra parteciperà all’asta </w:t>
-      </w:r>
-      <w:r>
-        <w:rPr>
-          <w:sz w:val="20"/>
-          <w:szCs w:val="20"/>
-          <w:lang w:val="it-IT"/>
-        </w:rPr>
-        <w:t xml:space="preserve">in parola </w:t>
-      </w:r>
-      <w:r>
-        <w:rPr>
-          <w:sz w:val="20"/>
-          <w:szCs w:val="20"/>
-          <w:lang w:val="it-IT"/>
-        </w:rPr>
-        <w:t>con un budget composto dai crediti inutilizzati al termine dell’asta iniziale</w:t>
-      </w:r>
-      <w:r>
-        <w:rPr>
-          <w:sz w:val="20"/>
-          <w:szCs w:val="20"/>
-          <w:lang w:val="it-IT"/>
-        </w:rPr>
-        <w:t xml:space="preserve"> di cui all’art. 6.4</w:t>
-      </w:r>
-      <w:r>
-        <w:rPr>
-          <w:sz w:val="20"/>
-          <w:szCs w:val="20"/>
-          <w:lang w:val="it-IT"/>
-        </w:rPr>
-        <w:t xml:space="preserve">, ai quali verranno aggiunti ulteriori fondi in base alla posizione in classifica. In particolare, verranno assegnati </w:t>
-      </w:r>
-      <w:r>
-        <w:rPr>
-          <w:b/>
-          <w:bCs/>
-          <w:sz w:val="20"/>
-          <w:szCs w:val="20"/>
-          <w:lang w:val="it-IT"/>
-        </w:rPr>
-        <w:t>50 FM</w:t>
-      </w:r>
-      <w:r>
-        <w:rPr>
-          <w:sz w:val="20"/>
-          <w:szCs w:val="20"/>
-          <w:lang w:val="it-IT"/>
-        </w:rPr>
-        <w:t xml:space="preserve"> </w:t>
-      </w:r>
-      <w:r>
-        <w:rPr>
-          <w:sz w:val="20"/>
-          <w:szCs w:val="20"/>
-          <w:lang w:val="it-IT"/>
-        </w:rPr>
-        <w:t xml:space="preserve">alla squadra in </w:t>
-      </w:r>
-      <w:r>
-        <w:rPr>
-          <w:b/>
-          <w:bCs/>
-          <w:sz w:val="20"/>
-          <w:szCs w:val="20"/>
-          <w:lang w:val="it-IT"/>
-        </w:rPr>
-        <w:t>prima posizione</w:t>
-      </w:r>
-      <w:r>
-        <w:rPr>
-          <w:sz w:val="20"/>
-          <w:szCs w:val="20"/>
-          <w:lang w:val="it-IT"/>
-        </w:rPr>
-        <w:t xml:space="preserve">, </w:t>
-      </w:r>
-      <w:r>
-        <w:rPr>
-          <w:b/>
-          <w:bCs/>
-          <w:sz w:val="20"/>
-          <w:szCs w:val="20"/>
-          <w:lang w:val="it-IT"/>
-        </w:rPr>
-        <w:t xml:space="preserve">52 </w:t>
-      </w:r>
-      <w:r>
-        <w:rPr>
-          <w:b/>
-          <w:bCs/>
-          <w:sz w:val="20"/>
-          <w:szCs w:val="20"/>
-          <w:lang w:val="it-IT"/>
-        </w:rPr>
-        <w:t>FM</w:t>
-      </w:r>
-      <w:r>
-        <w:rPr>
-          <w:b/>
-          <w:bCs/>
-          <w:sz w:val="20"/>
-          <w:szCs w:val="20"/>
-          <w:lang w:val="it-IT"/>
-        </w:rPr>
-        <w:t xml:space="preserve"> alla seconda</w:t>
-      </w:r>
-      <w:r>
-        <w:rPr>
-          <w:sz w:val="20"/>
-          <w:szCs w:val="20"/>
-          <w:lang w:val="it-IT"/>
-        </w:rPr>
-        <w:t xml:space="preserve">, </w:t>
-      </w:r>
-      <w:r>
-        <w:rPr>
-          <w:b/>
-          <w:bCs/>
-          <w:sz w:val="20"/>
-          <w:szCs w:val="20"/>
-          <w:lang w:val="it-IT"/>
-        </w:rPr>
-        <w:t xml:space="preserve">54 </w:t>
-      </w:r>
-      <w:r>
-        <w:rPr>
-          <w:b/>
-          <w:bCs/>
-          <w:sz w:val="20"/>
-          <w:szCs w:val="20"/>
-          <w:lang w:val="it-IT"/>
-        </w:rPr>
-        <w:t>FM</w:t>
-      </w:r>
-      <w:r>
-        <w:rPr>
-          <w:b/>
-          <w:bCs/>
-          <w:sz w:val="20"/>
-          <w:szCs w:val="20"/>
-          <w:lang w:val="it-IT"/>
-        </w:rPr>
-        <w:t xml:space="preserve"> alla terza</w:t>
-      </w:r>
-      <w:r>
-        <w:rPr>
-          <w:sz w:val="20"/>
-          <w:szCs w:val="20"/>
-          <w:lang w:val="it-IT"/>
-        </w:rPr>
-        <w:t xml:space="preserve">, </w:t>
-      </w:r>
-      <w:r>
-        <w:rPr>
-          <w:b/>
-          <w:bCs/>
-          <w:sz w:val="20"/>
-          <w:szCs w:val="20"/>
-          <w:lang w:val="it-IT"/>
-        </w:rPr>
-        <w:t>e così via</w:t>
-      </w:r>
-      <w:r>
-        <w:rPr>
-          <w:sz w:val="20"/>
-          <w:szCs w:val="20"/>
-          <w:lang w:val="it-IT"/>
-        </w:rPr>
-        <w:t xml:space="preserve">, con un </w:t>
-      </w:r>
-      <w:r>
-        <w:rPr>
-          <w:b/>
-          <w:bCs/>
-          <w:sz w:val="20"/>
-          <w:szCs w:val="20"/>
-          <w:lang w:val="it-IT"/>
-        </w:rPr>
-        <w:t>incremento progressivo di 2</w:t>
-      </w:r>
-      <w:r>
-        <w:rPr>
-          <w:sz w:val="20"/>
-          <w:szCs w:val="20"/>
-          <w:lang w:val="it-IT"/>
-        </w:rPr>
-        <w:t xml:space="preserve"> </w:t>
-      </w:r>
-      <w:r>
-        <w:rPr>
-          <w:sz w:val="20"/>
-          <w:szCs w:val="20"/>
-          <w:lang w:val="it-IT"/>
-        </w:rPr>
-        <w:t>FM</w:t>
-      </w:r>
-      <w:r>
-        <w:rPr>
-          <w:sz w:val="20"/>
-          <w:szCs w:val="20"/>
-          <w:lang w:val="it-IT"/>
-        </w:rPr>
-        <w:t xml:space="preserve"> per ogni posizione, fino a un massimo di 74 milioni di </w:t>
-      </w:r>
-      <w:r>
-        <w:rPr>
-          <w:sz w:val="20"/>
-          <w:szCs w:val="20"/>
-          <w:lang w:val="it-IT"/>
-        </w:rPr>
-        <w:t>FM</w:t>
-      </w:r>
-      <w:r>
-        <w:rPr>
-          <w:sz w:val="20"/>
-          <w:szCs w:val="20"/>
-          <w:lang w:val="it-IT"/>
-        </w:rPr>
-        <w:t xml:space="preserve"> per la squadra in dodicesima </w:t>
-      </w:r>
-      <w:r>
-        <w:rPr>
-          <w:sz w:val="20"/>
-          <w:szCs w:val="20"/>
-          <w:lang w:val="it-IT"/>
-        </w:rPr>
-        <w:t xml:space="preserve">e ultima </w:t>
-      </w:r>
-      <w:r>
-        <w:rPr>
-          <w:sz w:val="20"/>
-          <w:szCs w:val="20"/>
-          <w:lang w:val="it-IT"/>
-        </w:rPr>
-        <w:t>posizione.</w:t>
-      </w:r>
-    </w:p>
-    <w:p>
-      <w:pPr>
-        <w:pStyle w:val="Paragrafoelenco"/>
-        <w:numPr>
-          <w:ilvl w:val="1"/>
-          <w:numId w:val="5"/>
-        </w:numPr>
-        <w:spacing w:after="0"/>
-        <w:jc w:val="both"/>
-        <w:rPr>
-          <w:sz w:val="20"/>
-          <w:szCs w:val="20"/>
-          <w:lang w:val="it-IT"/>
-        </w:rPr>
-      </w:pPr>
-      <w:r>
-        <w:rPr>
-          <w:sz w:val="20"/>
-          <w:szCs w:val="20"/>
-          <w:lang w:val="it-IT"/>
-        </w:rPr>
-        <w:t xml:space="preserve">In caso di </w:t>
-      </w:r>
-      <w:r>
-        <w:rPr>
-          <w:b/>
-          <w:bCs/>
-          <w:sz w:val="20"/>
-          <w:szCs w:val="20"/>
-          <w:lang w:val="it-IT"/>
-        </w:rPr>
-        <w:t>svincolo</w:t>
-      </w:r>
-      <w:r>
-        <w:rPr>
-          <w:sz w:val="20"/>
-          <w:szCs w:val="20"/>
-          <w:lang w:val="it-IT"/>
-        </w:rPr>
-        <w:t xml:space="preserve"> di un giocatore, inclusi quelli trasferiti all'estero, il ricavo sarà calcolato in base al </w:t>
-      </w:r>
-      <w:r>
-        <w:rPr>
-          <w:b/>
-          <w:bCs/>
-          <w:sz w:val="20"/>
-          <w:szCs w:val="20"/>
-          <w:lang w:val="it-IT"/>
-        </w:rPr>
-        <w:t>valore intero della quotazione</w:t>
-      </w:r>
-      <w:r>
-        <w:rPr>
-          <w:sz w:val="20"/>
-          <w:szCs w:val="20"/>
-          <w:lang w:val="it-IT"/>
-        </w:rPr>
-        <w:t xml:space="preserve"> aggiornata dal</w:t>
-      </w:r>
-      <w:r>
-        <w:rPr>
-          <w:sz w:val="20"/>
-          <w:szCs w:val="20"/>
-          <w:lang w:val="it-IT"/>
-        </w:rPr>
-        <w:t xml:space="preserve"> sistema app Fantacalcio </w:t>
-      </w:r>
-      <w:r>
-        <w:rPr>
-          <w:sz w:val="20"/>
-          <w:szCs w:val="20"/>
-          <w:lang w:val="it-IT"/>
-        </w:rPr>
-        <w:t>al momento dello svincolo.</w:t>
-      </w:r>
-    </w:p>
-    <w:p>
-      <w:pPr>
-        <w:spacing w:after="0"/>
-        <w:jc w:val="both"/>
-        <w:rPr>
-          <w:sz w:val="20"/>
-          <w:szCs w:val="20"/>
-          <w:lang w:val="it-IT"/>
-        </w:rPr>
-      </w:pPr>
-    </w:p>
-    <w:p>
-      <w:pPr>
-        <w:pStyle w:val="Paragrafoelenco"/>
-        <w:numPr>
-          <w:ilvl w:val="0"/>
-          <w:numId w:val="5"/>
-        </w:numPr>
-        <w:spacing w:after="0"/>
-        <w:jc w:val="both"/>
-        <w:rPr>
-          <w:b/>
-          <w:bCs/>
-          <w:sz w:val="20"/>
-          <w:szCs w:val="20"/>
-          <w:lang w:val="it-IT"/>
-        </w:rPr>
-      </w:pPr>
-      <w:r>
-        <w:rPr>
-          <w:b/>
-          <w:bCs/>
-          <w:sz w:val="20"/>
-          <w:szCs w:val="20"/>
-          <w:lang w:val="it-IT"/>
-        </w:rPr>
-        <w:t xml:space="preserve">Composizione delle </w:t>
-      </w:r>
-      <w:r>
-        <w:rPr>
-          <w:b/>
-          <w:bCs/>
-          <w:sz w:val="20"/>
-          <w:szCs w:val="20"/>
-          <w:lang w:val="it-IT"/>
-        </w:rPr>
-        <w:t>squadre</w:t>
-      </w:r>
-    </w:p>
-    <w:p>
-      <w:pPr>
-        <w:pStyle w:val="Paragrafoelenco"/>
-        <w:numPr>
-          <w:ilvl w:val="1"/>
-          <w:numId w:val="5"/>
-        </w:numPr>
-        <w:spacing w:after="0"/>
-        <w:ind w:left="851"/>
-        <w:jc w:val="both"/>
-        <w:rPr>
-          <w:sz w:val="20"/>
-          <w:szCs w:val="20"/>
-          <w:lang w:val="it-IT"/>
-        </w:rPr>
-      </w:pPr>
-      <w:r>
-        <w:rPr>
-          <w:sz w:val="20"/>
-          <w:szCs w:val="20"/>
-          <w:lang w:val="it-IT"/>
-        </w:rPr>
-        <w:t>3 portieri</w:t>
-      </w:r>
-    </w:p>
-    <w:p>
-      <w:pPr>
-        <w:pStyle w:val="Paragrafoelenco"/>
-        <w:numPr>
-          <w:ilvl w:val="1"/>
-          <w:numId w:val="5"/>
-        </w:numPr>
-        <w:spacing w:after="0"/>
-        <w:ind w:left="851"/>
-        <w:jc w:val="both"/>
-        <w:rPr>
-          <w:sz w:val="20"/>
-          <w:szCs w:val="20"/>
-          <w:lang w:val="it-IT"/>
-        </w:rPr>
-      </w:pPr>
-      <w:r>
-        <w:rPr>
-          <w:sz w:val="20"/>
-          <w:szCs w:val="20"/>
-          <w:lang w:val="it-IT"/>
-        </w:rPr>
-        <w:t>8 difensori</w:t>
-      </w:r>
-    </w:p>
-    <w:p>
-      <w:pPr>
-        <w:pStyle w:val="Paragrafoelenco"/>
-        <w:numPr>
-          <w:ilvl w:val="1"/>
-          <w:numId w:val="5"/>
-        </w:numPr>
-        <w:spacing w:after="0"/>
-        <w:ind w:left="851"/>
-        <w:jc w:val="both"/>
-        <w:rPr>
-          <w:sz w:val="20"/>
-          <w:szCs w:val="20"/>
-          <w:lang w:val="it-IT"/>
-        </w:rPr>
-      </w:pPr>
-      <w:r>
-        <w:rPr>
-          <w:sz w:val="20"/>
-          <w:szCs w:val="20"/>
-          <w:lang w:val="it-IT"/>
-        </w:rPr>
-        <w:t>8 centrocampisti</w:t>
-      </w:r>
-    </w:p>
-    <w:p>
-      <w:pPr>
-        <w:pStyle w:val="Paragrafoelenco"/>
-        <w:numPr>
-          <w:ilvl w:val="1"/>
-          <w:numId w:val="5"/>
-        </w:numPr>
-        <w:spacing w:after="0"/>
-        <w:ind w:left="851"/>
-        <w:jc w:val="both"/>
-        <w:rPr>
-          <w:sz w:val="20"/>
-          <w:szCs w:val="20"/>
-          <w:lang w:val="it-IT"/>
-        </w:rPr>
-      </w:pPr>
-      <w:r>
-        <w:rPr>
-          <w:sz w:val="20"/>
-          <w:szCs w:val="20"/>
-          <w:lang w:val="it-IT"/>
-        </w:rPr>
-        <w:t>6 attaccanti</w:t>
-      </w:r>
-    </w:p>
-    <w:p>
-      <w:pPr>
-        <w:spacing w:after="0"/>
-        <w:jc w:val="both"/>
-        <w:rPr>
-          <w:b/>
-          <w:bCs/>
-          <w:sz w:val="20"/>
-          <w:szCs w:val="20"/>
-          <w:lang w:val="it-IT"/>
-        </w:rPr>
-      </w:pPr>
-    </w:p>
-    <w:p>
-      <w:pPr>
-        <w:pStyle w:val="Paragrafoelenco"/>
-        <w:numPr>
-          <w:ilvl w:val="0"/>
-          <w:numId w:val="5"/>
-        </w:numPr>
-        <w:spacing w:after="0"/>
-        <w:jc w:val="both"/>
-        <w:rPr>
-          <w:b/>
-          <w:bCs/>
-          <w:sz w:val="20"/>
-          <w:szCs w:val="20"/>
-          <w:lang w:val="it-IT"/>
-        </w:rPr>
-      </w:pPr>
-      <w:r>
-        <w:rPr>
-          <w:b/>
-          <w:bCs/>
-          <w:sz w:val="20"/>
-          <w:szCs w:val="20"/>
-          <w:lang w:val="it-IT"/>
-        </w:rPr>
-        <w:t>Moduli consentiti</w:t>
-      </w:r>
-    </w:p>
-    <w:p>
-      <w:pPr>
-        <w:pStyle w:val="Paragrafoelenco"/>
-        <w:numPr>
-          <w:ilvl w:val="1"/>
-          <w:numId w:val="5"/>
-        </w:numPr>
-        <w:spacing w:after="0"/>
-        <w:ind w:left="851"/>
-        <w:jc w:val="both"/>
-        <w:rPr>
-          <w:sz w:val="20"/>
-          <w:szCs w:val="20"/>
-          <w:lang w:val="it-IT"/>
-        </w:rPr>
-      </w:pPr>
-      <w:r>
-        <w:rPr>
-          <w:sz w:val="20"/>
-          <w:szCs w:val="20"/>
-          <w:lang w:val="it-IT"/>
-        </w:rPr>
-        <w:t>3-4-3</w:t>
-      </w:r>
-    </w:p>
-    <w:p>
-      <w:pPr>
-        <w:pStyle w:val="Paragrafoelenco"/>
-        <w:numPr>
-          <w:ilvl w:val="1"/>
-          <w:numId w:val="5"/>
-        </w:numPr>
-        <w:spacing w:after="0"/>
-        <w:ind w:left="851"/>
-        <w:jc w:val="both"/>
-        <w:rPr>
-          <w:sz w:val="20"/>
-          <w:szCs w:val="20"/>
-          <w:lang w:val="it-IT"/>
-        </w:rPr>
-      </w:pPr>
-      <w:r>
-        <w:rPr>
-          <w:sz w:val="20"/>
-          <w:szCs w:val="20"/>
-          <w:lang w:val="it-IT"/>
-        </w:rPr>
-        <w:t>3-5-2</w:t>
-      </w:r>
-    </w:p>
-    <w:p>
-      <w:pPr>
-        <w:pStyle w:val="Paragrafoelenco"/>
-        <w:numPr>
-          <w:ilvl w:val="1"/>
-          <w:numId w:val="5"/>
-        </w:numPr>
-        <w:spacing w:after="0"/>
-        <w:ind w:left="851"/>
-        <w:jc w:val="both"/>
-        <w:rPr>
-          <w:sz w:val="20"/>
-          <w:szCs w:val="20"/>
-          <w:lang w:val="it-IT"/>
-        </w:rPr>
-      </w:pPr>
-      <w:r>
-        <w:rPr>
-          <w:sz w:val="20"/>
-          <w:szCs w:val="20"/>
-          <w:lang w:val="it-IT"/>
-        </w:rPr>
-        <w:t>3-6-1</w:t>
-      </w:r>
-    </w:p>
-    <w:p>
-      <w:pPr>
-        <w:pStyle w:val="Paragrafoelenco"/>
-        <w:numPr>
-          <w:ilvl w:val="1"/>
-          <w:numId w:val="5"/>
-        </w:numPr>
-        <w:spacing w:after="0"/>
-        <w:ind w:left="851"/>
-        <w:jc w:val="both"/>
-        <w:rPr>
-          <w:sz w:val="20"/>
-          <w:szCs w:val="20"/>
-          <w:lang w:val="it-IT"/>
-        </w:rPr>
-      </w:pPr>
-      <w:r>
-        <w:rPr>
-          <w:sz w:val="20"/>
-          <w:szCs w:val="20"/>
-          <w:lang w:val="it-IT"/>
-        </w:rPr>
-        <w:t>4-3-3</w:t>
-      </w:r>
-    </w:p>
-    <w:p>
-      <w:pPr>
-        <w:pStyle w:val="Paragrafoelenco"/>
-        <w:numPr>
-          <w:ilvl w:val="1"/>
-          <w:numId w:val="5"/>
-        </w:numPr>
-        <w:spacing w:after="0"/>
-        <w:ind w:left="851"/>
-        <w:jc w:val="both"/>
-        <w:rPr>
-          <w:sz w:val="20"/>
-          <w:szCs w:val="20"/>
-          <w:lang w:val="it-IT"/>
-        </w:rPr>
-      </w:pPr>
-      <w:r>
-        <w:rPr>
-          <w:sz w:val="20"/>
-          <w:szCs w:val="20"/>
-          <w:lang w:val="it-IT"/>
-        </w:rPr>
-        <w:t>4-4-2</w:t>
-      </w:r>
-    </w:p>
-    <w:p>
-      <w:pPr>
-        <w:pStyle w:val="Paragrafoelenco"/>
-        <w:numPr>
-          <w:ilvl w:val="1"/>
-          <w:numId w:val="5"/>
-        </w:numPr>
-        <w:spacing w:after="0"/>
-        <w:ind w:left="851"/>
-        <w:jc w:val="both"/>
-        <w:rPr>
-          <w:sz w:val="20"/>
-          <w:szCs w:val="20"/>
-          <w:lang w:val="it-IT"/>
-        </w:rPr>
-      </w:pPr>
-      <w:r>
-        <w:rPr>
-          <w:sz w:val="20"/>
-          <w:szCs w:val="20"/>
-          <w:lang w:val="it-IT"/>
-        </w:rPr>
-        <w:t>4-5-1</w:t>
-      </w:r>
-    </w:p>
-    <w:p>
-      <w:pPr>
-        <w:pStyle w:val="Paragrafoelenco"/>
-        <w:numPr>
-          <w:ilvl w:val="1"/>
-          <w:numId w:val="5"/>
-        </w:numPr>
-        <w:spacing w:after="0"/>
-        <w:ind w:left="851"/>
-        <w:jc w:val="both"/>
-        <w:rPr>
-          <w:sz w:val="20"/>
-          <w:szCs w:val="20"/>
-          <w:lang w:val="it-IT"/>
-        </w:rPr>
-      </w:pPr>
-      <w:r>
-        <w:rPr>
-          <w:sz w:val="20"/>
-          <w:szCs w:val="20"/>
-          <w:lang w:val="it-IT"/>
-        </w:rPr>
-        <w:t>5-3-2</w:t>
-      </w:r>
-    </w:p>
-    <w:p>
-      <w:pPr>
-        <w:pStyle w:val="Paragrafoelenco"/>
-        <w:numPr>
-          <w:ilvl w:val="1"/>
-          <w:numId w:val="5"/>
-        </w:numPr>
-        <w:spacing w:after="0"/>
-        <w:ind w:left="851"/>
-        <w:jc w:val="both"/>
-        <w:rPr>
-          <w:sz w:val="20"/>
-          <w:szCs w:val="20"/>
-          <w:lang w:val="it-IT"/>
-        </w:rPr>
-      </w:pPr>
-      <w:r>
-        <w:rPr>
-          <w:sz w:val="20"/>
-          <w:szCs w:val="20"/>
-          <w:lang w:val="it-IT"/>
-        </w:rPr>
-        <w:t>5-4-1</w:t>
-      </w:r>
-    </w:p>
-    <w:p>
-      <w:pPr>
-        <w:spacing w:after="0"/>
-        <w:jc w:val="both"/>
-        <w:rPr>
-          <w:sz w:val="20"/>
-          <w:szCs w:val="20"/>
-          <w:lang w:val="it-IT"/>
-        </w:rPr>
-      </w:pPr>
-    </w:p>
-    <w:p>
-      <w:pPr>
-        <w:pStyle w:val="Paragrafoelenco"/>
-        <w:numPr>
-          <w:ilvl w:val="0"/>
-          <w:numId w:val="5"/>
-        </w:numPr>
-        <w:spacing w:after="0"/>
-        <w:jc w:val="both"/>
-        <w:rPr>
-          <w:b/>
-          <w:bCs/>
-          <w:sz w:val="20"/>
-          <w:szCs w:val="20"/>
-          <w:lang w:val="it-IT"/>
-        </w:rPr>
-      </w:pPr>
-      <w:r>
-        <w:rPr>
-          <w:b/>
-          <w:bCs/>
-          <w:sz w:val="20"/>
-          <w:szCs w:val="20"/>
-          <w:lang w:val="it-IT"/>
-        </w:rPr>
-        <w:t>Composizione panchina, cambi, e inserimento formazione</w:t>
-      </w:r>
-    </w:p>
-    <w:p>
-      <w:pPr>
-        <w:pStyle w:val="Paragrafoelenco"/>
-        <w:numPr>
-          <w:ilvl w:val="1"/>
-          <w:numId w:val="5"/>
-        </w:numPr>
-        <w:spacing w:after="0"/>
-        <w:ind w:left="851"/>
-        <w:jc w:val="both"/>
-        <w:rPr>
-          <w:sz w:val="20"/>
-          <w:szCs w:val="20"/>
-          <w:lang w:val="it-IT"/>
-        </w:rPr>
-      </w:pPr>
-      <w:r>
-        <w:rPr>
-          <w:b/>
-          <w:bCs/>
-          <w:sz w:val="20"/>
-          <w:szCs w:val="20"/>
-          <w:lang w:val="it-IT"/>
-        </w:rPr>
-        <w:t>Non sono previsti limiti</w:t>
-      </w:r>
-      <w:r>
-        <w:rPr>
-          <w:sz w:val="20"/>
-          <w:szCs w:val="20"/>
-          <w:lang w:val="it-IT"/>
-        </w:rPr>
-        <w:t xml:space="preserve"> alla composizione della panchina.</w:t>
-      </w:r>
-      <w:r>
-        <w:rPr>
-          <w:sz w:val="20"/>
-          <w:szCs w:val="20"/>
-          <w:lang w:val="it-IT"/>
-        </w:rPr>
-        <w:t xml:space="preserve"> In altre parole, possono essere schierati tutti i giocatori non schierati come titolari.</w:t>
-      </w:r>
-    </w:p>
-    <w:p>
-      <w:pPr>
-        <w:pStyle w:val="Paragrafoelenco"/>
-        <w:numPr>
-          <w:ilvl w:val="1"/>
-          <w:numId w:val="5"/>
-        </w:numPr>
-        <w:spacing w:after="0"/>
-        <w:ind w:left="851"/>
-        <w:jc w:val="both"/>
-        <w:rPr>
-          <w:sz w:val="20"/>
-          <w:szCs w:val="20"/>
-          <w:lang w:val="it-IT"/>
-        </w:rPr>
-      </w:pPr>
-      <w:r>
-        <w:rPr>
-          <w:sz w:val="20"/>
-          <w:szCs w:val="20"/>
-          <w:lang w:val="it-IT"/>
-        </w:rPr>
-        <w:t xml:space="preserve">Sono previsti </w:t>
-      </w:r>
-      <w:r>
-        <w:rPr>
-          <w:b/>
-          <w:bCs/>
-          <w:sz w:val="20"/>
-          <w:szCs w:val="20"/>
-          <w:lang w:val="it-IT"/>
-        </w:rPr>
-        <w:t xml:space="preserve">fino a 5 </w:t>
-      </w:r>
-      <w:r>
-        <w:rPr>
-          <w:b/>
-          <w:bCs/>
-          <w:sz w:val="20"/>
-          <w:szCs w:val="20"/>
-          <w:lang w:val="it-IT"/>
-        </w:rPr>
-        <w:t xml:space="preserve">(cinque) </w:t>
-      </w:r>
-      <w:r>
-        <w:rPr>
-          <w:b/>
-          <w:bCs/>
-          <w:sz w:val="20"/>
-          <w:szCs w:val="20"/>
-          <w:lang w:val="it-IT"/>
-        </w:rPr>
-        <w:t>cambi</w:t>
-      </w:r>
-      <w:r>
-        <w:rPr>
-          <w:sz w:val="20"/>
-          <w:szCs w:val="20"/>
-          <w:lang w:val="it-IT"/>
-        </w:rPr>
-        <w:t xml:space="preserve"> e, fermo restando quanto previsto dall’art. </w:t>
-      </w:r>
-      <w:r>
-        <w:rPr>
-          <w:sz w:val="20"/>
-          <w:szCs w:val="20"/>
-          <w:lang w:val="it-IT"/>
-        </w:rPr>
-        <w:t>10</w:t>
-      </w:r>
-      <w:r>
-        <w:rPr>
-          <w:sz w:val="20"/>
-          <w:szCs w:val="20"/>
-          <w:lang w:val="it-IT"/>
-        </w:rPr>
-        <w:t xml:space="preserve">.2., </w:t>
-      </w:r>
-      <w:r>
-        <w:rPr>
-          <w:sz w:val="20"/>
-          <w:szCs w:val="20"/>
-          <w:lang w:val="it-IT"/>
-        </w:rPr>
-        <w:t xml:space="preserve">i cambi </w:t>
-      </w:r>
-      <w:r>
-        <w:rPr>
-          <w:sz w:val="20"/>
-          <w:szCs w:val="20"/>
-          <w:lang w:val="it-IT"/>
-        </w:rPr>
-        <w:t xml:space="preserve">sono automatici da parte del sistema app Fantacalcio </w:t>
-      </w:r>
-      <w:r>
-        <w:rPr>
-          <w:sz w:val="20"/>
-          <w:szCs w:val="20"/>
-          <w:lang w:val="it-IT"/>
-        </w:rPr>
-        <w:t xml:space="preserve">per corrispondenza di ruolo e </w:t>
-      </w:r>
-      <w:r>
-        <w:rPr>
-          <w:sz w:val="20"/>
-          <w:szCs w:val="20"/>
-          <w:lang w:val="it-IT"/>
-        </w:rPr>
-        <w:t xml:space="preserve">secondo l’ordine </w:t>
-      </w:r>
-      <w:r>
-        <w:rPr>
-          <w:sz w:val="20"/>
-          <w:szCs w:val="20"/>
-          <w:lang w:val="it-IT"/>
-        </w:rPr>
-        <w:t>di schieramento della panchina</w:t>
-      </w:r>
-      <w:r>
-        <w:rPr>
-          <w:sz w:val="20"/>
-          <w:szCs w:val="20"/>
-          <w:lang w:val="it-IT"/>
-        </w:rPr>
-        <w:t xml:space="preserve">. </w:t>
-      </w:r>
-      <w:r>
-        <w:rPr>
-          <w:i/>
-          <w:iCs/>
-          <w:sz w:val="20"/>
-          <w:szCs w:val="20"/>
-          <w:lang w:val="it-IT"/>
-        </w:rPr>
-        <w:t>A</w:t>
-      </w:r>
-      <w:r>
-        <w:rPr>
-          <w:i/>
-          <w:iCs/>
-          <w:sz w:val="20"/>
-          <w:szCs w:val="20"/>
-          <w:lang w:val="it-IT"/>
-        </w:rPr>
-        <w:t xml:space="preserve"> titolo</w:t>
-      </w:r>
-      <w:r>
-        <w:rPr>
-          <w:i/>
-          <w:iCs/>
-          <w:sz w:val="20"/>
-          <w:szCs w:val="20"/>
-          <w:lang w:val="it-IT"/>
-        </w:rPr>
-        <w:t xml:space="preserve"> esemplificativo e non esaustivo, un attaccante viene automaticamente sostituito dal prima attaccante che abbia preso voto tra quelli schierati in panchina</w:t>
-      </w:r>
-      <w:r>
-        <w:rPr>
-          <w:i/>
-          <w:iCs/>
-          <w:sz w:val="20"/>
-          <w:szCs w:val="20"/>
-          <w:lang w:val="it-IT"/>
-        </w:rPr>
-        <w:t>,</w:t>
-      </w:r>
-      <w:r>
-        <w:rPr>
-          <w:i/>
-          <w:iCs/>
-          <w:sz w:val="20"/>
-          <w:szCs w:val="20"/>
-          <w:lang w:val="it-IT"/>
-        </w:rPr>
-        <w:t xml:space="preserve"> </w:t>
-      </w:r>
-      <w:r>
-        <w:rPr>
-          <w:i/>
-          <w:iCs/>
-          <w:sz w:val="20"/>
-          <w:szCs w:val="20"/>
-          <w:lang w:val="it-IT"/>
-        </w:rPr>
-        <w:t>ove possibile</w:t>
-      </w:r>
-      <w:r>
-        <w:rPr>
-          <w:sz w:val="20"/>
-          <w:szCs w:val="20"/>
-          <w:lang w:val="it-IT"/>
-        </w:rPr>
-        <w:t>.</w:t>
-      </w:r>
-    </w:p>
-    <w:p>
-      <w:pPr>
-        <w:pStyle w:val="Paragrafoelenco"/>
-        <w:numPr>
-          <w:ilvl w:val="1"/>
-          <w:numId w:val="5"/>
-        </w:numPr>
-        <w:spacing w:after="0"/>
-        <w:ind w:left="851"/>
-        <w:jc w:val="both"/>
-        <w:rPr>
-          <w:sz w:val="20"/>
-          <w:szCs w:val="20"/>
-          <w:lang w:val="it-IT"/>
-        </w:rPr>
-      </w:pPr>
-      <w:r>
-        <w:rPr>
-          <w:sz w:val="20"/>
-          <w:szCs w:val="20"/>
-          <w:lang w:val="it-IT"/>
-        </w:rPr>
-        <w:t xml:space="preserve">Qualora non sia possibile il cambio per corrispondenza di ruolo, si applica l’art. </w:t>
-      </w:r>
-      <w:r>
-        <w:rPr>
-          <w:sz w:val="20"/>
-          <w:szCs w:val="20"/>
-          <w:lang w:val="it-IT"/>
-        </w:rPr>
-        <w:t>10</w:t>
-      </w:r>
-      <w:r>
-        <w:rPr>
-          <w:sz w:val="20"/>
-          <w:szCs w:val="20"/>
-          <w:lang w:val="it-IT"/>
-        </w:rPr>
-        <w:t>.2</w:t>
-      </w:r>
-      <w:r>
-        <w:rPr>
-          <w:sz w:val="20"/>
-          <w:szCs w:val="20"/>
-          <w:lang w:val="it-IT"/>
-        </w:rPr>
-        <w:t xml:space="preserve"> (</w:t>
-      </w:r>
-      <w:r>
-        <w:rPr>
-          <w:b/>
-          <w:bCs/>
-          <w:sz w:val="20"/>
-          <w:szCs w:val="20"/>
-          <w:lang w:val="it-IT"/>
-        </w:rPr>
-        <w:t>cambio modulo automatico</w:t>
-      </w:r>
-      <w:r>
-        <w:rPr>
-          <w:sz w:val="20"/>
-          <w:szCs w:val="20"/>
-          <w:lang w:val="it-IT"/>
-        </w:rPr>
-        <w:t>).</w:t>
-      </w:r>
-    </w:p>
-    <w:p>
-      <w:pPr>
-        <w:pStyle w:val="Paragrafoelenco"/>
-        <w:numPr>
-          <w:ilvl w:val="1"/>
-          <w:numId w:val="5"/>
-        </w:numPr>
-        <w:spacing w:after="0"/>
-        <w:ind w:left="851"/>
-        <w:jc w:val="both"/>
-        <w:rPr>
-          <w:sz w:val="20"/>
-          <w:szCs w:val="20"/>
-          <w:lang w:val="it-IT"/>
-        </w:rPr>
-      </w:pPr>
-      <w:r>
-        <w:rPr>
-          <w:sz w:val="20"/>
-          <w:szCs w:val="20"/>
-          <w:lang w:val="it-IT"/>
-        </w:rPr>
-        <w:t xml:space="preserve">Il limite temporale per l’inserimento e la modifica della formazione coincide con l’inizio della giornata (fischio d’inizio della prima gara del turno). Trascorso tale termine non è più consentita alcuna modifica alla formazione schierata.</w:t>
-      </w:r>
-    </w:p>
-    <w:p>
-      <w:pPr>
-        <w:spacing w:after="0"/>
-        <w:jc w:val="both"/>
-        <w:rPr>
-          <w:b/>
-          <w:bCs/>
-          <w:sz w:val="20"/>
-          <w:szCs w:val="20"/>
-          <w:lang w:val="it-IT"/>
-        </w:rPr>
-      </w:pPr>
-    </w:p>
-    <w:p>
-      <w:pPr>
-        <w:pStyle w:val="Paragrafoelenco"/>
-        <w:numPr>
-          <w:ilvl w:val="0"/>
-          <w:numId w:val="5"/>
-        </w:numPr>
-        <w:spacing w:after="0"/>
-        <w:jc w:val="both"/>
-        <w:rPr>
-          <w:b/>
-          <w:bCs/>
-          <w:sz w:val="20"/>
-          <w:szCs w:val="20"/>
-          <w:lang w:val="it-IT"/>
-        </w:rPr>
-      </w:pPr>
-      <w:r>
-        <w:rPr>
-          <w:b/>
-          <w:bCs/>
-          <w:sz w:val="20"/>
-          <w:szCs w:val="20"/>
-          <w:lang w:val="it-IT"/>
-        </w:rPr>
         <w:t>Bonus m</w:t>
       </w:r>
       <w:r>
@@ -6760,7 +7124,7 @@
           <w:szCs w:val="20"/>
           <w:lang w:val="it-IT"/>
         </w:rPr>
-        <w:t>, fermo restando l’art. 7,</w:t>
+        <w:t>, fermo restando l’art. 6,</w:t>
       </w:r>
       <w:r>
         <w:rPr>
@@ -7001,15 +7365,14 @@
           <w:szCs w:val="20"/>
           <w:lang w:val="it-IT"/>
         </w:rPr>
-        <w:t xml:space="preserve">di cui all’art. </w:t>
-      </w:r>
-      <w:r>
-        <w:rPr>
-          <w:sz w:val="20"/>
-          <w:szCs w:val="20"/>
-          <w:lang w:val="it-IT"/>
-        </w:rPr>
-        <w:t>5</w:t>
+        <w:t>di cui all’art. 10</w:t>
+      </w:r>
+      <w:r>
+        <w:rPr>
+          <w:sz w:val="20"/>
+          <w:szCs w:val="20"/>
+          <w:lang w:val="it-IT"/>
+        </w:rPr>
       </w:r>
       <w:r>
         <w:rPr>
@@ -7537,373 +7900,6 @@
         <w:rPr>
           <w:b/>
           <w:bCs/>
-          <w:sz w:val="20"/>
-          <w:szCs w:val="20"/>
-          <w:lang w:val="it-IT"/>
-        </w:rPr>
-      </w:pPr>
-    </w:p>
-    <w:p>
-      <w:pPr>
-        <w:pStyle w:val="Paragrafoelenco"/>
-        <w:numPr>
-          <w:ilvl w:val="0"/>
-          <w:numId w:val="5"/>
-        </w:numPr>
-        <w:spacing w:after="0"/>
-        <w:jc w:val="both"/>
-        <w:rPr>
-          <w:b/>
-          <w:bCs/>
-          <w:sz w:val="20"/>
-          <w:szCs w:val="20"/>
-          <w:lang w:val="it-IT"/>
-        </w:rPr>
-      </w:pPr>
-      <w:r>
-        <w:rPr>
-          <w:b/>
-          <w:bCs/>
-          <w:sz w:val="20"/>
-          <w:szCs w:val="20"/>
-          <w:lang w:val="it-IT"/>
-        </w:rPr>
-        <w:t>Sforamento</w:t>
-      </w:r>
-    </w:p>
-    <w:p>
-      <w:pPr>
-        <w:pStyle w:val="Paragrafoelenco"/>
-        <w:numPr>
-          <w:ilvl w:val="1"/>
-          <w:numId w:val="5"/>
-        </w:numPr>
-        <w:spacing w:after="0"/>
-        <w:ind w:left="851"/>
-        <w:jc w:val="both"/>
-        <w:rPr>
-          <w:sz w:val="20"/>
-          <w:szCs w:val="20"/>
-          <w:lang w:val="it-IT"/>
-        </w:rPr>
-      </w:pPr>
-      <w:r>
-        <w:rPr>
-          <w:sz w:val="20"/>
-          <w:szCs w:val="20"/>
-          <w:lang w:val="it-IT"/>
-        </w:rPr>
-        <w:t xml:space="preserve">In caso di </w:t>
-      </w:r>
-      <w:r>
-        <w:rPr>
-          <w:b/>
-          <w:bCs/>
-          <w:sz w:val="20"/>
-          <w:szCs w:val="20"/>
-          <w:lang w:val="it-IT"/>
-        </w:rPr>
-        <w:t>sforamento</w:t>
-      </w:r>
-      <w:r>
-        <w:rPr>
-          <w:sz w:val="20"/>
-          <w:szCs w:val="20"/>
-          <w:lang w:val="it-IT"/>
-        </w:rPr>
-        <w:t xml:space="preserve">, il </w:t>
-      </w:r>
-      <w:r>
-        <w:rPr>
-          <w:sz w:val="20"/>
-          <w:szCs w:val="20"/>
-          <w:lang w:val="it-IT"/>
-        </w:rPr>
-        <w:t xml:space="preserve">Fantallenatore </w:t>
-      </w:r>
-      <w:r>
-        <w:rPr>
-          <w:sz w:val="20"/>
-          <w:szCs w:val="20"/>
-          <w:lang w:val="it-IT"/>
-        </w:rPr>
-        <w:t>che ha sforato:</w:t>
-      </w:r>
-    </w:p>
-    <w:p>
-      <w:pPr>
-        <w:pStyle w:val="Paragrafoelenco"/>
-        <w:numPr>
-          <w:ilvl w:val="2"/>
-          <w:numId w:val="5"/>
-        </w:numPr>
-        <w:spacing w:after="0"/>
-        <w:ind w:left="1701"/>
-        <w:jc w:val="both"/>
-        <w:rPr>
-          <w:sz w:val="20"/>
-          <w:szCs w:val="20"/>
-          <w:lang w:val="it-IT"/>
-        </w:rPr>
-      </w:pPr>
-      <w:r>
-        <w:rPr>
-          <w:sz w:val="20"/>
-          <w:szCs w:val="20"/>
-          <w:lang w:val="it-IT"/>
-        </w:rPr>
-        <w:t>deve svincolare il giocatore che ha causato lo sforamento</w:t>
-      </w:r>
-      <w:r>
-        <w:rPr>
-          <w:sz w:val="20"/>
-          <w:szCs w:val="20"/>
-          <w:lang w:val="it-IT"/>
-        </w:rPr>
-        <w:t>;</w:t>
-      </w:r>
-    </w:p>
-    <w:p>
-      <w:pPr>
-        <w:pStyle w:val="Paragrafoelenco"/>
-        <w:numPr>
-          <w:ilvl w:val="2"/>
-          <w:numId w:val="5"/>
-        </w:numPr>
-        <w:spacing w:after="0"/>
-        <w:ind w:left="1701"/>
-        <w:jc w:val="both"/>
-        <w:rPr>
-          <w:sz w:val="20"/>
-          <w:szCs w:val="20"/>
-          <w:lang w:val="it-IT"/>
-        </w:rPr>
-      </w:pPr>
-      <w:r>
-        <w:rPr>
-          <w:sz w:val="20"/>
-          <w:szCs w:val="20"/>
-          <w:lang w:val="it-IT"/>
-        </w:rPr>
-        <w:t>riceve un numero di FM pari al valore inferiore tra il valore della chiamata e la quotazione</w:t>
-      </w:r>
-      <w:r>
-        <w:rPr>
-          <w:sz w:val="20"/>
-          <w:szCs w:val="20"/>
-          <w:lang w:val="it-IT"/>
-        </w:rPr>
-        <w:t xml:space="preserve"> del sistema app </w:t>
-      </w:r>
-      <w:r>
-        <w:rPr>
-          <w:sz w:val="20"/>
-          <w:szCs w:val="20"/>
-          <w:lang w:val="it-IT"/>
-        </w:rPr>
-        <w:t>Fantacalcio</w:t>
-      </w:r>
-      <w:r>
-        <w:rPr>
-          <w:sz w:val="20"/>
-          <w:szCs w:val="20"/>
-          <w:lang w:val="it-IT"/>
-        </w:rPr>
-        <w:t xml:space="preserve"> del giocatore che ha causato lo sforamento</w:t>
-      </w:r>
-      <w:r>
-        <w:rPr>
-          <w:sz w:val="20"/>
-          <w:szCs w:val="20"/>
-          <w:lang w:val="it-IT"/>
-        </w:rPr>
-        <w:t>;</w:t>
-      </w:r>
-    </w:p>
-    <w:p>
-      <w:pPr>
-        <w:pStyle w:val="Paragrafoelenco"/>
-        <w:numPr>
-          <w:ilvl w:val="2"/>
-          <w:numId w:val="5"/>
-        </w:numPr>
-        <w:spacing w:after="0"/>
-        <w:ind w:left="1701"/>
-        <w:jc w:val="both"/>
-        <w:rPr>
-          <w:sz w:val="20"/>
-          <w:szCs w:val="20"/>
-          <w:lang w:val="it-IT"/>
-        </w:rPr>
-      </w:pPr>
-      <w:r>
-        <w:rPr>
-          <w:sz w:val="20"/>
-          <w:szCs w:val="20"/>
-          <w:lang w:val="it-IT"/>
-        </w:rPr>
-        <w:t xml:space="preserve">viene penalizzato di </w:t>
-      </w:r>
-      <w:r>
-        <w:rPr>
-          <w:sz w:val="20"/>
-          <w:szCs w:val="20"/>
-          <w:lang w:val="it-IT"/>
-        </w:rPr>
-        <w:t>un punto</w:t>
-      </w:r>
-      <w:r>
-        <w:rPr>
-          <w:sz w:val="20"/>
-          <w:szCs w:val="20"/>
-          <w:lang w:val="it-IT"/>
-        </w:rPr>
-        <w:t xml:space="preserve"> </w:t>
-      </w:r>
-      <w:r>
-        <w:rPr>
-          <w:sz w:val="20"/>
-          <w:szCs w:val="20"/>
-          <w:lang w:val="it-IT"/>
-        </w:rPr>
-        <w:t>nella classifica Fantacluster (campionato)</w:t>
-      </w:r>
-      <w:r>
-        <w:rPr>
-          <w:sz w:val="20"/>
-          <w:szCs w:val="20"/>
-          <w:lang w:val="it-IT"/>
-        </w:rPr>
-        <w:t xml:space="preserve"> per ogni FM sforato</w:t>
-      </w:r>
-      <w:r>
-        <w:rPr>
-          <w:sz w:val="20"/>
-          <w:szCs w:val="20"/>
-          <w:lang w:val="it-IT"/>
-        </w:rPr>
-        <w:t>;</w:t>
-      </w:r>
-    </w:p>
-    <w:p>
-      <w:pPr>
-        <w:pStyle w:val="Paragrafoelenco"/>
-        <w:numPr>
-          <w:ilvl w:val="2"/>
-          <w:numId w:val="5"/>
-        </w:numPr>
-        <w:spacing w:after="0"/>
-        <w:ind w:left="1701"/>
-        <w:jc w:val="both"/>
-        <w:rPr>
-          <w:sz w:val="20"/>
-          <w:szCs w:val="20"/>
-          <w:lang w:val="it-IT"/>
-        </w:rPr>
-      </w:pPr>
-      <w:r>
-        <w:rPr>
-          <w:sz w:val="20"/>
-          <w:szCs w:val="20"/>
-          <w:lang w:val="it-IT"/>
-        </w:rPr>
-        <w:t xml:space="preserve">può chiamare un giocatore, </w:t>
-      </w:r>
-      <w:r>
-        <w:rPr>
-          <w:sz w:val="20"/>
-          <w:szCs w:val="20"/>
-          <w:lang w:val="it-IT"/>
-        </w:rPr>
-        <w:t xml:space="preserve">seguendo il normale </w:t>
-      </w:r>
-      <w:r>
-        <w:rPr>
-          <w:sz w:val="20"/>
-          <w:szCs w:val="20"/>
-          <w:lang w:val="it-IT"/>
-        </w:rPr>
-        <w:t xml:space="preserve">ordine di chiamata, </w:t>
-      </w:r>
-      <w:r>
-        <w:rPr>
-          <w:sz w:val="20"/>
-          <w:szCs w:val="20"/>
-          <w:lang w:val="it-IT"/>
-        </w:rPr>
-        <w:t>solo dopo</w:t>
-      </w:r>
-      <w:r>
-        <w:rPr>
-          <w:sz w:val="20"/>
-          <w:szCs w:val="20"/>
-          <w:lang w:val="it-IT"/>
-        </w:rPr>
-        <w:t xml:space="preserve"> che tutti i </w:t>
-      </w:r>
-      <w:r>
-        <w:rPr>
-          <w:sz w:val="20"/>
-          <w:szCs w:val="20"/>
-          <w:lang w:val="it-IT"/>
-        </w:rPr>
-        <w:t xml:space="preserve">Fantallenatori </w:t>
-      </w:r>
-      <w:r>
-        <w:rPr>
-          <w:sz w:val="20"/>
-          <w:szCs w:val="20"/>
-          <w:lang w:val="it-IT"/>
-        </w:rPr>
-        <w:t>che non hanno sforato hanno terminato le loro chiamate</w:t>
-      </w:r>
-      <w:r>
-        <w:rPr>
-          <w:sz w:val="20"/>
-          <w:szCs w:val="20"/>
-          <w:lang w:val="it-IT"/>
-        </w:rPr>
-        <w:t>;</w:t>
-      </w:r>
-    </w:p>
-    <w:p>
-      <w:pPr>
-        <w:pStyle w:val="Paragrafoelenco"/>
-        <w:numPr>
-          <w:ilvl w:val="2"/>
-          <w:numId w:val="5"/>
-        </w:numPr>
-        <w:spacing w:after="0"/>
-        <w:ind w:left="1701"/>
-        <w:jc w:val="both"/>
-        <w:rPr>
-          <w:sz w:val="20"/>
-          <w:szCs w:val="20"/>
-          <w:lang w:val="it-IT"/>
-        </w:rPr>
-      </w:pPr>
-      <w:r>
-        <w:rPr>
-          <w:sz w:val="20"/>
-          <w:szCs w:val="20"/>
-          <w:lang w:val="it-IT"/>
-        </w:rPr>
-        <w:t>non può chiamare il giocatore oggetto dello svincolo</w:t>
-      </w:r>
-      <w:r>
-        <w:rPr>
-          <w:sz w:val="20"/>
-          <w:szCs w:val="20"/>
-          <w:lang w:val="it-IT"/>
-        </w:rPr>
-        <w:t>.</w:t>
-      </w:r>
-    </w:p>
-    <w:p>
-      <w:pPr>
-        <w:spacing w:after="0"/>
-        <w:jc w:val="both"/>
-        <w:rPr>
           <w:sz w:val="20"/>
           <w:szCs w:val="20"/>
           <w:lang w:val="it-IT"/>

--- a/originali/Regolamento Fantacluster 2025-2026.docx
+++ b/originali/Regolamento Fantacluster 2025-2026.docx
@@ -1,6 +1,6 @@
 
 <file path=word/document.xml><?xml version="1.0" encoding="utf-8"?>
-<w:document xmlns:wpc="http://schemas.microsoft.com/office/word/2010/wordprocessingCanvas" xmlns:cx="http://schemas.microsoft.com/office/drawing/2014/chartex" xmlns:cx1="http://schemas.microsoft.com/office/drawing/2015/9/8/chartex" xmlns:cx2="http://schemas.microsoft.com/office/drawing/2015/10/21/chartex" xmlns:cx3="http://schemas.microsoft.com/office/drawing/2016/5/9/chartex" xmlns:cx4="http://schemas.microsoft.com/office/drawing/2016/5/10/chartex" xmlns:cx5="http://schemas.microsoft.com/office/drawing/2016/5/11/chartex" xmlns:cx6="http://schemas.microsoft.com/office/drawing/2016/5/12/chartex" xmlns:cx7="http://schemas.microsoft.com/office/drawing/2016/5/13/chartex" xmlns:cx8="http://schemas.microsoft.com/office/drawing/2016/5/14/chartex" xmlns:mc="http://schemas.openxmlformats.org/markup-compatibility/2006" xmlns:aink="http://schemas.microsoft.com/office/drawing/2016/ink" xmlns:am3d="http://schemas.microsoft.com/office/drawing/2017/model3d" xmlns:o="urn:schemas-microsoft-com:office:office" xmlns:oel="http://schemas.microsoft.com/office/2019/extlst" xmlns:r="http://schemas.openxmlformats.org/officeDocument/2006/relationships" xmlns:m="http://schemas.openxmlformats.org/officeDocument/2006/math" xmlns:v="urn:schemas-microsoft-com:vml" xmlns:wp14="http://schemas.microsoft.com/office/word/2010/wordprocessingDrawing" xmlns:wp="http://schemas.openxmlformats.org/drawingml/2006/wordprocessingDrawing" xmlns:w10="urn:schemas-microsoft-com:office:word" xmlns:w="http://schemas.openxmlformats.org/wordprocessingml/2006/main" xmlns:w14="http://schemas.microsoft.com/office/word/2010/wordml" xmlns:w15="http://schemas.microsoft.com/office/word/2012/wordml" xmlns:w16cex="http://schemas.microsoft.com/office/word/2018/wordml/cex" xmlns:w16cid="http://schemas.microsoft.com/office/word/2016/wordml/cid" xmlns:w16="http://schemas.microsoft.com/office/word/2018/wordml" xmlns:w16du="http://schemas.microsoft.com/office/word/2023/wordml/word16du" xmlns:w16sdtdh="http://schemas.microsoft.com/office/word/2020/wordml/sdtdatahash" xmlns:w16sdtfl="http://schemas.microsoft.com/office/word/2024/wordml/sdtformatlock" xmlns:w16se="http://schemas.microsoft.com/office/word/2015/wordml/symex" xmlns:wpg="http://schemas.microsoft.com/office/word/2010/wordprocessingGroup" xmlns:wpi="http://schemas.microsoft.com/office/word/2010/wordprocessingInk" xmlns:wne="http://schemas.microsoft.com/office/word/2006/wordml" xmlns:wps="http://schemas.microsoft.com/office/word/2010/wordprocessingShape" mc:Ignorable="w14 w15 w16se w16cid w16 w16cex w16sdtdh w16sdtfl w16du wp14">
+<w:document xmlns:wpc="http://schemas.microsoft.com/office/word/2010/wordprocessingCanvas" xmlns:cx="http://schemas.microsoft.com/office/drawing/2014/chartex" xmlns:cx1="http://schemas.microsoft.com/office/drawing/2015/9/8/chartex" xmlns:cx2="http://schemas.microsoft.com/office/drawing/2015/10/21/chartex" xmlns:cx3="http://schemas.microsoft.com/office/drawing/2016/5/9/chartex" xmlns:cx4="http://schemas.microsoft.com/office/drawing/2016/5/10/chartex" xmlns:cx5="http://schemas.microsoft.com/office/drawing/2016/5/11/chartex" xmlns:cx6="http://schemas.microsoft.com/office/drawing/2016/5/12/chartex" xmlns:cx7="http://schemas.microsoft.com/office/drawing/2016/5/13/chartex" xmlns:cx8="http://schemas.microsoft.com/office/drawing/2016/5/14/chartex" xmlns:mc="http://schemas.openxmlformats.org/markup-compatibility/2006" xmlns:aink="http://schemas.microsoft.com/office/drawing/2016/ink" xmlns:am3d="http://schemas.microsoft.com/office/drawing/2017/model3d" xmlns:o="urn:schemas-microsoft-com:office:office" xmlns:oel="http://schemas.microsoft.com/office/2019/extlst" xmlns:r="http://schemas.openxmlformats.org/officeDocument/2006/relationships" xmlns:m="http://schemas.openxmlformats.org/officeDocument/2006/math" xmlns:v="urn:schemas-microsoft-com:vml" xmlns:wp14="http://schemas.microsoft.com/office/word/2010/wordprocessingDrawing" xmlns:wp="http://schemas.openxmlformats.org/drawingml/2006/wordprocessingDrawing" xmlns:w10="urn:schemas-microsoft-com:office:word" xmlns:w="http://schemas.openxmlformats.org/wordprocessingml/2006/main" xmlns:w14="http://schemas.microsoft.com/office/word/2010/wordml" xmlns:w15="http://schemas.microsoft.com/office/word/2012/wordml" xmlns:w16cei="http://schemas.microsoft.com/office/word/2026/wordml/cei" xmlns:w16cex="http://schemas.microsoft.com/office/word/2018/wordml/cex" xmlns:w16cid="http://schemas.microsoft.com/office/word/2016/wordml/cid" xmlns:w16="http://schemas.microsoft.com/office/word/2018/wordml" xmlns:w16du="http://schemas.microsoft.com/office/word/2023/wordml/word16du" xmlns:w16sdtdh="http://schemas.microsoft.com/office/word/2020/wordml/sdtdatahash" xmlns:w16sdtfl="http://schemas.microsoft.com/office/word/2024/wordml/sdtformatlock" xmlns:w16se="http://schemas.microsoft.com/office/word/2015/wordml/symex" xmlns:wpg="http://schemas.microsoft.com/office/word/2010/wordprocessingGroup" xmlns:wpi="http://schemas.microsoft.com/office/word/2010/wordprocessingInk" xmlns:wne="http://schemas.microsoft.com/office/word/2006/wordml" xmlns:wps="http://schemas.microsoft.com/office/word/2010/wordprocessingShape" mc:Ignorable="w14 w15 w16se w16cid w16 w16cex w16sdtdh w16sdtfl w16du wp14">
   <w:body>
     <w:p>
       <w:pPr>
@@ -3569,6 +3569,39 @@
           <w:szCs w:val="20"/>
           <w:lang w:val="it-IT"/>
         </w:rPr>
+        <w:t>Obbligatorio esplicitare durante il rilancio che viene fatto con contratto. Non può essere fatto a posteriori dopo chiusura asta. (Es: Offro 1 con contratto -&gt; 3</w:t>
+      </w:r>
+      <w:r>
+        <w:rPr>
+          <w:sz w:val="20"/>
+          <w:szCs w:val="20"/>
+          <w:lang w:val="it-IT"/>
+        </w:rPr>
+        <w:t>. Chi vuole rilanciare, basta dire 2)</w:t>
+      </w:r>
+    </w:p>
+    <w:p>
+      <w:pPr>
+        <w:pStyle w:val="Paragrafoelenco"/>
+        <w:numPr>
+          <w:ilvl w:val="2"/>
+          <w:numId w:val="5"/>
+        </w:numPr>
+        <w:spacing w:after="0"/>
+        <w:ind w:left="1701"/>
+        <w:jc w:val="both"/>
+        <w:rPr>
+          <w:sz w:val="20"/>
+          <w:szCs w:val="20"/>
+          <w:lang w:val="it-IT"/>
+        </w:rPr>
+      </w:pPr>
+      <w:r>
+        <w:rPr>
+          <w:sz w:val="20"/>
+          <w:szCs w:val="20"/>
+          <w:lang w:val="it-IT"/>
+        </w:rPr>
         <w:t>alla data del presente documento</w:t>
       </w:r>
       <w:r>
@@ -3738,7 +3771,6 @@
           <w:szCs w:val="20"/>
           <w:lang w:val="it-IT"/>
         </w:rPr>
-        <w:lastRenderedPageBreak/>
         <w:t xml:space="preserve">Nel caso in cui un giocatore venga </w:t>
       </w:r>
       <w:r>
@@ -4497,6 +4529,7 @@
           <w:szCs w:val="20"/>
           <w:lang w:val="it-IT"/>
         </w:rPr>
+        <w:lastRenderedPageBreak/>
         <w:t xml:space="preserve">può chiamare un giocatore, </w:t>
       </w:r>
       <w:r>
@@ -5121,22 +5154,7 @@
           <w:szCs w:val="20"/>
           <w:lang w:val="it-IT"/>
         </w:rPr>
-        <w:t xml:space="preserve"> e, fermo restando quanto previsto dall’art. 11.2</w:t>
-      </w:r>
-      <w:r>
-        <w:rPr>
-          <w:sz w:val="20"/>
-          <w:szCs w:val="20"/>
-          <w:lang w:val="it-IT"/>
-        </w:rPr>
-      </w:r>
-      <w:r>
-        <w:rPr>
-          <w:sz w:val="20"/>
-          <w:szCs w:val="20"/>
-          <w:lang w:val="it-IT"/>
-        </w:rPr>
-        <w:t xml:space="preserve">., </w:t>
+        <w:t xml:space="preserve"> e, fermo restando quanto previsto dall’art. 11.2., </w:t>
       </w:r>
       <w:r>
         <w:rPr>
@@ -5285,20 +5303,6 @@
           <w:szCs w:val="20"/>
           <w:lang w:val="it-IT"/>
         </w:rPr>
-      </w:r>
-      <w:r>
-        <w:rPr>
-          <w:sz w:val="20"/>
-          <w:szCs w:val="20"/>
-          <w:lang w:val="it-IT"/>
-        </w:rPr>
-      </w:r>
-      <w:r>
-        <w:rPr>
-          <w:sz w:val="20"/>
-          <w:szCs w:val="20"/>
-          <w:lang w:val="it-IT"/>
-        </w:rPr>
         <w:t xml:space="preserve"> (</w:t>
       </w:r>
       <w:r>
@@ -5342,7 +5346,7 @@
           <w:szCs w:val="20"/>
           <w:lang w:val="it-IT"/>
         </w:rPr>
-        <w:t xml:space="preserve">Il limite temporale per l’inserimento e la modifica della formazione coincide con l’inizio della giornata (fischio d’inizio della prima gara del turno). Trascorso tale termine non è più consentita alcuna modifica alla formazione schierata.</w:t>
+        <w:t>Il limite temporale per l’inserimento e la modifica della formazione coincide con l’inizio della giornata (fischio d’inizio della prima gara del turno). Trascorso tale termine non è più consentita alcuna modifica alla formazione schierata.</w:t>
       </w:r>
     </w:p>
     <w:p>
@@ -7049,7 +7053,6 @@
           <w:szCs w:val="20"/>
           <w:lang w:val="it-IT"/>
         </w:rPr>
-        <w:lastRenderedPageBreak/>
         <w:t xml:space="preserve">Il </w:t>
       </w:r>
       <w:r>
@@ -7366,13 +7369,6 @@
           <w:lang w:val="it-IT"/>
         </w:rPr>
         <w:t>di cui all’art. 10</w:t>
-      </w:r>
-      <w:r>
-        <w:rPr>
-          <w:sz w:val="20"/>
-          <w:szCs w:val="20"/>
-          <w:lang w:val="it-IT"/>
-        </w:rPr>
       </w:r>
       <w:r>
         <w:rPr>
@@ -9331,7 +9327,7 @@
 </file>
 
 <file path=word/endnotes.xml><?xml version="1.0" encoding="utf-8"?>
-<w:endnotes xmlns:wpc="http://schemas.microsoft.com/office/word/2010/wordprocessingCanvas" xmlns:cx="http://schemas.microsoft.com/office/drawing/2014/chartex" xmlns:cx1="http://schemas.microsoft.com/office/drawing/2015/9/8/chartex" xmlns:cx2="http://schemas.microsoft.com/office/drawing/2015/10/21/chartex" xmlns:cx3="http://schemas.microsoft.com/office/drawing/2016/5/9/chartex" xmlns:cx4="http://schemas.microsoft.com/office/drawing/2016/5/10/chartex" xmlns:cx5="http://schemas.microsoft.com/office/drawing/2016/5/11/chartex" xmlns:cx6="http://schemas.microsoft.com/office/drawing/2016/5/12/chartex" xmlns:cx7="http://schemas.microsoft.com/office/drawing/2016/5/13/chartex" xmlns:cx8="http://schemas.microsoft.com/office/drawing/2016/5/14/chartex" xmlns:mc="http://schemas.openxmlformats.org/markup-compatibility/2006" xmlns:aink="http://schemas.microsoft.com/office/drawing/2016/ink" xmlns:am3d="http://schemas.microsoft.com/office/drawing/2017/model3d" xmlns:o="urn:schemas-microsoft-com:office:office" xmlns:oel="http://schemas.microsoft.com/office/2019/extlst" xmlns:r="http://schemas.openxmlformats.org/officeDocument/2006/relationships" xmlns:m="http://schemas.openxmlformats.org/officeDocument/2006/math" xmlns:v="urn:schemas-microsoft-com:vml" xmlns:wp14="http://schemas.microsoft.com/office/word/2010/wordprocessingDrawing" xmlns:wp="http://schemas.openxmlformats.org/drawingml/2006/wordprocessingDrawing" xmlns:w10="urn:schemas-microsoft-com:office:word" xmlns:w="http://schemas.openxmlformats.org/wordprocessingml/2006/main" xmlns:w14="http://schemas.microsoft.com/office/word/2010/wordml" xmlns:w15="http://schemas.microsoft.com/office/word/2012/wordml" xmlns:w16cex="http://schemas.microsoft.com/office/word/2018/wordml/cex" xmlns:w16cid="http://schemas.microsoft.com/office/word/2016/wordml/cid" xmlns:w16="http://schemas.microsoft.com/office/word/2018/wordml" xmlns:w16du="http://schemas.microsoft.com/office/word/2023/wordml/word16du" xmlns:w16sdtdh="http://schemas.microsoft.com/office/word/2020/wordml/sdtdatahash" xmlns:w16sdtfl="http://schemas.microsoft.com/office/word/2024/wordml/sdtformatlock" xmlns:w16se="http://schemas.microsoft.com/office/word/2015/wordml/symex" xmlns:wpg="http://schemas.microsoft.com/office/word/2010/wordprocessingGroup" xmlns:wpi="http://schemas.microsoft.com/office/word/2010/wordprocessingInk" xmlns:wne="http://schemas.microsoft.com/office/word/2006/wordml" xmlns:wps="http://schemas.microsoft.com/office/word/2010/wordprocessingShape" mc:Ignorable="w14 w15 w16se w16cid w16 w16cex w16sdtdh w16sdtfl w16du wp14">
+<w:endnotes xmlns:wpc="http://schemas.microsoft.com/office/word/2010/wordprocessingCanvas" xmlns:cx="http://schemas.microsoft.com/office/drawing/2014/chartex" xmlns:cx1="http://schemas.microsoft.com/office/drawing/2015/9/8/chartex" xmlns:cx2="http://schemas.microsoft.com/office/drawing/2015/10/21/chartex" xmlns:cx3="http://schemas.microsoft.com/office/drawing/2016/5/9/chartex" xmlns:cx4="http://schemas.microsoft.com/office/drawing/2016/5/10/chartex" xmlns:cx5="http://schemas.microsoft.com/office/drawing/2016/5/11/chartex" xmlns:cx6="http://schemas.microsoft.com/office/drawing/2016/5/12/chartex" xmlns:cx7="http://schemas.microsoft.com/office/drawing/2016/5/13/chartex" xmlns:cx8="http://schemas.microsoft.com/office/drawing/2016/5/14/chartex" xmlns:mc="http://schemas.openxmlformats.org/markup-compatibility/2006" xmlns:aink="http://schemas.microsoft.com/office/drawing/2016/ink" xmlns:am3d="http://schemas.microsoft.com/office/drawing/2017/model3d" xmlns:o="urn:schemas-microsoft-com:office:office" xmlns:oel="http://schemas.microsoft.com/office/2019/extlst" xmlns:r="http://schemas.openxmlformats.org/officeDocument/2006/relationships" xmlns:m="http://schemas.openxmlformats.org/officeDocument/2006/math" xmlns:v="urn:schemas-microsoft-com:vml" xmlns:wp14="http://schemas.microsoft.com/office/word/2010/wordprocessingDrawing" xmlns:wp="http://schemas.openxmlformats.org/drawingml/2006/wordprocessingDrawing" xmlns:w10="urn:schemas-microsoft-com:office:word" xmlns:w="http://schemas.openxmlformats.org/wordprocessingml/2006/main" xmlns:w14="http://schemas.microsoft.com/office/word/2010/wordml" xmlns:w15="http://schemas.microsoft.com/office/word/2012/wordml" xmlns:w16cei="http://schemas.microsoft.com/office/word/2026/wordml/cei" xmlns:w16cex="http://schemas.microsoft.com/office/word/2018/wordml/cex" xmlns:w16cid="http://schemas.microsoft.com/office/word/2016/wordml/cid" xmlns:w16="http://schemas.microsoft.com/office/word/2018/wordml" xmlns:w16du="http://schemas.microsoft.com/office/word/2023/wordml/word16du" xmlns:w16sdtdh="http://schemas.microsoft.com/office/word/2020/wordml/sdtdatahash" xmlns:w16sdtfl="http://schemas.microsoft.com/office/word/2024/wordml/sdtformatlock" xmlns:w16se="http://schemas.microsoft.com/office/word/2015/wordml/symex" xmlns:wpg="http://schemas.microsoft.com/office/word/2010/wordprocessingGroup" xmlns:wpi="http://schemas.microsoft.com/office/word/2010/wordprocessingInk" xmlns:wne="http://schemas.microsoft.com/office/word/2006/wordml" xmlns:wps="http://schemas.microsoft.com/office/word/2010/wordprocessingShape" mc:Ignorable="w14 w15 w16se w16cid w16 w16cex w16sdtdh w16sdtfl w16du wp14">
   <w:endnote w:type="separator" w:id="-1">
     <w:p>
       <w:pPr>
@@ -9356,7 +9352,7 @@
 </file>
 
 <file path=word/footer1.xml><?xml version="1.0" encoding="utf-8"?>
-<w:ftr xmlns:wpc="http://schemas.microsoft.com/office/word/2010/wordprocessingCanvas" xmlns:cx="http://schemas.microsoft.com/office/drawing/2014/chartex" xmlns:cx1="http://schemas.microsoft.com/office/drawing/2015/9/8/chartex" xmlns:cx2="http://schemas.microsoft.com/office/drawing/2015/10/21/chartex" xmlns:cx3="http://schemas.microsoft.com/office/drawing/2016/5/9/chartex" xmlns:cx4="http://schemas.microsoft.com/office/drawing/2016/5/10/chartex" xmlns:cx5="http://schemas.microsoft.com/office/drawing/2016/5/11/chartex" xmlns:cx6="http://schemas.microsoft.com/office/drawing/2016/5/12/chartex" xmlns:cx7="http://schemas.microsoft.com/office/drawing/2016/5/13/chartex" xmlns:cx8="http://schemas.microsoft.com/office/drawing/2016/5/14/chartex" xmlns:mc="http://schemas.openxmlformats.org/markup-compatibility/2006" xmlns:aink="http://schemas.microsoft.com/office/drawing/2016/ink" xmlns:am3d="http://schemas.microsoft.com/office/drawing/2017/model3d" xmlns:o="urn:schemas-microsoft-com:office:office" xmlns:oel="http://schemas.microsoft.com/office/2019/extlst" xmlns:r="http://schemas.openxmlformats.org/officeDocument/2006/relationships" xmlns:m="http://schemas.openxmlformats.org/officeDocument/2006/math" xmlns:v="urn:schemas-microsoft-com:vml" xmlns:wp14="http://schemas.microsoft.com/office/word/2010/wordprocessingDrawing" xmlns:wp="http://schemas.openxmlformats.org/drawingml/2006/wordprocessingDrawing" xmlns:w10="urn:schemas-microsoft-com:office:word" xmlns:w="http://schemas.openxmlformats.org/wordprocessingml/2006/main" xmlns:w14="http://schemas.microsoft.com/office/word/2010/wordml" xmlns:w15="http://schemas.microsoft.com/office/word/2012/wordml" xmlns:w16cex="http://schemas.microsoft.com/office/word/2018/wordml/cex" xmlns:w16cid="http://schemas.microsoft.com/office/word/2016/wordml/cid" xmlns:w16="http://schemas.microsoft.com/office/word/2018/wordml" xmlns:w16du="http://schemas.microsoft.com/office/word/2023/wordml/word16du" xmlns:w16sdtdh="http://schemas.microsoft.com/office/word/2020/wordml/sdtdatahash" xmlns:w16sdtfl="http://schemas.microsoft.com/office/word/2024/wordml/sdtformatlock" xmlns:w16se="http://schemas.microsoft.com/office/word/2015/wordml/symex" xmlns:wpg="http://schemas.microsoft.com/office/word/2010/wordprocessingGroup" xmlns:wpi="http://schemas.microsoft.com/office/word/2010/wordprocessingInk" xmlns:wne="http://schemas.microsoft.com/office/word/2006/wordml" xmlns:wps="http://schemas.microsoft.com/office/word/2010/wordprocessingShape" mc:Ignorable="w14 w15 w16se w16cid w16 w16cex w16sdtdh w16sdtfl w16du wp14">
+<w:ftr xmlns:wpc="http://schemas.microsoft.com/office/word/2010/wordprocessingCanvas" xmlns:cx="http://schemas.microsoft.com/office/drawing/2014/chartex" xmlns:cx1="http://schemas.microsoft.com/office/drawing/2015/9/8/chartex" xmlns:cx2="http://schemas.microsoft.com/office/drawing/2015/10/21/chartex" xmlns:cx3="http://schemas.microsoft.com/office/drawing/2016/5/9/chartex" xmlns:cx4="http://schemas.microsoft.com/office/drawing/2016/5/10/chartex" xmlns:cx5="http://schemas.microsoft.com/office/drawing/2016/5/11/chartex" xmlns:cx6="http://schemas.microsoft.com/office/drawing/2016/5/12/chartex" xmlns:cx7="http://schemas.microsoft.com/office/drawing/2016/5/13/chartex" xmlns:cx8="http://schemas.microsoft.com/office/drawing/2016/5/14/chartex" xmlns:mc="http://schemas.openxmlformats.org/markup-compatibility/2006" xmlns:aink="http://schemas.microsoft.com/office/drawing/2016/ink" xmlns:am3d="http://schemas.microsoft.com/office/drawing/2017/model3d" xmlns:o="urn:schemas-microsoft-com:office:office" xmlns:oel="http://schemas.microsoft.com/office/2019/extlst" xmlns:r="http://schemas.openxmlformats.org/officeDocument/2006/relationships" xmlns:m="http://schemas.openxmlformats.org/officeDocument/2006/math" xmlns:v="urn:schemas-microsoft-com:vml" xmlns:wp14="http://schemas.microsoft.com/office/word/2010/wordprocessingDrawing" xmlns:wp="http://schemas.openxmlformats.org/drawingml/2006/wordprocessingDrawing" xmlns:w10="urn:schemas-microsoft-com:office:word" xmlns:w="http://schemas.openxmlformats.org/wordprocessingml/2006/main" xmlns:w14="http://schemas.microsoft.com/office/word/2010/wordml" xmlns:w15="http://schemas.microsoft.com/office/word/2012/wordml" xmlns:w16cei="http://schemas.microsoft.com/office/word/2026/wordml/cei" xmlns:w16cex="http://schemas.microsoft.com/office/word/2018/wordml/cex" xmlns:w16cid="http://schemas.microsoft.com/office/word/2016/wordml/cid" xmlns:w16="http://schemas.microsoft.com/office/word/2018/wordml" xmlns:w16du="http://schemas.microsoft.com/office/word/2023/wordml/word16du" xmlns:w16sdtdh="http://schemas.microsoft.com/office/word/2020/wordml/sdtdatahash" xmlns:w16sdtfl="http://schemas.microsoft.com/office/word/2024/wordml/sdtformatlock" xmlns:w16se="http://schemas.microsoft.com/office/word/2015/wordml/symex" xmlns:wpg="http://schemas.microsoft.com/office/word/2010/wordprocessingGroup" xmlns:wpi="http://schemas.microsoft.com/office/word/2010/wordprocessingInk" xmlns:wne="http://schemas.microsoft.com/office/word/2006/wordml" xmlns:wps="http://schemas.microsoft.com/office/word/2010/wordprocessingShape" mc:Ignorable="w14 w15 w16se w16cid w16 w16cex w16sdtdh w16sdtfl w16du wp14">
   <w:sdt>
     <w:sdtPr>
       <w:rPr>
@@ -9535,7 +9531,7 @@
 </file>
 
 <file path=word/footnotes.xml><?xml version="1.0" encoding="utf-8"?>
-<w:footnotes xmlns:wpc="http://schemas.microsoft.com/office/word/2010/wordprocessingCanvas" xmlns:cx="http://schemas.microsoft.com/office/drawing/2014/chartex" xmlns:cx1="http://schemas.microsoft.com/office/drawing/2015/9/8/chartex" xmlns:cx2="http://schemas.microsoft.com/office/drawing/2015/10/21/chartex" xmlns:cx3="http://schemas.microsoft.com/office/drawing/2016/5/9/chartex" xmlns:cx4="http://schemas.microsoft.com/office/drawing/2016/5/10/chartex" xmlns:cx5="http://schemas.microsoft.com/office/drawing/2016/5/11/chartex" xmlns:cx6="http://schemas.microsoft.com/office/drawing/2016/5/12/chartex" xmlns:cx7="http://schemas.microsoft.com/office/drawing/2016/5/13/chartex" xmlns:cx8="http://schemas.microsoft.com/office/drawing/2016/5/14/chartex" xmlns:mc="http://schemas.openxmlformats.org/markup-compatibility/2006" xmlns:aink="http://schemas.microsoft.com/office/drawing/2016/ink" xmlns:am3d="http://schemas.microsoft.com/office/drawing/2017/model3d" xmlns:o="urn:schemas-microsoft-com:office:office" xmlns:oel="http://schemas.microsoft.com/office/2019/extlst" xmlns:r="http://schemas.openxmlformats.org/officeDocument/2006/relationships" xmlns:m="http://schemas.openxmlformats.org/officeDocument/2006/math" xmlns:v="urn:schemas-microsoft-com:vml" xmlns:wp14="http://schemas.microsoft.com/office/word/2010/wordprocessingDrawing" xmlns:wp="http://schemas.openxmlformats.org/drawingml/2006/wordprocessingDrawing" xmlns:w10="urn:schemas-microsoft-com:office:word" xmlns:w="http://schemas.openxmlformats.org/wordprocessingml/2006/main" xmlns:w14="http://schemas.microsoft.com/office/word/2010/wordml" xmlns:w15="http://schemas.microsoft.com/office/word/2012/wordml" xmlns:w16cex="http://schemas.microsoft.com/office/word/2018/wordml/cex" xmlns:w16cid="http://schemas.microsoft.com/office/word/2016/wordml/cid" xmlns:w16="http://schemas.microsoft.com/office/word/2018/wordml" xmlns:w16du="http://schemas.microsoft.com/office/word/2023/wordml/word16du" xmlns:w16sdtdh="http://schemas.microsoft.com/office/word/2020/wordml/sdtdatahash" xmlns:w16sdtfl="http://schemas.microsoft.com/office/word/2024/wordml/sdtformatlock" xmlns:w16se="http://schemas.microsoft.com/office/word/2015/wordml/symex" xmlns:wpg="http://schemas.microsoft.com/office/word/2010/wordprocessingGroup" xmlns:wpi="http://schemas.microsoft.com/office/word/2010/wordprocessingInk" xmlns:wne="http://schemas.microsoft.com/office/word/2006/wordml" xmlns:wps="http://schemas.microsoft.com/office/word/2010/wordprocessingShape" mc:Ignorable="w14 w15 w16se w16cid w16 w16cex w16sdtdh w16sdtfl w16du wp14">
+<w:footnotes xmlns:wpc="http://schemas.microsoft.com/office/word/2010/wordprocessingCanvas" xmlns:cx="http://schemas.microsoft.com/office/drawing/2014/chartex" xmlns:cx1="http://schemas.microsoft.com/office/drawing/2015/9/8/chartex" xmlns:cx2="http://schemas.microsoft.com/office/drawing/2015/10/21/chartex" xmlns:cx3="http://schemas.microsoft.com/office/drawing/2016/5/9/chartex" xmlns:cx4="http://schemas.microsoft.com/office/drawing/2016/5/10/chartex" xmlns:cx5="http://schemas.microsoft.com/office/drawing/2016/5/11/chartex" xmlns:cx6="http://schemas.microsoft.com/office/drawing/2016/5/12/chartex" xmlns:cx7="http://schemas.microsoft.com/office/drawing/2016/5/13/chartex" xmlns:cx8="http://schemas.microsoft.com/office/drawing/2016/5/14/chartex" xmlns:mc="http://schemas.openxmlformats.org/markup-compatibility/2006" xmlns:aink="http://schemas.microsoft.com/office/drawing/2016/ink" xmlns:am3d="http://schemas.microsoft.com/office/drawing/2017/model3d" xmlns:o="urn:schemas-microsoft-com:office:office" xmlns:oel="http://schemas.microsoft.com/office/2019/extlst" xmlns:r="http://schemas.openxmlformats.org/officeDocument/2006/relationships" xmlns:m="http://schemas.openxmlformats.org/officeDocument/2006/math" xmlns:v="urn:schemas-microsoft-com:vml" xmlns:wp14="http://schemas.microsoft.com/office/word/2010/wordprocessingDrawing" xmlns:wp="http://schemas.openxmlformats.org/drawingml/2006/wordprocessingDrawing" xmlns:w10="urn:schemas-microsoft-com:office:word" xmlns:w="http://schemas.openxmlformats.org/wordprocessingml/2006/main" xmlns:w14="http://schemas.microsoft.com/office/word/2010/wordml" xmlns:w15="http://schemas.microsoft.com/office/word/2012/wordml" xmlns:w16cei="http://schemas.microsoft.com/office/word/2026/wordml/cei" xmlns:w16cex="http://schemas.microsoft.com/office/word/2018/wordml/cex" xmlns:w16cid="http://schemas.microsoft.com/office/word/2016/wordml/cid" xmlns:w16="http://schemas.microsoft.com/office/word/2018/wordml" xmlns:w16du="http://schemas.microsoft.com/office/word/2023/wordml/word16du" xmlns:w16sdtdh="http://schemas.microsoft.com/office/word/2020/wordml/sdtdatahash" xmlns:w16sdtfl="http://schemas.microsoft.com/office/word/2024/wordml/sdtformatlock" xmlns:w16se="http://schemas.microsoft.com/office/word/2015/wordml/symex" xmlns:wpg="http://schemas.microsoft.com/office/word/2010/wordprocessingGroup" xmlns:wpi="http://schemas.microsoft.com/office/word/2010/wordprocessingInk" xmlns:wne="http://schemas.microsoft.com/office/word/2006/wordml" xmlns:wps="http://schemas.microsoft.com/office/word/2010/wordprocessingShape" mc:Ignorable="w14 w15 w16se w16cid w16 w16cex w16sdtdh w16sdtfl w16du wp14">
   <w:footnote w:type="separator" w:id="-1">
     <w:p>
       <w:pPr>
@@ -9560,7 +9556,7 @@
 </file>
 
 <file path=word/numbering.xml><?xml version="1.0" encoding="utf-8"?>
-<w:numbering xmlns:wpc="http://schemas.microsoft.com/office/word/2010/wordprocessingCanvas" xmlns:cx="http://schemas.microsoft.com/office/drawing/2014/chartex" xmlns:cx1="http://schemas.microsoft.com/office/drawing/2015/9/8/chartex" xmlns:cx2="http://schemas.microsoft.com/office/drawing/2015/10/21/chartex" xmlns:cx3="http://schemas.microsoft.com/office/drawing/2016/5/9/chartex" xmlns:cx4="http://schemas.microsoft.com/office/drawing/2016/5/10/chartex" xmlns:cx5="http://schemas.microsoft.com/office/drawing/2016/5/11/chartex" xmlns:cx6="http://schemas.microsoft.com/office/drawing/2016/5/12/chartex" xmlns:cx7="http://schemas.microsoft.com/office/drawing/2016/5/13/chartex" xmlns:cx8="http://schemas.microsoft.com/office/drawing/2016/5/14/chartex" xmlns:mc="http://schemas.openxmlformats.org/markup-compatibility/2006" xmlns:aink="http://schemas.microsoft.com/office/drawing/2016/ink" xmlns:am3d="http://schemas.microsoft.com/office/drawing/2017/model3d" xmlns:o="urn:schemas-microsoft-com:office:office" xmlns:oel="http://schemas.microsoft.com/office/2019/extlst" xmlns:r="http://schemas.openxmlformats.org/officeDocument/2006/relationships" xmlns:m="http://schemas.openxmlformats.org/officeDocument/2006/math" xmlns:v="urn:schemas-microsoft-com:vml" xmlns:wp14="http://schemas.microsoft.com/office/word/2010/wordprocessingDrawing" xmlns:wp="http://schemas.openxmlformats.org/drawingml/2006/wordprocessingDrawing" xmlns:w10="urn:schemas-microsoft-com:office:word" xmlns:w="http://schemas.openxmlformats.org/wordprocessingml/2006/main" xmlns:w14="http://schemas.microsoft.com/office/word/2010/wordml" xmlns:w15="http://schemas.microsoft.com/office/word/2012/wordml" xmlns:w16cex="http://schemas.microsoft.com/office/word/2018/wordml/cex" xmlns:w16cid="http://schemas.microsoft.com/office/word/2016/wordml/cid" xmlns:w16="http://schemas.microsoft.com/office/word/2018/wordml" xmlns:w16du="http://schemas.microsoft.com/office/word/2023/wordml/word16du" xmlns:w16sdtdh="http://schemas.microsoft.com/office/word/2020/wordml/sdtdatahash" xmlns:w16sdtfl="http://schemas.microsoft.com/office/word/2024/wordml/sdtformatlock" xmlns:w16se="http://schemas.microsoft.com/office/word/2015/wordml/symex" xmlns:wpg="http://schemas.microsoft.com/office/word/2010/wordprocessingGroup" xmlns:wpi="http://schemas.microsoft.com/office/word/2010/wordprocessingInk" xmlns:wne="http://schemas.microsoft.com/office/word/2006/wordml" xmlns:wps="http://schemas.microsoft.com/office/word/2010/wordprocessingShape" mc:Ignorable="w14 w15 w16se w16cid w16 w16cex w16sdtdh w16sdtfl w16du wp14">
+<w:numbering xmlns:wpc="http://schemas.microsoft.com/office/word/2010/wordprocessingCanvas" xmlns:cx="http://schemas.microsoft.com/office/drawing/2014/chartex" xmlns:cx1="http://schemas.microsoft.com/office/drawing/2015/9/8/chartex" xmlns:cx2="http://schemas.microsoft.com/office/drawing/2015/10/21/chartex" xmlns:cx3="http://schemas.microsoft.com/office/drawing/2016/5/9/chartex" xmlns:cx4="http://schemas.microsoft.com/office/drawing/2016/5/10/chartex" xmlns:cx5="http://schemas.microsoft.com/office/drawing/2016/5/11/chartex" xmlns:cx6="http://schemas.microsoft.com/office/drawing/2016/5/12/chartex" xmlns:cx7="http://schemas.microsoft.com/office/drawing/2016/5/13/chartex" xmlns:cx8="http://schemas.microsoft.com/office/drawing/2016/5/14/chartex" xmlns:mc="http://schemas.openxmlformats.org/markup-compatibility/2006" xmlns:aink="http://schemas.microsoft.com/office/drawing/2016/ink" xmlns:am3d="http://schemas.microsoft.com/office/drawing/2017/model3d" xmlns:o="urn:schemas-microsoft-com:office:office" xmlns:oel="http://schemas.microsoft.com/office/2019/extlst" xmlns:r="http://schemas.openxmlformats.org/officeDocument/2006/relationships" xmlns:m="http://schemas.openxmlformats.org/officeDocument/2006/math" xmlns:v="urn:schemas-microsoft-com:vml" xmlns:wp14="http://schemas.microsoft.com/office/word/2010/wordprocessingDrawing" xmlns:wp="http://schemas.openxmlformats.org/drawingml/2006/wordprocessingDrawing" xmlns:w10="urn:schemas-microsoft-com:office:word" xmlns:w="http://schemas.openxmlformats.org/wordprocessingml/2006/main" xmlns:w14="http://schemas.microsoft.com/office/word/2010/wordml" xmlns:w15="http://schemas.microsoft.com/office/word/2012/wordml" xmlns:w16cei="http://schemas.microsoft.com/office/word/2026/wordml/cei" xmlns:w16cex="http://schemas.microsoft.com/office/word/2018/wordml/cex" xmlns:w16cid="http://schemas.microsoft.com/office/word/2016/wordml/cid" xmlns:w16="http://schemas.microsoft.com/office/word/2018/wordml" xmlns:w16du="http://schemas.microsoft.com/office/word/2023/wordml/word16du" xmlns:w16sdtdh="http://schemas.microsoft.com/office/word/2020/wordml/sdtdatahash" xmlns:w16sdtfl="http://schemas.microsoft.com/office/word/2024/wordml/sdtformatlock" xmlns:w16se="http://schemas.microsoft.com/office/word/2015/wordml/symex" xmlns:wpg="http://schemas.microsoft.com/office/word/2010/wordprocessingGroup" xmlns:wpi="http://schemas.microsoft.com/office/word/2010/wordprocessingInk" xmlns:wne="http://schemas.microsoft.com/office/word/2006/wordml" xmlns:wps="http://schemas.microsoft.com/office/word/2010/wordprocessingShape" mc:Ignorable="w14 w15 w16se w16cid w16 w16cex w16sdtdh w16sdtfl w16du wp14">
   <w:abstractNum w:abstractNumId="0" w15:restartNumberingAfterBreak="0">
     <w:nsid w:val="00DC2B11"/>
     <w:multiLevelType w:val="hybridMultilevel"/>

--- a/originali/Regolamento Fantacluster 2025-2026.docx
+++ b/originali/Regolamento Fantacluster 2025-2026.docx
@@ -2714,6 +2714,31 @@
     <w:p>
       <w:pPr>
         <w:pStyle w:val="Paragrafoelenco"/>
+        <w:numPr>
+          <w:ilvl w:val="1"/>
+          <w:numId w:val="5"/>
+        </w:numPr>
+        <w:spacing w:after="0"/>
+        <w:ind w:left="851"/>
+        <w:jc w:val="both"/>
+        <w:rPr>
+          <w:sz w:val="20"/>
+          <w:szCs w:val="20"/>
+          <w:lang w:val="it-IT"/>
+        </w:rPr>
+      </w:pPr>
+      <w:r>
+        <w:rPr>
+          <w:sz w:val="20"/>
+          <w:szCs w:val="20"/>
+          <w:lang w:val="it-IT"/>
+        </w:rPr>
+        <w:t xml:space="preserve">I premi di cui alla Tabella B, anziché essere corrisposti in denaro, vengono investiti in strumenti finanziari. La scelta degli strumenti finanziari è decisa collegialmente da tutti i Fantallenatori durante l’asta di cui all’art. 4.</w:t>
+      </w:r>
+    </w:p>
+    <w:p>
+      <w:pPr>
+        <w:pStyle w:val="Paragrafoelenco"/>
         <w:spacing w:after="0"/>
         <w:ind w:left="851"/>
         <w:jc w:val="both"/>
@@ -5347,6 +5372,31 @@
           <w:lang w:val="it-IT"/>
         </w:rPr>
         <w:t>Il limite temporale per l’inserimento e la modifica della formazione coincide con l’inizio della giornata (fischio d’inizio della prima gara del turno). Trascorso tale termine non è più consentita alcuna modifica alla formazione schierata.</w:t>
+      </w:r>
+    </w:p>
+    <w:p>
+      <w:pPr>
+        <w:pStyle w:val="Paragrafoelenco"/>
+        <w:numPr>
+          <w:ilvl w:val="1"/>
+          <w:numId w:val="5"/>
+        </w:numPr>
+        <w:spacing w:after="0"/>
+        <w:ind w:left="851"/>
+        <w:jc w:val="both"/>
+        <w:rPr>
+          <w:sz w:val="20"/>
+          <w:szCs w:val="20"/>
+          <w:lang w:val="it-IT"/>
+        </w:rPr>
+      </w:pPr>
+      <w:r>
+        <w:rPr>
+          <w:sz w:val="20"/>
+          <w:szCs w:val="20"/>
+          <w:lang w:val="it-IT"/>
+        </w:rPr>
+        <w:t xml:space="preserve">In caso di mancato inserimento della formazione entro il termine di cui all’art. 8.4, il Fantallenatore viene penalizzato di 1 (un) punto nella classifica Fantacluster (campionato) per ogni giornata in cui si verifica l’inadempienza.</w:t>
       </w:r>
     </w:p>
     <w:p>
